--- a/deliveries/cases/FR/3.docx
+++ b/deliveries/cases/FR/3.docx
@@ -1,6 +1,6 @@
 
 <file path=word/document.xml><?xml version="1.0" encoding="utf-8"?>
-<w:document xmlns:wpc="http://schemas.microsoft.com/office/word/2010/wordprocessingCanvas" xmlns:cx="http://schemas.microsoft.com/office/drawing/2014/chartex" xmlns:mc="http://schemas.openxmlformats.org/markup-compatibility/2006" xmlns:o="urn:schemas-microsoft-com:office:office" xmlns:r="http://schemas.openxmlformats.org/officeDocument/2006/relationships" xmlns:m="http://schemas.openxmlformats.org/officeDocument/2006/math" xmlns:v="urn:schemas-microsoft-com:vml" xmlns:wp14="http://schemas.microsoft.com/office/word/2010/wordprocessingDrawing" xmlns:wp="http://schemas.openxmlformats.org/drawingml/2006/wordprocessingDrawing" xmlns:w10="urn:schemas-microsoft-com:office:word" xmlns:w="http://schemas.openxmlformats.org/wordprocessingml/2006/main" xmlns:w14="http://schemas.microsoft.com/office/word/2010/wordml" xmlns:w15="http://schemas.microsoft.com/office/word/2012/wordml" xmlns:w16se="http://schemas.microsoft.com/office/word/2015/wordml/symex" xmlns:wpg="http://schemas.microsoft.com/office/word/2010/wordprocessingGroup" xmlns:wpi="http://schemas.microsoft.com/office/word/2010/wordprocessingInk" xmlns:wne="http://schemas.microsoft.com/office/word/2006/wordml" xmlns:wps="http://schemas.microsoft.com/office/word/2010/wordprocessingShape" mc:Ignorable="w14 w15 w16se wp14">
+<w:document xmlns:wpc="http://schemas.microsoft.com/office/word/2010/wordprocessingCanvas" xmlns:cx="http://schemas.microsoft.com/office/drawing/2014/chartex" xmlns:cx1="http://schemas.microsoft.com/office/drawing/2015/9/8/chartex" xmlns:cx2="http://schemas.microsoft.com/office/drawing/2015/10/21/chartex" xmlns:cx3="http://schemas.microsoft.com/office/drawing/2016/5/9/chartex" xmlns:cx4="http://schemas.microsoft.com/office/drawing/2016/5/10/chartex" xmlns:cx5="http://schemas.microsoft.com/office/drawing/2016/5/11/chartex" xmlns:cx6="http://schemas.microsoft.com/office/drawing/2016/5/12/chartex" xmlns:cx7="http://schemas.microsoft.com/office/drawing/2016/5/13/chartex" xmlns:cx8="http://schemas.microsoft.com/office/drawing/2016/5/14/chartex" xmlns:mc="http://schemas.openxmlformats.org/markup-compatibility/2006" xmlns:aink="http://schemas.microsoft.com/office/drawing/2016/ink" xmlns:am3d="http://schemas.microsoft.com/office/drawing/2017/model3d" xmlns:o="urn:schemas-microsoft-com:office:office" xmlns:oel="http://schemas.microsoft.com/office/2019/extlst" xmlns:r="http://schemas.openxmlformats.org/officeDocument/2006/relationships" xmlns:m="http://schemas.openxmlformats.org/officeDocument/2006/math" xmlns:v="urn:schemas-microsoft-com:vml" xmlns:wp14="http://schemas.microsoft.com/office/word/2010/wordprocessingDrawing" xmlns:wp="http://schemas.openxmlformats.org/drawingml/2006/wordprocessingDrawing" xmlns:w10="urn:schemas-microsoft-com:office:word" xmlns:w="http://schemas.openxmlformats.org/wordprocessingml/2006/main" xmlns:w14="http://schemas.microsoft.com/office/word/2010/wordml" xmlns:w15="http://schemas.microsoft.com/office/word/2012/wordml" xmlns:w16cex="http://schemas.microsoft.com/office/word/2018/wordml/cex" xmlns:w16cid="http://schemas.microsoft.com/office/word/2016/wordml/cid" xmlns:w16="http://schemas.microsoft.com/office/word/2018/wordml" xmlns:w16du="http://schemas.microsoft.com/office/word/2023/wordml/word16du" xmlns:w16sdtdh="http://schemas.microsoft.com/office/word/2020/wordml/sdtdatahash" xmlns:w16se="http://schemas.microsoft.com/office/word/2015/wordml/symex" xmlns:wpg="http://schemas.microsoft.com/office/word/2010/wordprocessingGroup" xmlns:wpi="http://schemas.microsoft.com/office/word/2010/wordprocessingInk" xmlns:wne="http://schemas.microsoft.com/office/word/2006/wordml" xmlns:wps="http://schemas.microsoft.com/office/word/2010/wordprocessingShape" mc:Ignorable="w14 w15 w16se w16cid w16 w16cex w16sdtdh w16du wp14">
   <w:body>
     <w:p>
       <w:pPr>
@@ -1038,9 +1038,11 @@
               <w:bCs w:val="0"/>
               <w:caps w:val="0"/>
               <w:noProof/>
-              <w:sz w:val="22"/>
-              <w:szCs w:val="22"/>
-              <w:lang w:eastAsia="en-US"/>
+              <w:kern w:val="2"/>
+              <w:sz w:val="24"/>
+              <w:szCs w:val="24"/>
+              <w:lang w:val="en-LU" w:eastAsia="en-GB"/>
+              <w14:ligatures w14:val="standardContextual"/>
             </w:rPr>
           </w:pPr>
           <w:r>
@@ -1055,7 +1057,7 @@
           <w:r>
             <w:fldChar w:fldCharType="separate"/>
           </w:r>
-          <w:hyperlink w:anchor="_Toc102393843" w:history="1">
+          <w:hyperlink w:anchor="_Toc229569003" w:history="1">
             <w:r>
               <w:rPr>
                 <w:rStyle w:val="Hyperlink"/>
@@ -1071,9 +1073,11 @@
                 <w:bCs w:val="0"/>
                 <w:caps w:val="0"/>
                 <w:noProof/>
-                <w:sz w:val="22"/>
-                <w:szCs w:val="22"/>
-                <w:lang w:eastAsia="en-US"/>
+                <w:kern w:val="2"/>
+                <w:sz w:val="24"/>
+                <w:szCs w:val="24"/>
+                <w:lang w:val="en-LU" w:eastAsia="en-GB"/>
+                <w14:ligatures w14:val="standardContextual"/>
               </w:rPr>
               <w:tab/>
             </w:r>
@@ -1104,7 +1108,7 @@
                 <w:noProof/>
                 <w:webHidden/>
               </w:rPr>
-              <w:instrText xml:space="preserve"> PAGEREF _Toc102393843 \h </w:instrText>
+              <w:instrText xml:space="preserve"> PAGEREF _Toc229569003 \h </w:instrText>
             </w:r>
             <w:r>
               <w:rPr>
@@ -1146,12 +1150,14 @@
               <w:rFonts w:asciiTheme="minorHAnsi" w:eastAsiaTheme="minorEastAsia" w:hAnsiTheme="minorHAnsi" w:cstheme="minorBidi"/>
               <w:smallCaps w:val="0"/>
               <w:noProof/>
-              <w:sz w:val="22"/>
-              <w:szCs w:val="22"/>
-              <w:lang w:eastAsia="en-US"/>
+              <w:kern w:val="2"/>
+              <w:sz w:val="24"/>
+              <w:szCs w:val="24"/>
+              <w:lang w:val="en-LU" w:eastAsia="en-GB"/>
+              <w14:ligatures w14:val="standardContextual"/>
             </w:rPr>
           </w:pPr>
-          <w:hyperlink w:anchor="_Toc102393844" w:history="1">
+          <w:hyperlink w:anchor="_Toc229569004" w:history="1">
             <w:r>
               <w:rPr>
                 <w:rStyle w:val="Hyperlink"/>
@@ -1167,9 +1173,11 @@
                 <w:rFonts w:asciiTheme="minorHAnsi" w:eastAsiaTheme="minorEastAsia" w:hAnsiTheme="minorHAnsi" w:cstheme="minorBidi"/>
                 <w:smallCaps w:val="0"/>
                 <w:noProof/>
-                <w:sz w:val="22"/>
-                <w:szCs w:val="22"/>
-                <w:lang w:eastAsia="en-US"/>
+                <w:kern w:val="2"/>
+                <w:sz w:val="24"/>
+                <w:szCs w:val="24"/>
+                <w:lang w:val="en-LU" w:eastAsia="en-GB"/>
+                <w14:ligatures w14:val="standardContextual"/>
               </w:rPr>
               <w:tab/>
             </w:r>
@@ -1200,7 +1208,7 @@
                 <w:noProof/>
                 <w:webHidden/>
               </w:rPr>
-              <w:instrText xml:space="preserve"> PAGEREF _Toc102393844 \h </w:instrText>
+              <w:instrText xml:space="preserve"> PAGEREF _Toc229569004 \h </w:instrText>
             </w:r>
             <w:r>
               <w:rPr>
@@ -1242,12 +1250,14 @@
               <w:rFonts w:asciiTheme="minorHAnsi" w:eastAsiaTheme="minorEastAsia" w:hAnsiTheme="minorHAnsi" w:cstheme="minorBidi"/>
               <w:smallCaps w:val="0"/>
               <w:noProof/>
-              <w:sz w:val="22"/>
-              <w:szCs w:val="22"/>
-              <w:lang w:eastAsia="en-US"/>
+              <w:kern w:val="2"/>
+              <w:sz w:val="24"/>
+              <w:szCs w:val="24"/>
+              <w:lang w:val="en-LU" w:eastAsia="en-GB"/>
+              <w14:ligatures w14:val="standardContextual"/>
             </w:rPr>
           </w:pPr>
-          <w:hyperlink w:anchor="_Toc102393845" w:history="1">
+          <w:hyperlink w:anchor="_Toc229569005" w:history="1">
             <w:r>
               <w:rPr>
                 <w:rStyle w:val="Hyperlink"/>
@@ -1263,9 +1273,11 @@
                 <w:rFonts w:asciiTheme="minorHAnsi" w:eastAsiaTheme="minorEastAsia" w:hAnsiTheme="minorHAnsi" w:cstheme="minorBidi"/>
                 <w:smallCaps w:val="0"/>
                 <w:noProof/>
-                <w:sz w:val="22"/>
-                <w:szCs w:val="22"/>
-                <w:lang w:eastAsia="en-US"/>
+                <w:kern w:val="2"/>
+                <w:sz w:val="24"/>
+                <w:szCs w:val="24"/>
+                <w:lang w:val="en-LU" w:eastAsia="en-GB"/>
+                <w14:ligatures w14:val="standardContextual"/>
               </w:rPr>
               <w:tab/>
             </w:r>
@@ -1296,7 +1308,7 @@
                 <w:noProof/>
                 <w:webHidden/>
               </w:rPr>
-              <w:instrText xml:space="preserve"> PAGEREF _Toc102393845 \h </w:instrText>
+              <w:instrText xml:space="preserve"> PAGEREF _Toc229569005 \h </w:instrText>
             </w:r>
             <w:r>
               <w:rPr>
@@ -1338,12 +1350,14 @@
               <w:rFonts w:asciiTheme="minorHAnsi" w:eastAsiaTheme="minorEastAsia" w:hAnsiTheme="minorHAnsi" w:cstheme="minorBidi"/>
               <w:smallCaps w:val="0"/>
               <w:noProof/>
-              <w:sz w:val="22"/>
-              <w:szCs w:val="22"/>
-              <w:lang w:eastAsia="en-US"/>
+              <w:kern w:val="2"/>
+              <w:sz w:val="24"/>
+              <w:szCs w:val="24"/>
+              <w:lang w:val="en-LU" w:eastAsia="en-GB"/>
+              <w14:ligatures w14:val="standardContextual"/>
             </w:rPr>
           </w:pPr>
-          <w:hyperlink w:anchor="_Toc102393846" w:history="1">
+          <w:hyperlink w:anchor="_Toc229569006" w:history="1">
             <w:r>
               <w:rPr>
                 <w:rStyle w:val="Hyperlink"/>
@@ -1359,9 +1373,11 @@
                 <w:rFonts w:asciiTheme="minorHAnsi" w:eastAsiaTheme="minorEastAsia" w:hAnsiTheme="minorHAnsi" w:cstheme="minorBidi"/>
                 <w:smallCaps w:val="0"/>
                 <w:noProof/>
-                <w:sz w:val="22"/>
-                <w:szCs w:val="22"/>
-                <w:lang w:eastAsia="en-US"/>
+                <w:kern w:val="2"/>
+                <w:sz w:val="24"/>
+                <w:szCs w:val="24"/>
+                <w:lang w:val="en-LU" w:eastAsia="en-GB"/>
+                <w14:ligatures w14:val="standardContextual"/>
               </w:rPr>
               <w:tab/>
             </w:r>
@@ -1392,7 +1408,7 @@
                 <w:noProof/>
                 <w:webHidden/>
               </w:rPr>
-              <w:instrText xml:space="preserve"> PAGEREF _Toc102393846 \h </w:instrText>
+              <w:instrText xml:space="preserve"> PAGEREF _Toc229569006 \h </w:instrText>
             </w:r>
             <w:r>
               <w:rPr>
@@ -1434,12 +1450,14 @@
               <w:rFonts w:asciiTheme="minorHAnsi" w:eastAsiaTheme="minorEastAsia" w:hAnsiTheme="minorHAnsi" w:cstheme="minorBidi"/>
               <w:smallCaps w:val="0"/>
               <w:noProof/>
-              <w:sz w:val="22"/>
-              <w:szCs w:val="22"/>
-              <w:lang w:eastAsia="en-US"/>
+              <w:kern w:val="2"/>
+              <w:sz w:val="24"/>
+              <w:szCs w:val="24"/>
+              <w:lang w:val="en-LU" w:eastAsia="en-GB"/>
+              <w14:ligatures w14:val="standardContextual"/>
             </w:rPr>
           </w:pPr>
-          <w:hyperlink w:anchor="_Toc102393847" w:history="1">
+          <w:hyperlink w:anchor="_Toc229569007" w:history="1">
             <w:r>
               <w:rPr>
                 <w:rStyle w:val="Hyperlink"/>
@@ -1455,9 +1473,11 @@
                 <w:rFonts w:asciiTheme="minorHAnsi" w:eastAsiaTheme="minorEastAsia" w:hAnsiTheme="minorHAnsi" w:cstheme="minorBidi"/>
                 <w:smallCaps w:val="0"/>
                 <w:noProof/>
-                <w:sz w:val="22"/>
-                <w:szCs w:val="22"/>
-                <w:lang w:eastAsia="en-US"/>
+                <w:kern w:val="2"/>
+                <w:sz w:val="24"/>
+                <w:szCs w:val="24"/>
+                <w:lang w:val="en-LU" w:eastAsia="en-GB"/>
+                <w14:ligatures w14:val="standardContextual"/>
               </w:rPr>
               <w:tab/>
             </w:r>
@@ -1488,7 +1508,7 @@
                 <w:noProof/>
                 <w:webHidden/>
               </w:rPr>
-              <w:instrText xml:space="preserve"> PAGEREF _Toc102393847 \h </w:instrText>
+              <w:instrText xml:space="preserve"> PAGEREF _Toc229569007 \h </w:instrText>
             </w:r>
             <w:r>
               <w:rPr>
@@ -1530,12 +1550,14 @@
               <w:rFonts w:asciiTheme="minorHAnsi" w:eastAsiaTheme="minorEastAsia" w:hAnsiTheme="minorHAnsi" w:cstheme="minorBidi"/>
               <w:smallCaps w:val="0"/>
               <w:noProof/>
-              <w:sz w:val="22"/>
-              <w:szCs w:val="22"/>
-              <w:lang w:eastAsia="en-US"/>
+              <w:kern w:val="2"/>
+              <w:sz w:val="24"/>
+              <w:szCs w:val="24"/>
+              <w:lang w:val="en-LU" w:eastAsia="en-GB"/>
+              <w14:ligatures w14:val="standardContextual"/>
             </w:rPr>
           </w:pPr>
-          <w:hyperlink w:anchor="_Toc102393848" w:history="1">
+          <w:hyperlink w:anchor="_Toc229569008" w:history="1">
             <w:r>
               <w:rPr>
                 <w:rStyle w:val="Hyperlink"/>
@@ -1551,9 +1573,11 @@
                 <w:rFonts w:asciiTheme="minorHAnsi" w:eastAsiaTheme="minorEastAsia" w:hAnsiTheme="minorHAnsi" w:cstheme="minorBidi"/>
                 <w:smallCaps w:val="0"/>
                 <w:noProof/>
-                <w:sz w:val="22"/>
-                <w:szCs w:val="22"/>
-                <w:lang w:eastAsia="en-US"/>
+                <w:kern w:val="2"/>
+                <w:sz w:val="24"/>
+                <w:szCs w:val="24"/>
+                <w:lang w:val="en-LU" w:eastAsia="en-GB"/>
+                <w14:ligatures w14:val="standardContextual"/>
               </w:rPr>
               <w:tab/>
             </w:r>
@@ -1584,7 +1608,7 @@
                 <w:noProof/>
                 <w:webHidden/>
               </w:rPr>
-              <w:instrText xml:space="preserve"> PAGEREF _Toc102393848 \h </w:instrText>
+              <w:instrText xml:space="preserve"> PAGEREF _Toc229569008 \h </w:instrText>
             </w:r>
             <w:r>
               <w:rPr>
@@ -1628,12 +1652,14 @@
               <w:bCs w:val="0"/>
               <w:caps w:val="0"/>
               <w:noProof/>
-              <w:sz w:val="22"/>
-              <w:szCs w:val="22"/>
-              <w:lang w:eastAsia="en-US"/>
+              <w:kern w:val="2"/>
+              <w:sz w:val="24"/>
+              <w:szCs w:val="24"/>
+              <w:lang w:val="en-LU" w:eastAsia="en-GB"/>
+              <w14:ligatures w14:val="standardContextual"/>
             </w:rPr>
           </w:pPr>
-          <w:hyperlink w:anchor="_Toc102393849" w:history="1">
+          <w:hyperlink w:anchor="_Toc229569009" w:history="1">
             <w:r>
               <w:rPr>
                 <w:rStyle w:val="Hyperlink"/>
@@ -1649,9 +1675,11 @@
                 <w:bCs w:val="0"/>
                 <w:caps w:val="0"/>
                 <w:noProof/>
-                <w:sz w:val="22"/>
-                <w:szCs w:val="22"/>
-                <w:lang w:eastAsia="en-US"/>
+                <w:kern w:val="2"/>
+                <w:sz w:val="24"/>
+                <w:szCs w:val="24"/>
+                <w:lang w:val="en-LU" w:eastAsia="en-GB"/>
+                <w14:ligatures w14:val="standardContextual"/>
               </w:rPr>
               <w:tab/>
             </w:r>
@@ -1682,7 +1710,7 @@
                 <w:noProof/>
                 <w:webHidden/>
               </w:rPr>
-              <w:instrText xml:space="preserve"> PAGEREF _Toc102393849 \h </w:instrText>
+              <w:instrText xml:space="preserve"> PAGEREF _Toc229569009 \h </w:instrText>
             </w:r>
             <w:r>
               <w:rPr>
@@ -1724,12 +1752,14 @@
               <w:rFonts w:asciiTheme="minorHAnsi" w:eastAsiaTheme="minorEastAsia" w:hAnsiTheme="minorHAnsi" w:cstheme="minorBidi"/>
               <w:smallCaps w:val="0"/>
               <w:noProof/>
-              <w:sz w:val="22"/>
-              <w:szCs w:val="22"/>
-              <w:lang w:eastAsia="en-US"/>
+              <w:kern w:val="2"/>
+              <w:sz w:val="24"/>
+              <w:szCs w:val="24"/>
+              <w:lang w:val="en-LU" w:eastAsia="en-GB"/>
+              <w14:ligatures w14:val="standardContextual"/>
             </w:rPr>
           </w:pPr>
-          <w:hyperlink w:anchor="_Toc102393850" w:history="1">
+          <w:hyperlink w:anchor="_Toc229569010" w:history="1">
             <w:r>
               <w:rPr>
                 <w:rStyle w:val="Hyperlink"/>
@@ -1745,9 +1775,11 @@
                 <w:rFonts w:asciiTheme="minorHAnsi" w:eastAsiaTheme="minorEastAsia" w:hAnsiTheme="minorHAnsi" w:cstheme="minorBidi"/>
                 <w:smallCaps w:val="0"/>
                 <w:noProof/>
-                <w:sz w:val="22"/>
-                <w:szCs w:val="22"/>
-                <w:lang w:eastAsia="en-US"/>
+                <w:kern w:val="2"/>
+                <w:sz w:val="24"/>
+                <w:szCs w:val="24"/>
+                <w:lang w:val="en-LU" w:eastAsia="en-GB"/>
+                <w14:ligatures w14:val="standardContextual"/>
               </w:rPr>
               <w:tab/>
             </w:r>
@@ -1778,7 +1810,7 @@
                 <w:noProof/>
                 <w:webHidden/>
               </w:rPr>
-              <w:instrText xml:space="preserve"> PAGEREF _Toc102393850 \h </w:instrText>
+              <w:instrText xml:space="preserve"> PAGEREF _Toc229569010 \h </w:instrText>
             </w:r>
             <w:r>
               <w:rPr>
@@ -1820,12 +1852,14 @@
               <w:rFonts w:asciiTheme="minorHAnsi" w:eastAsiaTheme="minorEastAsia" w:hAnsiTheme="minorHAnsi" w:cstheme="minorBidi"/>
               <w:smallCaps w:val="0"/>
               <w:noProof/>
-              <w:sz w:val="22"/>
-              <w:szCs w:val="22"/>
-              <w:lang w:eastAsia="en-US"/>
+              <w:kern w:val="2"/>
+              <w:sz w:val="24"/>
+              <w:szCs w:val="24"/>
+              <w:lang w:val="en-LU" w:eastAsia="en-GB"/>
+              <w14:ligatures w14:val="standardContextual"/>
             </w:rPr>
           </w:pPr>
-          <w:hyperlink w:anchor="_Toc102393851" w:history="1">
+          <w:hyperlink w:anchor="_Toc229569011" w:history="1">
             <w:r>
               <w:rPr>
                 <w:rStyle w:val="Hyperlink"/>
@@ -1841,9 +1875,11 @@
                 <w:rFonts w:asciiTheme="minorHAnsi" w:eastAsiaTheme="minorEastAsia" w:hAnsiTheme="minorHAnsi" w:cstheme="minorBidi"/>
                 <w:smallCaps w:val="0"/>
                 <w:noProof/>
-                <w:sz w:val="22"/>
-                <w:szCs w:val="22"/>
-                <w:lang w:eastAsia="en-US"/>
+                <w:kern w:val="2"/>
+                <w:sz w:val="24"/>
+                <w:szCs w:val="24"/>
+                <w:lang w:val="en-LU" w:eastAsia="en-GB"/>
+                <w14:ligatures w14:val="standardContextual"/>
               </w:rPr>
               <w:tab/>
             </w:r>
@@ -1874,7 +1910,7 @@
                 <w:noProof/>
                 <w:webHidden/>
               </w:rPr>
-              <w:instrText xml:space="preserve"> PAGEREF _Toc102393851 \h </w:instrText>
+              <w:instrText xml:space="preserve"> PAGEREF _Toc229569011 \h </w:instrText>
             </w:r>
             <w:r>
               <w:rPr>
@@ -1917,12 +1953,14 @@
               <w:i w:val="0"/>
               <w:iCs w:val="0"/>
               <w:noProof/>
-              <w:sz w:val="22"/>
-              <w:szCs w:val="22"/>
-              <w:lang w:eastAsia="en-US"/>
+              <w:kern w:val="2"/>
+              <w:sz w:val="24"/>
+              <w:szCs w:val="24"/>
+              <w:lang w:val="en-LU" w:eastAsia="en-GB"/>
+              <w14:ligatures w14:val="standardContextual"/>
             </w:rPr>
           </w:pPr>
-          <w:hyperlink w:anchor="_Toc102393852" w:history="1">
+          <w:hyperlink w:anchor="_Toc229569012" w:history="1">
             <w:r>
               <w:rPr>
                 <w:rStyle w:val="Hyperlink"/>
@@ -1937,9 +1975,11 @@
                 <w:i w:val="0"/>
                 <w:iCs w:val="0"/>
                 <w:noProof/>
-                <w:sz w:val="22"/>
-                <w:szCs w:val="22"/>
-                <w:lang w:eastAsia="en-US"/>
+                <w:kern w:val="2"/>
+                <w:sz w:val="24"/>
+                <w:szCs w:val="24"/>
+                <w:lang w:val="en-LU" w:eastAsia="en-GB"/>
+                <w14:ligatures w14:val="standardContextual"/>
               </w:rPr>
               <w:tab/>
             </w:r>
@@ -1970,7 +2010,7 @@
                 <w:noProof/>
                 <w:webHidden/>
               </w:rPr>
-              <w:instrText xml:space="preserve"> PAGEREF _Toc102393852 \h </w:instrText>
+              <w:instrText xml:space="preserve"> PAGEREF _Toc229569012 \h </w:instrText>
             </w:r>
             <w:r>
               <w:rPr>
@@ -2013,12 +2053,14 @@
               <w:i w:val="0"/>
               <w:iCs w:val="0"/>
               <w:noProof/>
-              <w:sz w:val="22"/>
-              <w:szCs w:val="22"/>
-              <w:lang w:eastAsia="en-US"/>
+              <w:kern w:val="2"/>
+              <w:sz w:val="24"/>
+              <w:szCs w:val="24"/>
+              <w:lang w:val="en-LU" w:eastAsia="en-GB"/>
+              <w14:ligatures w14:val="standardContextual"/>
             </w:rPr>
           </w:pPr>
-          <w:hyperlink w:anchor="_Toc102393853" w:history="1">
+          <w:hyperlink w:anchor="_Toc229569013" w:history="1">
             <w:r>
               <w:rPr>
                 <w:rStyle w:val="Hyperlink"/>
@@ -2033,9 +2075,11 @@
                 <w:i w:val="0"/>
                 <w:iCs w:val="0"/>
                 <w:noProof/>
-                <w:sz w:val="22"/>
-                <w:szCs w:val="22"/>
-                <w:lang w:eastAsia="en-US"/>
+                <w:kern w:val="2"/>
+                <w:sz w:val="24"/>
+                <w:szCs w:val="24"/>
+                <w:lang w:val="en-LU" w:eastAsia="en-GB"/>
+                <w14:ligatures w14:val="standardContextual"/>
               </w:rPr>
               <w:tab/>
             </w:r>
@@ -2066,7 +2110,7 @@
                 <w:noProof/>
                 <w:webHidden/>
               </w:rPr>
-              <w:instrText xml:space="preserve"> PAGEREF _Toc102393853 \h </w:instrText>
+              <w:instrText xml:space="preserve"> PAGEREF _Toc229569013 \h </w:instrText>
             </w:r>
             <w:r>
               <w:rPr>
@@ -2109,12 +2153,14 @@
               <w:i w:val="0"/>
               <w:iCs w:val="0"/>
               <w:noProof/>
-              <w:sz w:val="22"/>
-              <w:szCs w:val="22"/>
-              <w:lang w:eastAsia="en-US"/>
+              <w:kern w:val="2"/>
+              <w:sz w:val="24"/>
+              <w:szCs w:val="24"/>
+              <w:lang w:val="en-LU" w:eastAsia="en-GB"/>
+              <w14:ligatures w14:val="standardContextual"/>
             </w:rPr>
           </w:pPr>
-          <w:hyperlink w:anchor="_Toc102393854" w:history="1">
+          <w:hyperlink w:anchor="_Toc229569014" w:history="1">
             <w:r>
               <w:rPr>
                 <w:rStyle w:val="Hyperlink"/>
@@ -2129,9 +2175,11 @@
                 <w:i w:val="0"/>
                 <w:iCs w:val="0"/>
                 <w:noProof/>
-                <w:sz w:val="22"/>
-                <w:szCs w:val="22"/>
-                <w:lang w:eastAsia="en-US"/>
+                <w:kern w:val="2"/>
+                <w:sz w:val="24"/>
+                <w:szCs w:val="24"/>
+                <w:lang w:val="en-LU" w:eastAsia="en-GB"/>
+                <w14:ligatures w14:val="standardContextual"/>
               </w:rPr>
               <w:tab/>
             </w:r>
@@ -2162,7 +2210,7 @@
                 <w:noProof/>
                 <w:webHidden/>
               </w:rPr>
-              <w:instrText xml:space="preserve"> PAGEREF _Toc102393854 \h </w:instrText>
+              <w:instrText xml:space="preserve"> PAGEREF _Toc229569014 \h </w:instrText>
             </w:r>
             <w:r>
               <w:rPr>
@@ -2205,12 +2253,14 @@
               <w:i w:val="0"/>
               <w:iCs w:val="0"/>
               <w:noProof/>
-              <w:sz w:val="22"/>
-              <w:szCs w:val="22"/>
-              <w:lang w:eastAsia="en-US"/>
+              <w:kern w:val="2"/>
+              <w:sz w:val="24"/>
+              <w:szCs w:val="24"/>
+              <w:lang w:val="en-LU" w:eastAsia="en-GB"/>
+              <w14:ligatures w14:val="standardContextual"/>
             </w:rPr>
           </w:pPr>
-          <w:hyperlink w:anchor="_Toc102393855" w:history="1">
+          <w:hyperlink w:anchor="_Toc229569015" w:history="1">
             <w:r>
               <w:rPr>
                 <w:rStyle w:val="Hyperlink"/>
@@ -2225,9 +2275,11 @@
                 <w:i w:val="0"/>
                 <w:iCs w:val="0"/>
                 <w:noProof/>
-                <w:sz w:val="22"/>
-                <w:szCs w:val="22"/>
-                <w:lang w:eastAsia="en-US"/>
+                <w:kern w:val="2"/>
+                <w:sz w:val="24"/>
+                <w:szCs w:val="24"/>
+                <w:lang w:val="en-LU" w:eastAsia="en-GB"/>
+                <w14:ligatures w14:val="standardContextual"/>
               </w:rPr>
               <w:tab/>
             </w:r>
@@ -2258,7 +2310,7 @@
                 <w:noProof/>
                 <w:webHidden/>
               </w:rPr>
-              <w:instrText xml:space="preserve"> PAGEREF _Toc102393855 \h </w:instrText>
+              <w:instrText xml:space="preserve"> PAGEREF _Toc229569015 \h </w:instrText>
             </w:r>
             <w:r>
               <w:rPr>
@@ -2301,12 +2353,14 @@
               <w:i w:val="0"/>
               <w:iCs w:val="0"/>
               <w:noProof/>
-              <w:sz w:val="22"/>
-              <w:szCs w:val="22"/>
-              <w:lang w:eastAsia="en-US"/>
+              <w:kern w:val="2"/>
+              <w:sz w:val="24"/>
+              <w:szCs w:val="24"/>
+              <w:lang w:val="en-LU" w:eastAsia="en-GB"/>
+              <w14:ligatures w14:val="standardContextual"/>
             </w:rPr>
           </w:pPr>
-          <w:hyperlink w:anchor="_Toc102393856" w:history="1">
+          <w:hyperlink w:anchor="_Toc229569016" w:history="1">
             <w:r>
               <w:rPr>
                 <w:rStyle w:val="Hyperlink"/>
@@ -2321,9 +2375,11 @@
                 <w:i w:val="0"/>
                 <w:iCs w:val="0"/>
                 <w:noProof/>
-                <w:sz w:val="22"/>
-                <w:szCs w:val="22"/>
-                <w:lang w:eastAsia="en-US"/>
+                <w:kern w:val="2"/>
+                <w:sz w:val="24"/>
+                <w:szCs w:val="24"/>
+                <w:lang w:val="en-LU" w:eastAsia="en-GB"/>
+                <w14:ligatures w14:val="standardContextual"/>
               </w:rPr>
               <w:tab/>
             </w:r>
@@ -2354,7 +2410,7 @@
                 <w:noProof/>
                 <w:webHidden/>
               </w:rPr>
-              <w:instrText xml:space="preserve"> PAGEREF _Toc102393856 \h </w:instrText>
+              <w:instrText xml:space="preserve"> PAGEREF _Toc229569016 \h </w:instrText>
             </w:r>
             <w:r>
               <w:rPr>
@@ -2397,12 +2453,14 @@
               <w:i w:val="0"/>
               <w:iCs w:val="0"/>
               <w:noProof/>
-              <w:sz w:val="22"/>
-              <w:szCs w:val="22"/>
-              <w:lang w:eastAsia="en-US"/>
+              <w:kern w:val="2"/>
+              <w:sz w:val="24"/>
+              <w:szCs w:val="24"/>
+              <w:lang w:val="en-LU" w:eastAsia="en-GB"/>
+              <w14:ligatures w14:val="standardContextual"/>
             </w:rPr>
           </w:pPr>
-          <w:hyperlink w:anchor="_Toc102393857" w:history="1">
+          <w:hyperlink w:anchor="_Toc229569017" w:history="1">
             <w:r>
               <w:rPr>
                 <w:rStyle w:val="Hyperlink"/>
@@ -2417,9 +2475,11 @@
                 <w:i w:val="0"/>
                 <w:iCs w:val="0"/>
                 <w:noProof/>
-                <w:sz w:val="22"/>
-                <w:szCs w:val="22"/>
-                <w:lang w:eastAsia="en-US"/>
+                <w:kern w:val="2"/>
+                <w:sz w:val="24"/>
+                <w:szCs w:val="24"/>
+                <w:lang w:val="en-LU" w:eastAsia="en-GB"/>
+                <w14:ligatures w14:val="standardContextual"/>
               </w:rPr>
               <w:tab/>
             </w:r>
@@ -2450,7 +2510,7 @@
                 <w:noProof/>
                 <w:webHidden/>
               </w:rPr>
-              <w:instrText xml:space="preserve"> PAGEREF _Toc102393857 \h </w:instrText>
+              <w:instrText xml:space="preserve"> PAGEREF _Toc229569017 \h </w:instrText>
             </w:r>
             <w:r>
               <w:rPr>
@@ -2493,12 +2553,14 @@
               <w:i w:val="0"/>
               <w:iCs w:val="0"/>
               <w:noProof/>
-              <w:sz w:val="22"/>
-              <w:szCs w:val="22"/>
-              <w:lang w:eastAsia="en-US"/>
+              <w:kern w:val="2"/>
+              <w:sz w:val="24"/>
+              <w:szCs w:val="24"/>
+              <w:lang w:val="en-LU" w:eastAsia="en-GB"/>
+              <w14:ligatures w14:val="standardContextual"/>
             </w:rPr>
           </w:pPr>
-          <w:hyperlink w:anchor="_Toc102393858" w:history="1">
+          <w:hyperlink w:anchor="_Toc229569018" w:history="1">
             <w:r>
               <w:rPr>
                 <w:rStyle w:val="Hyperlink"/>
@@ -2513,9 +2575,11 @@
                 <w:i w:val="0"/>
                 <w:iCs w:val="0"/>
                 <w:noProof/>
-                <w:sz w:val="22"/>
-                <w:szCs w:val="22"/>
-                <w:lang w:eastAsia="en-US"/>
+                <w:kern w:val="2"/>
+                <w:sz w:val="24"/>
+                <w:szCs w:val="24"/>
+                <w:lang w:val="en-LU" w:eastAsia="en-GB"/>
+                <w14:ligatures w14:val="standardContextual"/>
               </w:rPr>
               <w:tab/>
             </w:r>
@@ -2546,7 +2610,7 @@
                 <w:noProof/>
                 <w:webHidden/>
               </w:rPr>
-              <w:instrText xml:space="preserve"> PAGEREF _Toc102393858 \h </w:instrText>
+              <w:instrText xml:space="preserve"> PAGEREF _Toc229569018 \h </w:instrText>
             </w:r>
             <w:r>
               <w:rPr>
@@ -2589,12 +2653,14 @@
               <w:i w:val="0"/>
               <w:iCs w:val="0"/>
               <w:noProof/>
-              <w:sz w:val="22"/>
-              <w:szCs w:val="22"/>
-              <w:lang w:eastAsia="en-US"/>
+              <w:kern w:val="2"/>
+              <w:sz w:val="24"/>
+              <w:szCs w:val="24"/>
+              <w:lang w:val="en-LU" w:eastAsia="en-GB"/>
+              <w14:ligatures w14:val="standardContextual"/>
             </w:rPr>
           </w:pPr>
-          <w:hyperlink w:anchor="_Toc102393859" w:history="1">
+          <w:hyperlink w:anchor="_Toc229569019" w:history="1">
             <w:r>
               <w:rPr>
                 <w:rStyle w:val="Hyperlink"/>
@@ -2609,9 +2675,11 @@
                 <w:i w:val="0"/>
                 <w:iCs w:val="0"/>
                 <w:noProof/>
-                <w:sz w:val="22"/>
-                <w:szCs w:val="22"/>
-                <w:lang w:eastAsia="en-US"/>
+                <w:kern w:val="2"/>
+                <w:sz w:val="24"/>
+                <w:szCs w:val="24"/>
+                <w:lang w:val="en-LU" w:eastAsia="en-GB"/>
+                <w14:ligatures w14:val="standardContextual"/>
               </w:rPr>
               <w:tab/>
             </w:r>
@@ -2642,7 +2710,7 @@
                 <w:noProof/>
                 <w:webHidden/>
               </w:rPr>
-              <w:instrText xml:space="preserve"> PAGEREF _Toc102393859 \h </w:instrText>
+              <w:instrText xml:space="preserve"> PAGEREF _Toc229569019 \h </w:instrText>
             </w:r>
             <w:r>
               <w:rPr>
@@ -2685,12 +2753,14 @@
               <w:i w:val="0"/>
               <w:iCs w:val="0"/>
               <w:noProof/>
-              <w:sz w:val="22"/>
-              <w:szCs w:val="22"/>
-              <w:lang w:eastAsia="en-US"/>
+              <w:kern w:val="2"/>
+              <w:sz w:val="24"/>
+              <w:szCs w:val="24"/>
+              <w:lang w:val="en-LU" w:eastAsia="en-GB"/>
+              <w14:ligatures w14:val="standardContextual"/>
             </w:rPr>
           </w:pPr>
-          <w:hyperlink w:anchor="_Toc102393860" w:history="1">
+          <w:hyperlink w:anchor="_Toc229569020" w:history="1">
             <w:r>
               <w:rPr>
                 <w:rStyle w:val="Hyperlink"/>
@@ -2705,9 +2775,11 @@
                 <w:i w:val="0"/>
                 <w:iCs w:val="0"/>
                 <w:noProof/>
-                <w:sz w:val="22"/>
-                <w:szCs w:val="22"/>
-                <w:lang w:eastAsia="en-US"/>
+                <w:kern w:val="2"/>
+                <w:sz w:val="24"/>
+                <w:szCs w:val="24"/>
+                <w:lang w:val="en-LU" w:eastAsia="en-GB"/>
+                <w14:ligatures w14:val="standardContextual"/>
               </w:rPr>
               <w:tab/>
             </w:r>
@@ -2738,7 +2810,7 @@
                 <w:noProof/>
                 <w:webHidden/>
               </w:rPr>
-              <w:instrText xml:space="preserve"> PAGEREF _Toc102393860 \h </w:instrText>
+              <w:instrText xml:space="preserve"> PAGEREF _Toc229569020 \h </w:instrText>
             </w:r>
             <w:r>
               <w:rPr>
@@ -2780,12 +2852,14 @@
               <w:rFonts w:asciiTheme="minorHAnsi" w:eastAsiaTheme="minorEastAsia" w:hAnsiTheme="minorHAnsi" w:cstheme="minorBidi"/>
               <w:smallCaps w:val="0"/>
               <w:noProof/>
-              <w:sz w:val="22"/>
-              <w:szCs w:val="22"/>
-              <w:lang w:eastAsia="en-US"/>
+              <w:kern w:val="2"/>
+              <w:sz w:val="24"/>
+              <w:szCs w:val="24"/>
+              <w:lang w:val="en-LU" w:eastAsia="en-GB"/>
+              <w14:ligatures w14:val="standardContextual"/>
             </w:rPr>
           </w:pPr>
-          <w:hyperlink w:anchor="_Toc102393861" w:history="1">
+          <w:hyperlink w:anchor="_Toc229569021" w:history="1">
             <w:r>
               <w:rPr>
                 <w:rStyle w:val="Hyperlink"/>
@@ -2801,9 +2875,11 @@
                 <w:rFonts w:asciiTheme="minorHAnsi" w:eastAsiaTheme="minorEastAsia" w:hAnsiTheme="minorHAnsi" w:cstheme="minorBidi"/>
                 <w:smallCaps w:val="0"/>
                 <w:noProof/>
-                <w:sz w:val="22"/>
-                <w:szCs w:val="22"/>
-                <w:lang w:eastAsia="en-US"/>
+                <w:kern w:val="2"/>
+                <w:sz w:val="24"/>
+                <w:szCs w:val="24"/>
+                <w:lang w:val="en-LU" w:eastAsia="en-GB"/>
+                <w14:ligatures w14:val="standardContextual"/>
               </w:rPr>
               <w:tab/>
             </w:r>
@@ -2834,7 +2910,7 @@
                 <w:noProof/>
                 <w:webHidden/>
               </w:rPr>
-              <w:instrText xml:space="preserve"> PAGEREF _Toc102393861 \h </w:instrText>
+              <w:instrText xml:space="preserve"> PAGEREF _Toc229569021 \h </w:instrText>
             </w:r>
             <w:r>
               <w:rPr>
@@ -2855,6 +2931,105 @@
                 <w:webHidden/>
               </w:rPr>
               <w:t>9</w:t>
+            </w:r>
+            <w:r>
+              <w:rPr>
+                <w:noProof/>
+                <w:webHidden/>
+              </w:rPr>
+              <w:fldChar w:fldCharType="end"/>
+            </w:r>
+          </w:hyperlink>
+        </w:p>
+        <w:p>
+          <w:pPr>
+            <w:pStyle w:val="TOC2"/>
+            <w:tabs>
+              <w:tab w:val="left" w:pos="880"/>
+              <w:tab w:val="right" w:leader="dot" w:pos="9764"/>
+            </w:tabs>
+            <w:rPr>
+              <w:rFonts w:asciiTheme="minorHAnsi" w:eastAsiaTheme="minorEastAsia" w:hAnsiTheme="minorHAnsi" w:cstheme="minorBidi"/>
+              <w:smallCaps w:val="0"/>
+              <w:noProof/>
+              <w:kern w:val="2"/>
+              <w:sz w:val="24"/>
+              <w:szCs w:val="24"/>
+              <w:lang w:val="en-LU" w:eastAsia="en-GB"/>
+              <w14:ligatures w14:val="standardContextual"/>
+            </w:rPr>
+          </w:pPr>
+          <w:hyperlink w:anchor="_Toc229569022" w:history="1">
+            <w:r>
+              <w:rPr>
+                <w:rStyle w:val="Hyperlink"/>
+                <w:noProof/>
+                <w:snapToGrid w:val="0"/>
+                <w:w w:val="0"/>
+                <w:lang w:val="fr-LU"/>
+              </w:rPr>
+              <w:t>2.4</w:t>
+            </w:r>
+            <w:r>
+              <w:rPr>
+                <w:rFonts w:asciiTheme="minorHAnsi" w:eastAsiaTheme="minorEastAsia" w:hAnsiTheme="minorHAnsi" w:cstheme="minorBidi"/>
+                <w:smallCaps w:val="0"/>
+                <w:noProof/>
+                <w:kern w:val="2"/>
+                <w:sz w:val="24"/>
+                <w:szCs w:val="24"/>
+                <w:lang w:val="en-LU" w:eastAsia="en-GB"/>
+                <w14:ligatures w14:val="standardContextual"/>
+              </w:rPr>
+              <w:tab/>
+            </w:r>
+            <w:r>
+              <w:rPr>
+                <w:rStyle w:val="Hyperlink"/>
+                <w:noProof/>
+              </w:rPr>
+              <w:t>Déclencheurs de réévaluation</w:t>
+            </w:r>
+            <w:r>
+              <w:rPr>
+                <w:noProof/>
+                <w:webHidden/>
+              </w:rPr>
+              <w:tab/>
+            </w:r>
+            <w:r>
+              <w:rPr>
+                <w:noProof/>
+                <w:webHidden/>
+              </w:rPr>
+              <w:fldChar w:fldCharType="begin"/>
+            </w:r>
+            <w:r>
+              <w:rPr>
+                <w:noProof/>
+                <w:webHidden/>
+              </w:rPr>
+              <w:instrText xml:space="preserve"> PAGEREF _Toc229569022 \h </w:instrText>
+            </w:r>
+            <w:r>
+              <w:rPr>
+                <w:noProof/>
+                <w:webHidden/>
+              </w:rPr>
+            </w:r>
+            <w:r>
+              <w:rPr>
+                <w:noProof/>
+                <w:webHidden/>
+              </w:rPr>
+              <w:fldChar w:fldCharType="separate"/>
+            </w:r>
+            <w:r>
+              <w:rPr>
+                <w:noProof/>
+                <w:webHidden/>
+              </w:rPr>
+              <w:t>10</w:t>
             </w:r>
             <w:r>
               <w:rPr>
@@ -2878,12 +3053,14 @@
               <w:bCs w:val="0"/>
               <w:caps w:val="0"/>
               <w:noProof/>
-              <w:sz w:val="22"/>
-              <w:szCs w:val="22"/>
-              <w:lang w:eastAsia="en-US"/>
+              <w:kern w:val="2"/>
+              <w:sz w:val="24"/>
+              <w:szCs w:val="24"/>
+              <w:lang w:val="en-LU" w:eastAsia="en-GB"/>
+              <w14:ligatures w14:val="standardContextual"/>
             </w:rPr>
           </w:pPr>
-          <w:hyperlink w:anchor="_Toc102393862" w:history="1">
+          <w:hyperlink w:anchor="_Toc229569023" w:history="1">
             <w:r>
               <w:rPr>
                 <w:rStyle w:val="Hyperlink"/>
@@ -2899,9 +3076,11 @@
                 <w:bCs w:val="0"/>
                 <w:caps w:val="0"/>
                 <w:noProof/>
-                <w:sz w:val="22"/>
-                <w:szCs w:val="22"/>
-                <w:lang w:eastAsia="en-US"/>
+                <w:kern w:val="2"/>
+                <w:sz w:val="24"/>
+                <w:szCs w:val="24"/>
+                <w:lang w:val="en-LU" w:eastAsia="en-GB"/>
+                <w14:ligatures w14:val="standardContextual"/>
               </w:rPr>
               <w:tab/>
             </w:r>
@@ -2947,7 +3126,7 @@
                 <w:noProof/>
                 <w:webHidden/>
               </w:rPr>
-              <w:instrText xml:space="preserve"> PAGEREF _Toc102393862 \h </w:instrText>
+              <w:instrText xml:space="preserve"> PAGEREF _Toc229569023 \h </w:instrText>
             </w:r>
             <w:r>
               <w:rPr>
@@ -2967,7 +3146,7 @@
                 <w:noProof/>
                 <w:webHidden/>
               </w:rPr>
-              <w:t>10</w:t>
+              <w:t>11</w:t>
             </w:r>
             <w:r>
               <w:rPr>
@@ -2989,12 +3168,14 @@
               <w:rFonts w:asciiTheme="minorHAnsi" w:eastAsiaTheme="minorEastAsia" w:hAnsiTheme="minorHAnsi" w:cstheme="minorBidi"/>
               <w:smallCaps w:val="0"/>
               <w:noProof/>
-              <w:sz w:val="22"/>
-              <w:szCs w:val="22"/>
-              <w:lang w:eastAsia="en-US"/>
+              <w:kern w:val="2"/>
+              <w:sz w:val="24"/>
+              <w:szCs w:val="24"/>
+              <w:lang w:val="en-LU" w:eastAsia="en-GB"/>
+              <w14:ligatures w14:val="standardContextual"/>
             </w:rPr>
           </w:pPr>
-          <w:hyperlink w:anchor="_Toc102393863" w:history="1">
+          <w:hyperlink w:anchor="_Toc229569024" w:history="1">
             <w:r>
               <w:rPr>
                 <w:rStyle w:val="Hyperlink"/>
@@ -3010,9 +3191,11 @@
                 <w:rFonts w:asciiTheme="minorHAnsi" w:eastAsiaTheme="minorEastAsia" w:hAnsiTheme="minorHAnsi" w:cstheme="minorBidi"/>
                 <w:smallCaps w:val="0"/>
                 <w:noProof/>
-                <w:sz w:val="22"/>
-                <w:szCs w:val="22"/>
-                <w:lang w:eastAsia="en-US"/>
+                <w:kern w:val="2"/>
+                <w:sz w:val="24"/>
+                <w:szCs w:val="24"/>
+                <w:lang w:val="en-LU" w:eastAsia="en-GB"/>
+                <w14:ligatures w14:val="standardContextual"/>
               </w:rPr>
               <w:tab/>
             </w:r>
@@ -3043,7 +3226,7 @@
                 <w:noProof/>
                 <w:webHidden/>
               </w:rPr>
-              <w:instrText xml:space="preserve"> PAGEREF _Toc102393863 \h </w:instrText>
+              <w:instrText xml:space="preserve"> PAGEREF _Toc229569024 \h </w:instrText>
             </w:r>
             <w:r>
               <w:rPr>
@@ -3063,7 +3246,7 @@
                 <w:noProof/>
                 <w:webHidden/>
               </w:rPr>
-              <w:t>10</w:t>
+              <w:t>11</w:t>
             </w:r>
             <w:r>
               <w:rPr>
@@ -3085,12 +3268,14 @@
               <w:rFonts w:asciiTheme="minorHAnsi" w:eastAsiaTheme="minorEastAsia" w:hAnsiTheme="minorHAnsi" w:cstheme="minorBidi"/>
               <w:smallCaps w:val="0"/>
               <w:noProof/>
-              <w:sz w:val="22"/>
-              <w:szCs w:val="22"/>
-              <w:lang w:eastAsia="en-US"/>
+              <w:kern w:val="2"/>
+              <w:sz w:val="24"/>
+              <w:szCs w:val="24"/>
+              <w:lang w:val="en-LU" w:eastAsia="en-GB"/>
+              <w14:ligatures w14:val="standardContextual"/>
             </w:rPr>
           </w:pPr>
-          <w:hyperlink w:anchor="_Toc102393864" w:history="1">
+          <w:hyperlink w:anchor="_Toc229569025" w:history="1">
             <w:r>
               <w:rPr>
                 <w:rStyle w:val="Hyperlink"/>
@@ -3106,9 +3291,11 @@
                 <w:rFonts w:asciiTheme="minorHAnsi" w:eastAsiaTheme="minorEastAsia" w:hAnsiTheme="minorHAnsi" w:cstheme="minorBidi"/>
                 <w:smallCaps w:val="0"/>
                 <w:noProof/>
-                <w:sz w:val="22"/>
-                <w:szCs w:val="22"/>
-                <w:lang w:eastAsia="en-US"/>
+                <w:kern w:val="2"/>
+                <w:sz w:val="24"/>
+                <w:szCs w:val="24"/>
+                <w:lang w:val="en-LU" w:eastAsia="en-GB"/>
+                <w14:ligatures w14:val="standardContextual"/>
               </w:rPr>
               <w:tab/>
             </w:r>
@@ -3139,7 +3326,7 @@
                 <w:noProof/>
                 <w:webHidden/>
               </w:rPr>
-              <w:instrText xml:space="preserve"> PAGEREF _Toc102393864 \h </w:instrText>
+              <w:instrText xml:space="preserve"> PAGEREF _Toc229569025 \h </w:instrText>
             </w:r>
             <w:r>
               <w:rPr>
@@ -3159,7 +3346,7 @@
                 <w:noProof/>
                 <w:webHidden/>
               </w:rPr>
-              <w:t>10</w:t>
+              <w:t>11</w:t>
             </w:r>
             <w:r>
               <w:rPr>
@@ -3181,12 +3368,14 @@
               <w:rFonts w:asciiTheme="minorHAnsi" w:eastAsiaTheme="minorEastAsia" w:hAnsiTheme="minorHAnsi" w:cstheme="minorBidi"/>
               <w:smallCaps w:val="0"/>
               <w:noProof/>
-              <w:sz w:val="22"/>
-              <w:szCs w:val="22"/>
-              <w:lang w:eastAsia="en-US"/>
+              <w:kern w:val="2"/>
+              <w:sz w:val="24"/>
+              <w:szCs w:val="24"/>
+              <w:lang w:val="en-LU" w:eastAsia="en-GB"/>
+              <w14:ligatures w14:val="standardContextual"/>
             </w:rPr>
           </w:pPr>
-          <w:hyperlink w:anchor="_Toc102393865" w:history="1">
+          <w:hyperlink w:anchor="_Toc229569026" w:history="1">
             <w:r>
               <w:rPr>
                 <w:rStyle w:val="Hyperlink"/>
@@ -3202,9 +3391,11 @@
                 <w:rFonts w:asciiTheme="minorHAnsi" w:eastAsiaTheme="minorEastAsia" w:hAnsiTheme="minorHAnsi" w:cstheme="minorBidi"/>
                 <w:smallCaps w:val="0"/>
                 <w:noProof/>
-                <w:sz w:val="22"/>
-                <w:szCs w:val="22"/>
-                <w:lang w:eastAsia="en-US"/>
+                <w:kern w:val="2"/>
+                <w:sz w:val="24"/>
+                <w:szCs w:val="24"/>
+                <w:lang w:val="en-LU" w:eastAsia="en-GB"/>
+                <w14:ligatures w14:val="standardContextual"/>
               </w:rPr>
               <w:tab/>
             </w:r>
@@ -3235,7 +3426,7 @@
                 <w:noProof/>
                 <w:webHidden/>
               </w:rPr>
-              <w:instrText xml:space="preserve"> PAGEREF _Toc102393865 \h </w:instrText>
+              <w:instrText xml:space="preserve"> PAGEREF _Toc229569026 \h </w:instrText>
             </w:r>
             <w:r>
               <w:rPr>
@@ -3255,7 +3446,7 @@
                 <w:noProof/>
                 <w:webHidden/>
               </w:rPr>
-              <w:t>10</w:t>
+              <w:t>11</w:t>
             </w:r>
             <w:r>
               <w:rPr>
@@ -3279,12 +3470,14 @@
               <w:bCs w:val="0"/>
               <w:caps w:val="0"/>
               <w:noProof/>
-              <w:sz w:val="22"/>
-              <w:szCs w:val="22"/>
-              <w:lang w:eastAsia="en-US"/>
+              <w:kern w:val="2"/>
+              <w:sz w:val="24"/>
+              <w:szCs w:val="24"/>
+              <w:lang w:val="en-LU" w:eastAsia="en-GB"/>
+              <w14:ligatures w14:val="standardContextual"/>
             </w:rPr>
           </w:pPr>
-          <w:hyperlink w:anchor="_Toc102393866" w:history="1">
+          <w:hyperlink w:anchor="_Toc229569027" w:history="1">
             <w:r>
               <w:rPr>
                 <w:rStyle w:val="Hyperlink"/>
@@ -3300,9 +3493,11 @@
                 <w:bCs w:val="0"/>
                 <w:caps w:val="0"/>
                 <w:noProof/>
-                <w:sz w:val="22"/>
-                <w:szCs w:val="22"/>
-                <w:lang w:eastAsia="en-US"/>
+                <w:kern w:val="2"/>
+                <w:sz w:val="24"/>
+                <w:szCs w:val="24"/>
+                <w:lang w:val="en-LU" w:eastAsia="en-GB"/>
+                <w14:ligatures w14:val="standardContextual"/>
               </w:rPr>
               <w:tab/>
             </w:r>
@@ -3333,7 +3528,7 @@
                 <w:noProof/>
                 <w:webHidden/>
               </w:rPr>
-              <w:instrText xml:space="preserve"> PAGEREF _Toc102393866 \h </w:instrText>
+              <w:instrText xml:space="preserve"> PAGEREF _Toc229569027 \h </w:instrText>
             </w:r>
             <w:r>
               <w:rPr>
@@ -3353,7 +3548,7 @@
                 <w:noProof/>
                 <w:webHidden/>
               </w:rPr>
-              <w:t>11</w:t>
+              <w:t>12</w:t>
             </w:r>
             <w:r>
               <w:rPr>
@@ -3375,12 +3570,14 @@
               <w:rFonts w:asciiTheme="minorHAnsi" w:eastAsiaTheme="minorEastAsia" w:hAnsiTheme="minorHAnsi" w:cstheme="minorBidi"/>
               <w:smallCaps w:val="0"/>
               <w:noProof/>
-              <w:sz w:val="22"/>
-              <w:szCs w:val="22"/>
-              <w:lang w:eastAsia="en-US"/>
+              <w:kern w:val="2"/>
+              <w:sz w:val="24"/>
+              <w:szCs w:val="24"/>
+              <w:lang w:val="en-LU" w:eastAsia="en-GB"/>
+              <w14:ligatures w14:val="standardContextual"/>
             </w:rPr>
           </w:pPr>
-          <w:hyperlink w:anchor="_Toc102393867" w:history="1">
+          <w:hyperlink w:anchor="_Toc229569028" w:history="1">
             <w:r>
               <w:rPr>
                 <w:rStyle w:val="Hyperlink"/>
@@ -3396,9 +3593,11 @@
                 <w:rFonts w:asciiTheme="minorHAnsi" w:eastAsiaTheme="minorEastAsia" w:hAnsiTheme="minorHAnsi" w:cstheme="minorBidi"/>
                 <w:smallCaps w:val="0"/>
                 <w:noProof/>
-                <w:sz w:val="22"/>
-                <w:szCs w:val="22"/>
-                <w:lang w:eastAsia="en-US"/>
+                <w:kern w:val="2"/>
+                <w:sz w:val="24"/>
+                <w:szCs w:val="24"/>
+                <w:lang w:val="en-LU" w:eastAsia="en-GB"/>
+                <w14:ligatures w14:val="standardContextual"/>
               </w:rPr>
               <w:tab/>
             </w:r>
@@ -3429,7 +3628,7 @@
                 <w:noProof/>
                 <w:webHidden/>
               </w:rPr>
-              <w:instrText xml:space="preserve"> PAGEREF _Toc102393867 \h </w:instrText>
+              <w:instrText xml:space="preserve"> PAGEREF _Toc229569028 \h </w:instrText>
             </w:r>
             <w:r>
               <w:rPr>
@@ -3449,7 +3648,7 @@
                 <w:noProof/>
                 <w:webHidden/>
               </w:rPr>
-              <w:t>11</w:t>
+              <w:t>12</w:t>
             </w:r>
             <w:r>
               <w:rPr>
@@ -3472,12 +3671,14 @@
               <w:i w:val="0"/>
               <w:iCs w:val="0"/>
               <w:noProof/>
-              <w:sz w:val="22"/>
-              <w:szCs w:val="22"/>
-              <w:lang w:eastAsia="en-US"/>
+              <w:kern w:val="2"/>
+              <w:sz w:val="24"/>
+              <w:szCs w:val="24"/>
+              <w:lang w:val="en-LU" w:eastAsia="en-GB"/>
+              <w14:ligatures w14:val="standardContextual"/>
             </w:rPr>
           </w:pPr>
-          <w:hyperlink w:anchor="_Toc102393868" w:history="1">
+          <w:hyperlink w:anchor="_Toc229569029" w:history="1">
             <w:r>
               <w:rPr>
                 <w:rStyle w:val="Hyperlink"/>
@@ -3492,9 +3693,11 @@
                 <w:i w:val="0"/>
                 <w:iCs w:val="0"/>
                 <w:noProof/>
-                <w:sz w:val="22"/>
-                <w:szCs w:val="22"/>
-                <w:lang w:eastAsia="en-US"/>
+                <w:kern w:val="2"/>
+                <w:sz w:val="24"/>
+                <w:szCs w:val="24"/>
+                <w:lang w:val="en-LU" w:eastAsia="en-GB"/>
+                <w14:ligatures w14:val="standardContextual"/>
               </w:rPr>
               <w:tab/>
             </w:r>
@@ -3525,7 +3728,7 @@
                 <w:noProof/>
                 <w:webHidden/>
               </w:rPr>
-              <w:instrText xml:space="preserve"> PAGEREF _Toc102393868 \h </w:instrText>
+              <w:instrText xml:space="preserve"> PAGEREF _Toc229569029 \h </w:instrText>
             </w:r>
             <w:r>
               <w:rPr>
@@ -3545,7 +3748,7 @@
                 <w:noProof/>
                 <w:webHidden/>
               </w:rPr>
-              <w:t>11</w:t>
+              <w:t>12</w:t>
             </w:r>
             <w:r>
               <w:rPr>
@@ -3568,12 +3771,14 @@
               <w:i w:val="0"/>
               <w:iCs w:val="0"/>
               <w:noProof/>
-              <w:sz w:val="22"/>
-              <w:szCs w:val="22"/>
-              <w:lang w:eastAsia="en-US"/>
+              <w:kern w:val="2"/>
+              <w:sz w:val="24"/>
+              <w:szCs w:val="24"/>
+              <w:lang w:val="en-LU" w:eastAsia="en-GB"/>
+              <w14:ligatures w14:val="standardContextual"/>
             </w:rPr>
           </w:pPr>
-          <w:hyperlink w:anchor="_Toc102393869" w:history="1">
+          <w:hyperlink w:anchor="_Toc229569030" w:history="1">
             <w:r>
               <w:rPr>
                 <w:rStyle w:val="Hyperlink"/>
@@ -3588,9 +3793,11 @@
                 <w:i w:val="0"/>
                 <w:iCs w:val="0"/>
                 <w:noProof/>
-                <w:sz w:val="22"/>
-                <w:szCs w:val="22"/>
-                <w:lang w:eastAsia="en-US"/>
+                <w:kern w:val="2"/>
+                <w:sz w:val="24"/>
+                <w:szCs w:val="24"/>
+                <w:lang w:val="en-LU" w:eastAsia="en-GB"/>
+                <w14:ligatures w14:val="standardContextual"/>
               </w:rPr>
               <w:tab/>
             </w:r>
@@ -3621,7 +3828,7 @@
                 <w:noProof/>
                 <w:webHidden/>
               </w:rPr>
-              <w:instrText xml:space="preserve"> PAGEREF _Toc102393869 \h </w:instrText>
+              <w:instrText xml:space="preserve"> PAGEREF _Toc229569030 \h </w:instrText>
             </w:r>
             <w:r>
               <w:rPr>
@@ -3641,7 +3848,7 @@
                 <w:noProof/>
                 <w:webHidden/>
               </w:rPr>
-              <w:t>11</w:t>
+              <w:t>12</w:t>
             </w:r>
             <w:r>
               <w:rPr>
@@ -3663,12 +3870,14 @@
               <w:rFonts w:asciiTheme="minorHAnsi" w:eastAsiaTheme="minorEastAsia" w:hAnsiTheme="minorHAnsi" w:cstheme="minorBidi"/>
               <w:smallCaps w:val="0"/>
               <w:noProof/>
-              <w:sz w:val="22"/>
-              <w:szCs w:val="22"/>
-              <w:lang w:eastAsia="en-US"/>
+              <w:kern w:val="2"/>
+              <w:sz w:val="24"/>
+              <w:szCs w:val="24"/>
+              <w:lang w:val="en-LU" w:eastAsia="en-GB"/>
+              <w14:ligatures w14:val="standardContextual"/>
             </w:rPr>
           </w:pPr>
-          <w:hyperlink w:anchor="_Toc102393870" w:history="1">
+          <w:hyperlink w:anchor="_Toc229569031" w:history="1">
             <w:r>
               <w:rPr>
                 <w:rStyle w:val="Hyperlink"/>
@@ -3684,9 +3893,11 @@
                 <w:rFonts w:asciiTheme="minorHAnsi" w:eastAsiaTheme="minorEastAsia" w:hAnsiTheme="minorHAnsi" w:cstheme="minorBidi"/>
                 <w:smallCaps w:val="0"/>
                 <w:noProof/>
-                <w:sz w:val="22"/>
-                <w:szCs w:val="22"/>
-                <w:lang w:eastAsia="en-US"/>
+                <w:kern w:val="2"/>
+                <w:sz w:val="24"/>
+                <w:szCs w:val="24"/>
+                <w:lang w:val="en-LU" w:eastAsia="en-GB"/>
+                <w14:ligatures w14:val="standardContextual"/>
               </w:rPr>
               <w:tab/>
             </w:r>
@@ -3717,7 +3928,7 @@
                 <w:noProof/>
                 <w:webHidden/>
               </w:rPr>
-              <w:instrText xml:space="preserve"> PAGEREF _Toc102393870 \h </w:instrText>
+              <w:instrText xml:space="preserve"> PAGEREF _Toc229569031 \h </w:instrText>
             </w:r>
             <w:r>
               <w:rPr>
@@ -3737,7 +3948,7 @@
                 <w:noProof/>
                 <w:webHidden/>
               </w:rPr>
-              <w:t>12</w:t>
+              <w:t>13</w:t>
             </w:r>
             <w:r>
               <w:rPr>
@@ -3760,12 +3971,14 @@
               <w:i w:val="0"/>
               <w:iCs w:val="0"/>
               <w:noProof/>
-              <w:sz w:val="22"/>
-              <w:szCs w:val="22"/>
-              <w:lang w:eastAsia="en-US"/>
+              <w:kern w:val="2"/>
+              <w:sz w:val="24"/>
+              <w:szCs w:val="24"/>
+              <w:lang w:val="en-LU" w:eastAsia="en-GB"/>
+              <w14:ligatures w14:val="standardContextual"/>
             </w:rPr>
           </w:pPr>
-          <w:hyperlink w:anchor="_Toc102393871" w:history="1">
+          <w:hyperlink w:anchor="_Toc229569032" w:history="1">
             <w:r>
               <w:rPr>
                 <w:rStyle w:val="Hyperlink"/>
@@ -3780,9 +3993,11 @@
                 <w:i w:val="0"/>
                 <w:iCs w:val="0"/>
                 <w:noProof/>
-                <w:sz w:val="22"/>
-                <w:szCs w:val="22"/>
-                <w:lang w:eastAsia="en-US"/>
+                <w:kern w:val="2"/>
+                <w:sz w:val="24"/>
+                <w:szCs w:val="24"/>
+                <w:lang w:val="en-LU" w:eastAsia="en-GB"/>
+                <w14:ligatures w14:val="standardContextual"/>
               </w:rPr>
               <w:tab/>
             </w:r>
@@ -3813,7 +4028,7 @@
                 <w:noProof/>
                 <w:webHidden/>
               </w:rPr>
-              <w:instrText xml:space="preserve"> PAGEREF _Toc102393871 \h </w:instrText>
+              <w:instrText xml:space="preserve"> PAGEREF _Toc229569032 \h </w:instrText>
             </w:r>
             <w:r>
               <w:rPr>
@@ -3833,7 +4048,7 @@
                 <w:noProof/>
                 <w:webHidden/>
               </w:rPr>
-              <w:t>12</w:t>
+              <w:t>13</w:t>
             </w:r>
             <w:r>
               <w:rPr>
@@ -3856,12 +4071,14 @@
               <w:i w:val="0"/>
               <w:iCs w:val="0"/>
               <w:noProof/>
-              <w:sz w:val="22"/>
-              <w:szCs w:val="22"/>
-              <w:lang w:eastAsia="en-US"/>
+              <w:kern w:val="2"/>
+              <w:sz w:val="24"/>
+              <w:szCs w:val="24"/>
+              <w:lang w:val="en-LU" w:eastAsia="en-GB"/>
+              <w14:ligatures w14:val="standardContextual"/>
             </w:rPr>
           </w:pPr>
-          <w:hyperlink w:anchor="_Toc102393872" w:history="1">
+          <w:hyperlink w:anchor="_Toc229569033" w:history="1">
             <w:r>
               <w:rPr>
                 <w:rStyle w:val="Hyperlink"/>
@@ -3876,9 +4093,11 @@
                 <w:i w:val="0"/>
                 <w:iCs w:val="0"/>
                 <w:noProof/>
-                <w:sz w:val="22"/>
-                <w:szCs w:val="22"/>
-                <w:lang w:eastAsia="en-US"/>
+                <w:kern w:val="2"/>
+                <w:sz w:val="24"/>
+                <w:szCs w:val="24"/>
+                <w:lang w:val="en-LU" w:eastAsia="en-GB"/>
+                <w14:ligatures w14:val="standardContextual"/>
               </w:rPr>
               <w:tab/>
             </w:r>
@@ -3909,7 +4128,7 @@
                 <w:noProof/>
                 <w:webHidden/>
               </w:rPr>
-              <w:instrText xml:space="preserve"> PAGEREF _Toc102393872 \h </w:instrText>
+              <w:instrText xml:space="preserve"> PAGEREF _Toc229569033 \h </w:instrText>
             </w:r>
             <w:r>
               <w:rPr>
@@ -3929,7 +4148,7 @@
                 <w:noProof/>
                 <w:webHidden/>
               </w:rPr>
-              <w:t>12</w:t>
+              <w:t>13</w:t>
             </w:r>
             <w:r>
               <w:rPr>
@@ -3952,12 +4171,14 @@
               <w:bCs w:val="0"/>
               <w:caps w:val="0"/>
               <w:noProof/>
-              <w:sz w:val="22"/>
-              <w:szCs w:val="22"/>
-              <w:lang w:eastAsia="en-US"/>
+              <w:kern w:val="2"/>
+              <w:sz w:val="24"/>
+              <w:szCs w:val="24"/>
+              <w:lang w:val="en-LU" w:eastAsia="en-GB"/>
+              <w14:ligatures w14:val="standardContextual"/>
             </w:rPr>
           </w:pPr>
-          <w:hyperlink w:anchor="_Toc102393873" w:history="1">
+          <w:hyperlink w:anchor="_Toc229569034" w:history="1">
             <w:r>
               <w:rPr>
                 <w:rStyle w:val="Hyperlink"/>
@@ -3985,7 +4206,7 @@
                 <w:noProof/>
                 <w:webHidden/>
               </w:rPr>
-              <w:instrText xml:space="preserve"> PAGEREF _Toc102393873 \h </w:instrText>
+              <w:instrText xml:space="preserve"> PAGEREF _Toc229569034 \h </w:instrText>
             </w:r>
             <w:r>
               <w:rPr>
@@ -4005,7 +4226,7 @@
                 <w:noProof/>
                 <w:webHidden/>
               </w:rPr>
-              <w:t>13</w:t>
+              <w:t>14</w:t>
             </w:r>
             <w:r>
               <w:rPr>
@@ -4028,12 +4249,14 @@
               <w:bCs w:val="0"/>
               <w:caps w:val="0"/>
               <w:noProof/>
-              <w:sz w:val="22"/>
-              <w:szCs w:val="22"/>
-              <w:lang w:eastAsia="en-US"/>
+              <w:kern w:val="2"/>
+              <w:sz w:val="24"/>
+              <w:szCs w:val="24"/>
+              <w:lang w:val="en-LU" w:eastAsia="en-GB"/>
+              <w14:ligatures w14:val="standardContextual"/>
             </w:rPr>
           </w:pPr>
-          <w:hyperlink w:anchor="_Toc102393874" w:history="1">
+          <w:hyperlink w:anchor="_Toc229569035" w:history="1">
             <w:r>
               <w:rPr>
                 <w:rStyle w:val="Hyperlink"/>
@@ -4061,7 +4284,7 @@
                 <w:noProof/>
                 <w:webHidden/>
               </w:rPr>
-              <w:instrText xml:space="preserve"> PAGEREF _Toc102393874 \h </w:instrText>
+              <w:instrText xml:space="preserve"> PAGEREF _Toc229569035 \h </w:instrText>
             </w:r>
             <w:r>
               <w:rPr>
@@ -4081,7 +4304,7 @@
                 <w:noProof/>
                 <w:webHidden/>
               </w:rPr>
-              <w:t>14</w:t>
+              <w:t>15</w:t>
             </w:r>
             <w:r>
               <w:rPr>
@@ -4104,12 +4327,14 @@
               <w:bCs w:val="0"/>
               <w:caps w:val="0"/>
               <w:noProof/>
-              <w:sz w:val="22"/>
-              <w:szCs w:val="22"/>
-              <w:lang w:eastAsia="en-US"/>
+              <w:kern w:val="2"/>
+              <w:sz w:val="24"/>
+              <w:szCs w:val="24"/>
+              <w:lang w:val="en-LU" w:eastAsia="en-GB"/>
+              <w14:ligatures w14:val="standardContextual"/>
             </w:rPr>
           </w:pPr>
-          <w:hyperlink w:anchor="_Toc102393875" w:history="1">
+          <w:hyperlink w:anchor="_Toc229569036" w:history="1">
             <w:r>
               <w:rPr>
                 <w:rStyle w:val="Hyperlink"/>
@@ -4137,7 +4362,7 @@
                 <w:noProof/>
                 <w:webHidden/>
               </w:rPr>
-              <w:instrText xml:space="preserve"> PAGEREF _Toc102393875 \h </w:instrText>
+              <w:instrText xml:space="preserve"> PAGEREF _Toc229569036 \h </w:instrText>
             </w:r>
             <w:r>
               <w:rPr>
@@ -4157,7 +4382,7 @@
                 <w:noProof/>
                 <w:webHidden/>
               </w:rPr>
-              <w:t>15</w:t>
+              <w:t>16</w:t>
             </w:r>
             <w:r>
               <w:rPr>
@@ -4180,12 +4405,14 @@
               <w:bCs w:val="0"/>
               <w:caps w:val="0"/>
               <w:noProof/>
-              <w:sz w:val="22"/>
-              <w:szCs w:val="22"/>
-              <w:lang w:eastAsia="en-US"/>
+              <w:kern w:val="2"/>
+              <w:sz w:val="24"/>
+              <w:szCs w:val="24"/>
+              <w:lang w:val="en-LU" w:eastAsia="en-GB"/>
+              <w14:ligatures w14:val="standardContextual"/>
             </w:rPr>
           </w:pPr>
-          <w:hyperlink w:anchor="_Toc102393876" w:history="1">
+          <w:hyperlink w:anchor="_Toc229569037" w:history="1">
             <w:r>
               <w:rPr>
                 <w:rStyle w:val="Hyperlink"/>
@@ -4213,7 +4440,7 @@
                 <w:noProof/>
                 <w:webHidden/>
               </w:rPr>
-              <w:instrText xml:space="preserve"> PAGEREF _Toc102393876 \h </w:instrText>
+              <w:instrText xml:space="preserve"> PAGEREF _Toc229569037 \h </w:instrText>
             </w:r>
             <w:r>
               <w:rPr>
@@ -4233,7 +4460,7 @@
                 <w:noProof/>
                 <w:webHidden/>
               </w:rPr>
-              <w:t>16</w:t>
+              <w:t>17</w:t>
             </w:r>
             <w:r>
               <w:rPr>
@@ -4256,12 +4483,14 @@
               <w:bCs w:val="0"/>
               <w:caps w:val="0"/>
               <w:noProof/>
-              <w:sz w:val="22"/>
-              <w:szCs w:val="22"/>
-              <w:lang w:eastAsia="en-US"/>
+              <w:kern w:val="2"/>
+              <w:sz w:val="24"/>
+              <w:szCs w:val="24"/>
+              <w:lang w:val="en-LU" w:eastAsia="en-GB"/>
+              <w14:ligatures w14:val="standardContextual"/>
             </w:rPr>
           </w:pPr>
-          <w:hyperlink w:anchor="_Toc102393877" w:history="1">
+          <w:hyperlink w:anchor="_Toc229569038" w:history="1">
             <w:r>
               <w:rPr>
                 <w:rStyle w:val="Hyperlink"/>
@@ -4289,7 +4518,7 @@
                 <w:noProof/>
                 <w:webHidden/>
               </w:rPr>
-              <w:instrText xml:space="preserve"> PAGEREF _Toc102393877 \h </w:instrText>
+              <w:instrText xml:space="preserve"> PAGEREF _Toc229569038 \h </w:instrText>
             </w:r>
             <w:r>
               <w:rPr>
@@ -4309,7 +4538,7 @@
                 <w:noProof/>
                 <w:webHidden/>
               </w:rPr>
-              <w:t>17</w:t>
+              <w:t>18</w:t>
             </w:r>
             <w:r>
               <w:rPr>
@@ -4332,12 +4561,14 @@
               <w:bCs w:val="0"/>
               <w:caps w:val="0"/>
               <w:noProof/>
-              <w:sz w:val="22"/>
-              <w:szCs w:val="22"/>
-              <w:lang w:eastAsia="en-US"/>
+              <w:kern w:val="2"/>
+              <w:sz w:val="24"/>
+              <w:szCs w:val="24"/>
+              <w:lang w:val="en-LU" w:eastAsia="en-GB"/>
+              <w14:ligatures w14:val="standardContextual"/>
             </w:rPr>
           </w:pPr>
-          <w:hyperlink w:anchor="_Toc102393878" w:history="1">
+          <w:hyperlink w:anchor="_Toc229569039" w:history="1">
             <w:r>
               <w:rPr>
                 <w:rStyle w:val="Hyperlink"/>
@@ -4365,7 +4596,7 @@
                 <w:noProof/>
                 <w:webHidden/>
               </w:rPr>
-              <w:instrText xml:space="preserve"> PAGEREF _Toc102393878 \h </w:instrText>
+              <w:instrText xml:space="preserve"> PAGEREF _Toc229569039 \h </w:instrText>
             </w:r>
             <w:r>
               <w:rPr>
@@ -4385,7 +4616,7 @@
                 <w:noProof/>
                 <w:webHidden/>
               </w:rPr>
-              <w:t>18</w:t>
+              <w:t>19</w:t>
             </w:r>
             <w:r>
               <w:rPr>
@@ -4406,12 +4637,14 @@
               <w:rFonts w:asciiTheme="minorHAnsi" w:eastAsiaTheme="minorEastAsia" w:hAnsiTheme="minorHAnsi" w:cstheme="minorBidi"/>
               <w:smallCaps w:val="0"/>
               <w:noProof/>
-              <w:sz w:val="22"/>
-              <w:szCs w:val="22"/>
-              <w:lang w:eastAsia="en-US"/>
+              <w:kern w:val="2"/>
+              <w:sz w:val="24"/>
+              <w:szCs w:val="24"/>
+              <w:lang w:val="en-LU" w:eastAsia="en-GB"/>
+              <w14:ligatures w14:val="standardContextual"/>
             </w:rPr>
           </w:pPr>
-          <w:hyperlink w:anchor="_Toc102393879" w:history="1">
+          <w:hyperlink w:anchor="_Toc229569040" w:history="1">
             <w:r>
               <w:rPr>
                 <w:rStyle w:val="Hyperlink"/>
@@ -4439,7 +4672,7 @@
                 <w:noProof/>
                 <w:webHidden/>
               </w:rPr>
-              <w:instrText xml:space="preserve"> PAGEREF _Toc102393879 \h </w:instrText>
+              <w:instrText xml:space="preserve"> PAGEREF _Toc229569040 \h </w:instrText>
             </w:r>
             <w:r>
               <w:rPr>
@@ -4459,7 +4692,7 @@
                 <w:noProof/>
                 <w:webHidden/>
               </w:rPr>
-              <w:t>18</w:t>
+              <w:t>19</w:t>
             </w:r>
             <w:r>
               <w:rPr>
@@ -4480,12 +4713,14 @@
               <w:rFonts w:asciiTheme="minorHAnsi" w:eastAsiaTheme="minorEastAsia" w:hAnsiTheme="minorHAnsi" w:cstheme="minorBidi"/>
               <w:smallCaps w:val="0"/>
               <w:noProof/>
-              <w:sz w:val="22"/>
-              <w:szCs w:val="22"/>
-              <w:lang w:eastAsia="en-US"/>
+              <w:kern w:val="2"/>
+              <w:sz w:val="24"/>
+              <w:szCs w:val="24"/>
+              <w:lang w:val="en-LU" w:eastAsia="en-GB"/>
+              <w14:ligatures w14:val="standardContextual"/>
             </w:rPr>
           </w:pPr>
-          <w:hyperlink w:anchor="_Toc102393880" w:history="1">
+          <w:hyperlink w:anchor="_Toc229569041" w:history="1">
             <w:r>
               <w:rPr>
                 <w:rStyle w:val="Hyperlink"/>
@@ -4513,7 +4748,7 @@
                 <w:noProof/>
                 <w:webHidden/>
               </w:rPr>
-              <w:instrText xml:space="preserve"> PAGEREF _Toc102393880 \h </w:instrText>
+              <w:instrText xml:space="preserve"> PAGEREF _Toc229569041 \h </w:instrText>
             </w:r>
             <w:r>
               <w:rPr>
@@ -4533,7 +4768,7 @@
                 <w:noProof/>
                 <w:webHidden/>
               </w:rPr>
-              <w:t>19</w:t>
+              <w:t>20</w:t>
             </w:r>
             <w:r>
               <w:rPr>
@@ -4584,7 +4819,7 @@
           <w:lang w:val="fr-LU"/>
         </w:rPr>
       </w:pPr>
-      <w:bookmarkStart w:id="8" w:name="_Toc102393843"/>
+      <w:bookmarkStart w:id="8" w:name="_Toc229569003"/>
       <w:r>
         <w:rPr>
           <w:lang w:val="fr-LU"/>
@@ -4605,7 +4840,7 @@
           <w:lang w:val="fr-LU"/>
         </w:rPr>
       </w:pPr>
-      <w:bookmarkStart w:id="9" w:name="_Toc102393844"/>
+      <w:bookmarkStart w:id="9" w:name="_Toc229569004"/>
       <w:r>
         <w:rPr>
           <w:lang w:val="fr-LU"/>
@@ -4650,7 +4885,7 @@
           <w:lang w:val="fr-LU"/>
         </w:rPr>
       </w:pPr>
-      <w:bookmarkStart w:id="10" w:name="_Toc102393845"/>
+      <w:bookmarkStart w:id="10" w:name="_Toc229569005"/>
       <w:r>
         <w:rPr>
           <w:lang w:val="fr-LU"/>
@@ -4843,7 +5078,7 @@
           <w:lang w:val="fr-LU"/>
         </w:rPr>
       </w:pPr>
-      <w:bookmarkStart w:id="11" w:name="_Toc102393846"/>
+      <w:bookmarkStart w:id="11" w:name="_Toc229569006"/>
       <w:r>
         <w:rPr>
           <w:lang w:val="fr-LU"/>
@@ -4913,8 +5148,6 @@
         </w:rPr>
         <w:t xml:space="preserve"> </w:t>
       </w:r>
-      <w:bookmarkStart w:id="12" w:name="_GoBack"/>
-      <w:bookmarkEnd w:id="12"/>
     </w:p>
     <w:p>
       <w:pPr>
@@ -4968,7 +5201,7 @@
           <w:lang w:val="fr-LU"/>
         </w:rPr>
       </w:pPr>
-      <w:bookmarkStart w:id="13" w:name="_Toc102393847"/>
+      <w:bookmarkStart w:id="12" w:name="_Toc229569007"/>
       <w:r>
         <w:rPr>
           <w:lang w:val="fr-LU"/>
@@ -4981,7 +5214,7 @@
         </w:rPr>
         <w:t>Glossaire</w:t>
       </w:r>
-      <w:bookmarkEnd w:id="13"/>
+      <w:bookmarkEnd w:id="12"/>
     </w:p>
     <w:p>
       <w:pPr>
@@ -5189,7 +5422,7 @@
           <w:lang w:val="fr-LU"/>
         </w:rPr>
       </w:pPr>
-      <w:bookmarkStart w:id="14" w:name="_Toc102393848"/>
+      <w:bookmarkStart w:id="13" w:name="_Toc229569008"/>
       <w:r>
         <w:rPr>
           <w:lang w:val="fr-LU"/>
@@ -5197,7 +5430,7 @@
         <w:lastRenderedPageBreak/>
         <w:t>Description de la « Méthode Optimisée d’Analyse des Risques CASES » (MONARC)</w:t>
       </w:r>
-      <w:bookmarkEnd w:id="14"/>
+      <w:bookmarkEnd w:id="13"/>
     </w:p>
     <w:p>
       <w:pPr>
@@ -5983,7 +6216,7 @@
           <w:lang w:val="fr-LU"/>
         </w:rPr>
       </w:pPr>
-      <w:bookmarkStart w:id="15" w:name="_Toc102393849"/>
+      <w:bookmarkStart w:id="14" w:name="_Toc229569009"/>
       <w:r>
         <w:rPr>
           <w:lang w:val="fr-LU"/>
@@ -5997,7 +6230,7 @@
         </w:rPr>
         <w:t>tablissement du contexte</w:t>
       </w:r>
-      <w:bookmarkEnd w:id="15"/>
+      <w:bookmarkEnd w:id="14"/>
     </w:p>
     <w:p>
       <w:pPr>
@@ -6010,22 +6243,22 @@
           <w:lang w:val="fr-LU"/>
         </w:rPr>
       </w:pPr>
-      <w:bookmarkStart w:id="16" w:name="_Toc102393850"/>
-      <w:bookmarkStart w:id="17" w:name="_Toc354489473"/>
+      <w:bookmarkStart w:id="15" w:name="_Toc229569010"/>
+      <w:bookmarkStart w:id="16" w:name="_Toc354489473"/>
       <w:r>
         <w:rPr>
           <w:lang w:val="fr-LU"/>
         </w:rPr>
         <w:t>Description du contexte</w:t>
       </w:r>
+      <w:bookmarkEnd w:id="15"/>
+      <w:r>
+        <w:rPr>
+          <w:lang w:val="fr-LU"/>
+        </w:rPr>
+        <w:t xml:space="preserve"> </w:t>
+      </w:r>
       <w:bookmarkEnd w:id="16"/>
-      <w:r>
-        <w:rPr>
-          <w:lang w:val="fr-LU"/>
-        </w:rPr>
-        <w:t xml:space="preserve"> </w:t>
-      </w:r>
-      <w:bookmarkEnd w:id="17"/>
     </w:p>
     <w:p>
       <w:pPr>
@@ -6050,16 +6283,16 @@
           <w:lang w:val="fr-LU"/>
         </w:rPr>
       </w:pPr>
-      <w:bookmarkStart w:id="18" w:name="_Toc354489474"/>
-      <w:bookmarkStart w:id="19" w:name="_Toc102393851"/>
+      <w:bookmarkStart w:id="17" w:name="_Toc354489474"/>
+      <w:bookmarkStart w:id="18" w:name="_Toc229569011"/>
       <w:r>
         <w:rPr>
           <w:lang w:val="fr-LU"/>
         </w:rPr>
         <w:t>Définition des critères d’évaluation du risque</w:t>
       </w:r>
+      <w:bookmarkEnd w:id="17"/>
       <w:bookmarkEnd w:id="18"/>
-      <w:bookmarkEnd w:id="19"/>
     </w:p>
     <w:p>
       <w:pPr>
@@ -6073,16 +6306,16 @@
           <w:lang w:val="fr-LU"/>
         </w:rPr>
       </w:pPr>
-      <w:bookmarkStart w:id="20" w:name="_Toc75271703"/>
-      <w:bookmarkStart w:id="21" w:name="_Toc102393852"/>
+      <w:bookmarkStart w:id="19" w:name="_Toc75271703"/>
+      <w:bookmarkStart w:id="20" w:name="_Toc229569012"/>
       <w:r>
         <w:rPr>
           <w:lang w:val="fr-LU"/>
         </w:rPr>
         <w:t>Risques de l’information</w:t>
       </w:r>
+      <w:bookmarkEnd w:id="19"/>
       <w:bookmarkEnd w:id="20"/>
-      <w:bookmarkEnd w:id="21"/>
     </w:p>
     <w:p>
       <w:pPr>
@@ -6095,16 +6328,16 @@
           <w:lang w:val="fr-LU"/>
         </w:rPr>
       </w:pPr>
-      <w:bookmarkStart w:id="22" w:name="_Toc354489475"/>
-      <w:bookmarkStart w:id="23" w:name="_Toc102393853"/>
+      <w:bookmarkStart w:id="21" w:name="_Toc354489475"/>
+      <w:bookmarkStart w:id="22" w:name="_Toc229569013"/>
       <w:r>
         <w:rPr>
           <w:lang w:val="fr-LU"/>
         </w:rPr>
         <w:t>Échelle d’impacts</w:t>
       </w:r>
+      <w:bookmarkEnd w:id="21"/>
       <w:bookmarkEnd w:id="22"/>
-      <w:bookmarkEnd w:id="23"/>
     </w:p>
     <w:p>
       <w:pPr>
@@ -6176,14 +6409,14 @@
           <w:lang w:val="fr-LU"/>
         </w:rPr>
       </w:pPr>
-      <w:bookmarkStart w:id="24" w:name="_Toc102393854"/>
+      <w:bookmarkStart w:id="23" w:name="_Toc229569014"/>
       <w:r>
         <w:rPr>
           <w:lang w:val="fr-LU"/>
         </w:rPr>
         <w:t>Échelle des menaces</w:t>
       </w:r>
-      <w:bookmarkEnd w:id="24"/>
+      <w:bookmarkEnd w:id="23"/>
     </w:p>
     <w:p>
       <w:pPr>
@@ -6232,14 +6465,14 @@
           <w:lang w:val="fr-LU"/>
         </w:rPr>
       </w:pPr>
-      <w:bookmarkStart w:id="25" w:name="_Toc102393855"/>
+      <w:bookmarkStart w:id="24" w:name="_Toc229569015"/>
       <w:r>
         <w:rPr>
           <w:lang w:val="fr-LU"/>
         </w:rPr>
         <w:t>Échelle des vulnérabilités</w:t>
       </w:r>
-      <w:bookmarkEnd w:id="25"/>
+      <w:bookmarkEnd w:id="24"/>
     </w:p>
     <w:p>
       <w:pPr>
@@ -6309,7 +6542,7 @@
           <w:lang w:val="fr-LU"/>
         </w:rPr>
       </w:pPr>
-      <w:bookmarkStart w:id="26" w:name="_Toc102393856"/>
+      <w:bookmarkStart w:id="25" w:name="_Toc229569016"/>
       <w:r>
         <w:rPr>
           <w:lang w:val="fr-LU"/>
@@ -6323,7 +6556,7 @@
         </w:rPr>
         <w:t>euils d’acceptation des risques</w:t>
       </w:r>
-      <w:bookmarkEnd w:id="26"/>
+      <w:bookmarkEnd w:id="25"/>
     </w:p>
     <w:p>
       <w:pPr>
@@ -6464,16 +6697,16 @@
           <w:lang w:val="fr-LU"/>
         </w:rPr>
       </w:pPr>
-      <w:bookmarkStart w:id="27" w:name="_Toc75271708"/>
-      <w:bookmarkStart w:id="28" w:name="_Toc102393857"/>
+      <w:bookmarkStart w:id="26" w:name="_Toc75271708"/>
+      <w:bookmarkStart w:id="27" w:name="_Toc229569017"/>
       <w:r>
         <w:rPr>
           <w:lang w:val="fr-LU"/>
         </w:rPr>
         <w:t>Risques opérationnels</w:t>
       </w:r>
+      <w:bookmarkEnd w:id="26"/>
       <w:bookmarkEnd w:id="27"/>
-      <w:bookmarkEnd w:id="28"/>
     </w:p>
     <w:p>
       <w:pPr>
@@ -6486,16 +6719,16 @@
           <w:lang w:val="fr-LU"/>
         </w:rPr>
       </w:pPr>
-      <w:bookmarkStart w:id="29" w:name="_Toc75271709"/>
-      <w:bookmarkStart w:id="30" w:name="_Toc102393858"/>
+      <w:bookmarkStart w:id="28" w:name="_Toc75271709"/>
+      <w:bookmarkStart w:id="29" w:name="_Toc229569018"/>
       <w:r>
         <w:rPr>
           <w:lang w:val="fr-LU"/>
         </w:rPr>
         <w:t>Échelle d’impacts</w:t>
       </w:r>
+      <w:bookmarkEnd w:id="28"/>
       <w:bookmarkEnd w:id="29"/>
-      <w:bookmarkEnd w:id="30"/>
     </w:p>
     <w:p>
       <w:r>
@@ -6513,16 +6746,16 @@
           <w:lang w:val="fr-LU"/>
         </w:rPr>
       </w:pPr>
-      <w:bookmarkStart w:id="31" w:name="_Toc75271710"/>
-      <w:bookmarkStart w:id="32" w:name="_Toc102393859"/>
+      <w:bookmarkStart w:id="30" w:name="_Toc75271710"/>
+      <w:bookmarkStart w:id="31" w:name="_Toc229569019"/>
       <w:r>
         <w:rPr>
           <w:lang w:val="fr-LU"/>
         </w:rPr>
         <w:t>Echelle de vraisemblance</w:t>
       </w:r>
+      <w:bookmarkEnd w:id="30"/>
       <w:bookmarkEnd w:id="31"/>
-      <w:bookmarkEnd w:id="32"/>
     </w:p>
     <w:p>
       <w:pPr>
@@ -6548,8 +6781,8 @@
           <w:lang w:val="fr-LU"/>
         </w:rPr>
       </w:pPr>
-      <w:bookmarkStart w:id="33" w:name="_Toc75271711"/>
-      <w:bookmarkStart w:id="34" w:name="_Toc102393860"/>
+      <w:bookmarkStart w:id="32" w:name="_Toc75271711"/>
+      <w:bookmarkStart w:id="33" w:name="_Toc229569020"/>
       <w:r>
         <w:rPr>
           <w:lang w:val="fr-LU"/>
@@ -6562,8 +6795,8 @@
         </w:rPr>
         <w:t>euils d’acceptation des risques</w:t>
       </w:r>
+      <w:bookmarkEnd w:id="32"/>
       <w:bookmarkEnd w:id="33"/>
-      <w:bookmarkEnd w:id="34"/>
     </w:p>
     <w:p>
       <w:pPr>
@@ -6597,7 +6830,7 @@
           <w:lang w:val="fr-LU"/>
         </w:rPr>
       </w:pPr>
-      <w:bookmarkStart w:id="35" w:name="_Toc102393861"/>
+      <w:bookmarkStart w:id="34" w:name="_Toc229569021"/>
       <w:r>
         <w:rPr>
           <w:lang w:val="fr-LU"/>
@@ -6617,7 +6850,7 @@
         </w:rPr>
         <w:t>des tendances et des menaces</w:t>
       </w:r>
-      <w:bookmarkEnd w:id="35"/>
+      <w:bookmarkEnd w:id="34"/>
     </w:p>
     <w:p>
       <w:pPr>
@@ -6667,79 +6900,18 @@
       <w:r>
         <w:t>${TABLE_THREATS}</w:t>
       </w:r>
+    </w:p>
+    <w:p>
+      <w:pPr>
+        <w:rPr>
+          <w:lang w:val="fr-LU"/>
+        </w:rPr>
+      </w:pPr>
       <w:r>
         <w:rPr>
           <w:lang w:val="fr-LU"/>
         </w:rPr>
         <w:br w:type="page"/>
-      </w:r>
-    </w:p>
-    <w:p>
-      <w:pPr>
-        <w:pStyle w:val="Heading1"/>
-        <w:numPr>
-          <w:ilvl w:val="0"/>
-          <w:numId w:val="1"/>
-        </w:numPr>
-        <w:rPr>
-          <w:lang w:val="fr-LU"/>
-        </w:rPr>
-      </w:pPr>
-      <w:bookmarkStart w:id="36" w:name="_Toc102393862"/>
-      <w:r>
-        <w:rPr>
-          <w:lang w:val="fr-LU"/>
-        </w:rPr>
-        <w:lastRenderedPageBreak/>
-        <w:t>Modélisation</w:t>
-      </w:r>
-      <w:r>
-        <w:t xml:space="preserve"> </w:t>
-      </w:r>
-      <w:r>
-        <w:rPr>
-          <w:lang w:val="fr-LU"/>
-        </w:rPr>
-        <w:t>du contexte</w:t>
-      </w:r>
-      <w:bookmarkEnd w:id="36"/>
-    </w:p>
-    <w:p>
-      <w:pPr>
-        <w:pStyle w:val="Heading2"/>
-        <w:numPr>
-          <w:ilvl w:val="1"/>
-          <w:numId w:val="1"/>
-        </w:numPr>
-        <w:rPr>
-          <w:lang w:val="fr-LU"/>
-        </w:rPr>
-      </w:pPr>
-      <w:bookmarkStart w:id="37" w:name="_Toc102393863"/>
-      <w:r>
-        <w:rPr>
-          <w:lang w:val="fr-LU"/>
-        </w:rPr>
-        <w:t>Identification des actifs</w:t>
-      </w:r>
-      <w:bookmarkEnd w:id="37"/>
-      <w:r>
-        <w:rPr>
-          <w:lang w:val="fr-LU"/>
-        </w:rPr>
-        <w:t xml:space="preserve"> </w:t>
-      </w:r>
-    </w:p>
-    <w:p>
-      <w:pPr>
-        <w:rPr>
-          <w:sz w:val="10"/>
-          <w:szCs w:val="10"/>
-          <w:lang w:val="fr-LU"/>
-        </w:rPr>
-      </w:pPr>
-      <w:r>
-        <w:t>${SYNTH_ACTIF}</w:t>
       </w:r>
     </w:p>
     <w:p>
@@ -6751,73 +6923,195 @@
         </w:numPr>
         <w:spacing w:before="0"/>
         <w:rPr>
-          <w:lang w:val="fr-BE"/>
-        </w:rPr>
-      </w:pPr>
-      <w:bookmarkStart w:id="38" w:name="_Toc102393864"/>
-      <w:r>
-        <w:rPr>
-          <w:lang w:val="fr-LU"/>
-        </w:rPr>
-        <w:t xml:space="preserve">Identification </w:t>
-      </w:r>
-      <w:r>
-        <w:rPr>
-          <w:lang w:val="fr-LU"/>
-        </w:rPr>
-        <w:t>des vulnérabilités</w:t>
-      </w:r>
-      <w:bookmarkEnd w:id="38"/>
-      <w:r>
-        <w:rPr>
-          <w:lang w:val="fr-LU"/>
-        </w:rPr>
+          <w:lang w:val="fr-LU"/>
+        </w:rPr>
+      </w:pPr>
+      <w:bookmarkStart w:id="35" w:name="_Toc229569022"/>
+      <w:proofErr w:type="spellStart"/>
+      <w:r>
+        <w:lastRenderedPageBreak/>
+        <w:t>Déclencheurs</w:t>
+      </w:r>
+      <w:proofErr w:type="spellEnd"/>
+      <w:r>
+        <w:t xml:space="preserve"> de </w:t>
+      </w:r>
+      <w:proofErr w:type="spellStart"/>
+      <w:r>
+        <w:t>réévaluation</w:t>
+      </w:r>
+      <w:bookmarkEnd w:id="35"/>
+      <w:proofErr w:type="spellEnd"/>
+    </w:p>
+    <w:p>
+      <w:pPr>
+        <w:rPr>
+          <w:lang w:val="en-LU"/>
+        </w:rPr>
+      </w:pPr>
+      <w:r>
+        <w:t xml:space="preserve">Les </w:t>
+      </w:r>
+      <w:proofErr w:type="spellStart"/>
+      <w:r>
+        <w:t>événements</w:t>
+      </w:r>
+      <w:proofErr w:type="spellEnd"/>
+      <w:r>
         <w:t xml:space="preserve"> </w:t>
       </w:r>
-    </w:p>
-    <w:p>
-      <w:pPr>
-        <w:rPr>
-          <w:color w:val="000000" w:themeColor="text1"/>
-          <w:lang w:val="fr-LU"/>
-        </w:rPr>
-      </w:pPr>
-      <w:r>
-        <w:rPr>
-          <w:color w:val="000000" w:themeColor="text1"/>
-          <w:lang w:val="fr-LU"/>
-        </w:rPr>
-        <w:t xml:space="preserve">L’utilisation de la modélisation de MONARC et de ses objets permet d’identifier les vulnérabilités avec une granularité suffisante pour </w:t>
-      </w:r>
-      <w:r>
-        <w:rPr>
-          <w:color w:val="000000" w:themeColor="text1"/>
-          <w:lang w:val="fr-LU"/>
-        </w:rPr>
-        <w:t xml:space="preserve">cette </w:t>
-      </w:r>
-      <w:r>
-        <w:rPr>
-          <w:color w:val="000000" w:themeColor="text1"/>
-          <w:lang w:val="fr-LU"/>
-        </w:rPr>
-        <w:t xml:space="preserve">itération d’analyse des risques. </w:t>
-      </w:r>
-    </w:p>
-    <w:p>
-      <w:pPr>
-        <w:rPr>
-          <w:color w:val="000000" w:themeColor="text1"/>
-          <w:lang w:val="fr-LU"/>
-        </w:rPr>
-      </w:pPr>
-      <w:r>
-        <w:rPr>
-          <w:color w:val="000000" w:themeColor="text1"/>
-          <w:lang w:val="fr-LU"/>
-        </w:rPr>
-        <w:t>Il reste toutefois à la discrétion des consultants de créer de nouveaux risques contextuels qu’ils pourraient découvrir pendant la mission.</w:t>
-      </w:r>
+      <w:proofErr w:type="spellStart"/>
+      <w:r>
+        <w:t>ou</w:t>
+      </w:r>
+      <w:proofErr w:type="spellEnd"/>
+      <w:r>
+        <w:t xml:space="preserve"> conditions </w:t>
+      </w:r>
+      <w:proofErr w:type="spellStart"/>
+      <w:r>
+        <w:t>suivants</w:t>
+      </w:r>
+      <w:proofErr w:type="spellEnd"/>
+      <w:r>
+        <w:t xml:space="preserve"> </w:t>
+      </w:r>
+      <w:proofErr w:type="spellStart"/>
+      <w:r>
+        <w:t>nécessitent</w:t>
+      </w:r>
+      <w:proofErr w:type="spellEnd"/>
+      <w:r>
+        <w:t xml:space="preserve"> </w:t>
+      </w:r>
+      <w:proofErr w:type="spellStart"/>
+      <w:r>
+        <w:t>une</w:t>
+      </w:r>
+      <w:proofErr w:type="spellEnd"/>
+      <w:r>
+        <w:t xml:space="preserve"> </w:t>
+      </w:r>
+      <w:proofErr w:type="spellStart"/>
+      <w:r>
+        <w:t>réévaluation</w:t>
+      </w:r>
+      <w:proofErr w:type="spellEnd"/>
+      <w:r>
+        <w:t xml:space="preserve"> de </w:t>
+      </w:r>
+      <w:proofErr w:type="spellStart"/>
+      <w:r>
+        <w:t>l’analyse</w:t>
+      </w:r>
+      <w:proofErr w:type="spellEnd"/>
+      <w:r>
+        <w:t xml:space="preserve"> des </w:t>
+      </w:r>
+      <w:proofErr w:type="spellStart"/>
+      <w:r>
+        <w:t>risques</w:t>
+      </w:r>
+      <w:proofErr w:type="spellEnd"/>
+      <w:r>
+        <w:t xml:space="preserve"> </w:t>
+      </w:r>
+      <w:proofErr w:type="spellStart"/>
+      <w:r>
+        <w:t>afin</w:t>
+      </w:r>
+      <w:proofErr w:type="spellEnd"/>
+      <w:r>
+        <w:t xml:space="preserve"> de </w:t>
+      </w:r>
+      <w:proofErr w:type="spellStart"/>
+      <w:r>
+        <w:t>garantir</w:t>
+      </w:r>
+      <w:proofErr w:type="spellEnd"/>
+      <w:r>
+        <w:t xml:space="preserve"> </w:t>
+      </w:r>
+      <w:proofErr w:type="spellStart"/>
+      <w:r>
+        <w:t>qu’elle</w:t>
+      </w:r>
+      <w:proofErr w:type="spellEnd"/>
+      <w:r>
+        <w:t xml:space="preserve"> </w:t>
+      </w:r>
+      <w:proofErr w:type="spellStart"/>
+      <w:r>
+        <w:t>reste</w:t>
+      </w:r>
+      <w:proofErr w:type="spellEnd"/>
+      <w:r>
+        <w:t xml:space="preserve"> </w:t>
+      </w:r>
+      <w:proofErr w:type="spellStart"/>
+      <w:r>
+        <w:t>pertinente</w:t>
+      </w:r>
+      <w:proofErr w:type="spellEnd"/>
+      <w:r>
+        <w:t xml:space="preserve"> et à jour</w:t>
+      </w:r>
+      <w:r>
+        <w:rPr>
+          <w:lang w:val="en-LU"/>
+        </w:rPr>
+        <w:t>.</w:t>
+      </w:r>
+    </w:p>
+    <w:p>
+      <w:pPr>
+        <w:rPr>
+          <w:lang w:val="en-LU"/>
+        </w:rPr>
+      </w:pPr>
+      <w:r>
+        <w:t>${</w:t>
+      </w:r>
+      <w:r>
+        <w:rPr>
+          <w:lang w:val="en-LU"/>
+        </w:rPr>
+        <w:t>TABLE_REASSESSMENT_TRIGGERS</w:t>
+      </w:r>
+      <w:r>
+        <w:t>}</w:t>
+      </w:r>
+    </w:p>
+    <w:p/>
+    <w:p>
+      <w:pPr>
+        <w:pStyle w:val="Heading1"/>
+        <w:numPr>
+          <w:ilvl w:val="0"/>
+          <w:numId w:val="1"/>
+        </w:numPr>
+        <w:rPr>
+          <w:lang w:val="fr-LU"/>
+        </w:rPr>
+      </w:pPr>
+      <w:bookmarkStart w:id="36" w:name="_Toc229569023"/>
+      <w:r>
+        <w:rPr>
+          <w:lang w:val="fr-LU"/>
+        </w:rPr>
+        <w:lastRenderedPageBreak/>
+        <w:t>Modélisation</w:t>
+      </w:r>
+      <w:r>
+        <w:t xml:space="preserve"> </w:t>
+      </w:r>
+      <w:r>
+        <w:rPr>
+          <w:lang w:val="fr-LU"/>
+        </w:rPr>
+        <w:t>du contexte</w:t>
+      </w:r>
+      <w:bookmarkEnd w:id="36"/>
     </w:p>
     <w:p>
       <w:pPr>
@@ -6830,7 +7124,122 @@
           <w:lang w:val="fr-LU"/>
         </w:rPr>
       </w:pPr>
-      <w:bookmarkStart w:id="39" w:name="_Toc102393865"/>
+      <w:bookmarkStart w:id="37" w:name="_Toc229569024"/>
+      <w:r>
+        <w:rPr>
+          <w:lang w:val="fr-LU"/>
+        </w:rPr>
+        <w:t>Identification des actifs</w:t>
+      </w:r>
+      <w:bookmarkEnd w:id="37"/>
+      <w:r>
+        <w:rPr>
+          <w:lang w:val="fr-LU"/>
+        </w:rPr>
+        <w:t xml:space="preserve"> </w:t>
+      </w:r>
+    </w:p>
+    <w:p>
+      <w:pPr>
+        <w:rPr>
+          <w:sz w:val="10"/>
+          <w:szCs w:val="10"/>
+          <w:lang w:val="fr-LU"/>
+        </w:rPr>
+      </w:pPr>
+      <w:r>
+        <w:t>${SYNTH_ACTIF}</w:t>
+      </w:r>
+    </w:p>
+    <w:p>
+      <w:pPr>
+        <w:pStyle w:val="Heading2"/>
+        <w:numPr>
+          <w:ilvl w:val="1"/>
+          <w:numId w:val="1"/>
+        </w:numPr>
+        <w:spacing w:before="0"/>
+        <w:rPr>
+          <w:lang w:val="fr-BE"/>
+        </w:rPr>
+      </w:pPr>
+      <w:bookmarkStart w:id="38" w:name="_Toc229569025"/>
+      <w:r>
+        <w:rPr>
+          <w:lang w:val="fr-LU"/>
+        </w:rPr>
+        <w:t xml:space="preserve">Identification </w:t>
+      </w:r>
+      <w:r>
+        <w:rPr>
+          <w:lang w:val="fr-LU"/>
+        </w:rPr>
+        <w:t>des vulnérabilités</w:t>
+      </w:r>
+      <w:bookmarkEnd w:id="38"/>
+      <w:r>
+        <w:rPr>
+          <w:lang w:val="fr-LU"/>
+        </w:rPr>
+        <w:t xml:space="preserve"> </w:t>
+      </w:r>
+    </w:p>
+    <w:p>
+      <w:pPr>
+        <w:rPr>
+          <w:color w:val="000000" w:themeColor="text1"/>
+          <w:lang w:val="fr-LU"/>
+        </w:rPr>
+      </w:pPr>
+      <w:r>
+        <w:rPr>
+          <w:color w:val="000000" w:themeColor="text1"/>
+          <w:lang w:val="fr-LU"/>
+        </w:rPr>
+        <w:t xml:space="preserve">L’utilisation de la modélisation de MONARC et de ses objets permet d’identifier les vulnérabilités avec une granularité suffisante pour </w:t>
+      </w:r>
+      <w:r>
+        <w:rPr>
+          <w:color w:val="000000" w:themeColor="text1"/>
+          <w:lang w:val="fr-LU"/>
+        </w:rPr>
+        <w:t xml:space="preserve">cette </w:t>
+      </w:r>
+      <w:r>
+        <w:rPr>
+          <w:color w:val="000000" w:themeColor="text1"/>
+          <w:lang w:val="fr-LU"/>
+        </w:rPr>
+        <w:t xml:space="preserve">itération d’analyse des risques. </w:t>
+      </w:r>
+    </w:p>
+    <w:p>
+      <w:pPr>
+        <w:rPr>
+          <w:color w:val="000000" w:themeColor="text1"/>
+          <w:lang w:val="fr-LU"/>
+        </w:rPr>
+      </w:pPr>
+      <w:r>
+        <w:rPr>
+          <w:color w:val="000000" w:themeColor="text1"/>
+          <w:lang w:val="fr-LU"/>
+        </w:rPr>
+        <w:t>Il reste toutefois à la discrétion des consultants de créer de nouveaux risques contextuels qu’ils pourraient découvrir pendant la mission.</w:t>
+      </w:r>
+    </w:p>
+    <w:p>
+      <w:pPr>
+        <w:pStyle w:val="Heading2"/>
+        <w:numPr>
+          <w:ilvl w:val="1"/>
+          <w:numId w:val="1"/>
+        </w:numPr>
+        <w:rPr>
+          <w:lang w:val="fr-LU"/>
+        </w:rPr>
+      </w:pPr>
+      <w:bookmarkStart w:id="39" w:name="_Toc229569026"/>
       <w:r>
         <w:rPr>
           <w:lang w:val="fr-LU"/>
@@ -6936,7 +7345,7 @@
           <w:lang w:val="fr-LU"/>
         </w:rPr>
       </w:pPr>
-      <w:bookmarkStart w:id="40" w:name="_Toc102393866"/>
+      <w:bookmarkStart w:id="40" w:name="_Toc229569027"/>
       <w:r>
         <w:rPr>
           <w:lang w:val="fr-LU"/>
@@ -6988,7 +7397,7 @@
       <w:bookmarkStart w:id="41" w:name="_Toc360469787"/>
       <w:bookmarkStart w:id="42" w:name="_Ref415751951"/>
       <w:bookmarkStart w:id="43" w:name="_Ref415751961"/>
-      <w:bookmarkStart w:id="44" w:name="_Toc102393867"/>
+      <w:bookmarkStart w:id="44" w:name="_Toc229569028"/>
       <w:r>
         <w:rPr>
           <w:lang w:val="fr-LU"/>
@@ -7028,7 +7437,7 @@
           <w:lang w:val="fr-LU"/>
         </w:rPr>
       </w:pPr>
-      <w:bookmarkStart w:id="45" w:name="_Toc102393868"/>
+      <w:bookmarkStart w:id="45" w:name="_Toc229569029"/>
       <w:r>
         <w:rPr>
           <w:lang w:val="fr-LU"/>
@@ -7083,7 +7492,7 @@
           <w:lang w:val="fr-LU"/>
         </w:rPr>
       </w:pPr>
-      <w:bookmarkStart w:id="46" w:name="_Toc102393869"/>
+      <w:bookmarkStart w:id="46" w:name="_Toc229569030"/>
       <w:r>
         <w:rPr>
           <w:lang w:val="fr-LU"/>
@@ -7201,7 +7610,7 @@
           <w:lang w:val="fr-LU"/>
         </w:rPr>
       </w:pPr>
-      <w:bookmarkStart w:id="48" w:name="_Toc102393870"/>
+      <w:bookmarkStart w:id="48" w:name="_Toc229569031"/>
       <w:r>
         <w:rPr>
           <w:lang w:val="fr-LU"/>
@@ -7224,7 +7633,7 @@
           <w:lang w:val="fr-LU"/>
         </w:rPr>
       </w:pPr>
-      <w:bookmarkStart w:id="49" w:name="_Toc102393871"/>
+      <w:bookmarkStart w:id="49" w:name="_Toc229569032"/>
       <w:r>
         <w:rPr>
           <w:lang w:val="fr-LU"/>
@@ -7258,7 +7667,7 @@
           <w:lang w:val="fr-LU"/>
         </w:rPr>
       </w:pPr>
-      <w:bookmarkStart w:id="50" w:name="_Toc102393872"/>
+      <w:bookmarkStart w:id="50" w:name="_Toc229569033"/>
       <w:r>
         <w:rPr>
           <w:lang w:val="fr-LU"/>
@@ -7494,7 +7903,7 @@
           <w:lang w:val="fr-LU"/>
         </w:rPr>
       </w:pPr>
-      <w:bookmarkStart w:id="51" w:name="_Toc102393873"/>
+      <w:bookmarkStart w:id="51" w:name="_Toc229569034"/>
       <w:r>
         <w:rPr>
           <w:lang w:val="fr-LU"/>
@@ -7613,7 +8022,7 @@
           <w:lang w:val="fr-LU"/>
         </w:rPr>
       </w:pPr>
-      <w:bookmarkStart w:id="52" w:name="_Toc102393874"/>
+      <w:bookmarkStart w:id="52" w:name="_Toc229569035"/>
       <w:r>
         <w:rPr>
           <w:lang w:val="fr-LU"/>
@@ -7673,7 +8082,7 @@
           <w:lang w:val="fr-LU"/>
         </w:rPr>
       </w:pPr>
-      <w:bookmarkStart w:id="53" w:name="_Toc102393875"/>
+      <w:bookmarkStart w:id="53" w:name="_Toc229569036"/>
       <w:r>
         <w:rPr>
           <w:lang w:val="fr-LU"/>
@@ -7727,7 +8136,7 @@
           <w:lang w:val="fr-LU"/>
         </w:rPr>
       </w:pPr>
-      <w:bookmarkStart w:id="54" w:name="_Toc102393876"/>
+      <w:bookmarkStart w:id="54" w:name="_Toc229569037"/>
       <w:r>
         <w:rPr>
           <w:lang w:val="fr-LU"/>
@@ -7775,7 +8184,7 @@
           <w:lang w:val="fr-LU"/>
         </w:rPr>
       </w:pPr>
-      <w:bookmarkStart w:id="55" w:name="_Toc102393877"/>
+      <w:bookmarkStart w:id="55" w:name="_Toc229569038"/>
       <w:r>
         <w:rPr>
           <w:lang w:val="fr-LU"/>
@@ -7846,7 +8255,7 @@
           <w:lang w:val="fr-LU"/>
         </w:rPr>
       </w:pPr>
-      <w:bookmarkStart w:id="56" w:name="_Toc102393878"/>
+      <w:bookmarkStart w:id="56" w:name="_Toc229569039"/>
       <w:r>
         <w:rPr>
           <w:lang w:val="fr-LU"/>
@@ -7876,7 +8285,7 @@
           <w:lang w:val="fr-LU"/>
         </w:rPr>
       </w:pPr>
-      <w:bookmarkStart w:id="57" w:name="_Toc102393879"/>
+      <w:bookmarkStart w:id="57" w:name="_Toc229569040"/>
       <w:r>
         <w:rPr>
           <w:lang w:val="fr-LU"/>
@@ -7924,7 +8333,7 @@
           <w:lang w:val="fr-LU"/>
         </w:rPr>
       </w:pPr>
-      <w:bookmarkStart w:id="58" w:name="_Toc102393880"/>
+      <w:bookmarkStart w:id="58" w:name="_Toc229569041"/>
       <w:r>
         <w:rPr>
           <w:lang w:val="fr-LU"/>
@@ -7967,7 +8376,7 @@
 </file>
 
 <file path=word/endnotes.xml><?xml version="1.0" encoding="utf-8"?>
-<w:endnotes xmlns:wpc="http://schemas.microsoft.com/office/word/2010/wordprocessingCanvas" xmlns:cx="http://schemas.microsoft.com/office/drawing/2014/chartex" xmlns:mc="http://schemas.openxmlformats.org/markup-compatibility/2006" xmlns:o="urn:schemas-microsoft-com:office:office" xmlns:r="http://schemas.openxmlformats.org/officeDocument/2006/relationships" xmlns:m="http://schemas.openxmlformats.org/officeDocument/2006/math" xmlns:v="urn:schemas-microsoft-com:vml" xmlns:wp14="http://schemas.microsoft.com/office/word/2010/wordprocessingDrawing" xmlns:wp="http://schemas.openxmlformats.org/drawingml/2006/wordprocessingDrawing" xmlns:w10="urn:schemas-microsoft-com:office:word" xmlns:w="http://schemas.openxmlformats.org/wordprocessingml/2006/main" xmlns:w14="http://schemas.microsoft.com/office/word/2010/wordml" xmlns:w15="http://schemas.microsoft.com/office/word/2012/wordml" xmlns:w16se="http://schemas.microsoft.com/office/word/2015/wordml/symex" xmlns:wpg="http://schemas.microsoft.com/office/word/2010/wordprocessingGroup" xmlns:wpi="http://schemas.microsoft.com/office/word/2010/wordprocessingInk" xmlns:wne="http://schemas.microsoft.com/office/word/2006/wordml" xmlns:wps="http://schemas.microsoft.com/office/word/2010/wordprocessingShape" mc:Ignorable="w14 w15 w16se wp14">
+<w:endnotes xmlns:wpc="http://schemas.microsoft.com/office/word/2010/wordprocessingCanvas" xmlns:cx="http://schemas.microsoft.com/office/drawing/2014/chartex" xmlns:cx1="http://schemas.microsoft.com/office/drawing/2015/9/8/chartex" xmlns:cx2="http://schemas.microsoft.com/office/drawing/2015/10/21/chartex" xmlns:cx3="http://schemas.microsoft.com/office/drawing/2016/5/9/chartex" xmlns:cx4="http://schemas.microsoft.com/office/drawing/2016/5/10/chartex" xmlns:cx5="http://schemas.microsoft.com/office/drawing/2016/5/11/chartex" xmlns:cx6="http://schemas.microsoft.com/office/drawing/2016/5/12/chartex" xmlns:cx7="http://schemas.microsoft.com/office/drawing/2016/5/13/chartex" xmlns:cx8="http://schemas.microsoft.com/office/drawing/2016/5/14/chartex" xmlns:mc="http://schemas.openxmlformats.org/markup-compatibility/2006" xmlns:aink="http://schemas.microsoft.com/office/drawing/2016/ink" xmlns:am3d="http://schemas.microsoft.com/office/drawing/2017/model3d" xmlns:o="urn:schemas-microsoft-com:office:office" xmlns:oel="http://schemas.microsoft.com/office/2019/extlst" xmlns:r="http://schemas.openxmlformats.org/officeDocument/2006/relationships" xmlns:m="http://schemas.openxmlformats.org/officeDocument/2006/math" xmlns:v="urn:schemas-microsoft-com:vml" xmlns:wp14="http://schemas.microsoft.com/office/word/2010/wordprocessingDrawing" xmlns:wp="http://schemas.openxmlformats.org/drawingml/2006/wordprocessingDrawing" xmlns:w10="urn:schemas-microsoft-com:office:word" xmlns:w="http://schemas.openxmlformats.org/wordprocessingml/2006/main" xmlns:w14="http://schemas.microsoft.com/office/word/2010/wordml" xmlns:w15="http://schemas.microsoft.com/office/word/2012/wordml" xmlns:w16cex="http://schemas.microsoft.com/office/word/2018/wordml/cex" xmlns:w16cid="http://schemas.microsoft.com/office/word/2016/wordml/cid" xmlns:w16="http://schemas.microsoft.com/office/word/2018/wordml" xmlns:w16du="http://schemas.microsoft.com/office/word/2023/wordml/word16du" xmlns:w16sdtdh="http://schemas.microsoft.com/office/word/2020/wordml/sdtdatahash" xmlns:w16se="http://schemas.microsoft.com/office/word/2015/wordml/symex" xmlns:wpg="http://schemas.microsoft.com/office/word/2010/wordprocessingGroup" xmlns:wpi="http://schemas.microsoft.com/office/word/2010/wordprocessingInk" xmlns:wne="http://schemas.microsoft.com/office/word/2006/wordml" xmlns:wps="http://schemas.microsoft.com/office/word/2010/wordprocessingShape" mc:Ignorable="w14 w15 w16se w16cid w16 w16cex w16sdtdh w16du wp14">
   <w:endnote w:type="separator" w:id="-1">
     <w:p>
       <w:r>
@@ -7986,7 +8395,7 @@
 </file>
 
 <file path=word/footer1.xml><?xml version="1.0" encoding="utf-8"?>
-<w:ftr xmlns:wpc="http://schemas.microsoft.com/office/word/2010/wordprocessingCanvas" xmlns:cx="http://schemas.microsoft.com/office/drawing/2014/chartex" xmlns:mc="http://schemas.openxmlformats.org/markup-compatibility/2006" xmlns:o="urn:schemas-microsoft-com:office:office" xmlns:r="http://schemas.openxmlformats.org/officeDocument/2006/relationships" xmlns:m="http://schemas.openxmlformats.org/officeDocument/2006/math" xmlns:v="urn:schemas-microsoft-com:vml" xmlns:wp14="http://schemas.microsoft.com/office/word/2010/wordprocessingDrawing" xmlns:wp="http://schemas.openxmlformats.org/drawingml/2006/wordprocessingDrawing" xmlns:w10="urn:schemas-microsoft-com:office:word" xmlns:w="http://schemas.openxmlformats.org/wordprocessingml/2006/main" xmlns:w14="http://schemas.microsoft.com/office/word/2010/wordml" xmlns:w15="http://schemas.microsoft.com/office/word/2012/wordml" xmlns:w16se="http://schemas.microsoft.com/office/word/2015/wordml/symex" xmlns:wpg="http://schemas.microsoft.com/office/word/2010/wordprocessingGroup" xmlns:wpi="http://schemas.microsoft.com/office/word/2010/wordprocessingInk" xmlns:wne="http://schemas.microsoft.com/office/word/2006/wordml" xmlns:wps="http://schemas.microsoft.com/office/word/2010/wordprocessingShape" mc:Ignorable="w14 w15 w16se wp14">
+<w:ftr xmlns:wpc="http://schemas.microsoft.com/office/word/2010/wordprocessingCanvas" xmlns:cx="http://schemas.microsoft.com/office/drawing/2014/chartex" xmlns:cx1="http://schemas.microsoft.com/office/drawing/2015/9/8/chartex" xmlns:cx2="http://schemas.microsoft.com/office/drawing/2015/10/21/chartex" xmlns:cx3="http://schemas.microsoft.com/office/drawing/2016/5/9/chartex" xmlns:cx4="http://schemas.microsoft.com/office/drawing/2016/5/10/chartex" xmlns:cx5="http://schemas.microsoft.com/office/drawing/2016/5/11/chartex" xmlns:cx6="http://schemas.microsoft.com/office/drawing/2016/5/12/chartex" xmlns:cx7="http://schemas.microsoft.com/office/drawing/2016/5/13/chartex" xmlns:cx8="http://schemas.microsoft.com/office/drawing/2016/5/14/chartex" xmlns:mc="http://schemas.openxmlformats.org/markup-compatibility/2006" xmlns:aink="http://schemas.microsoft.com/office/drawing/2016/ink" xmlns:am3d="http://schemas.microsoft.com/office/drawing/2017/model3d" xmlns:o="urn:schemas-microsoft-com:office:office" xmlns:oel="http://schemas.microsoft.com/office/2019/extlst" xmlns:r="http://schemas.openxmlformats.org/officeDocument/2006/relationships" xmlns:m="http://schemas.openxmlformats.org/officeDocument/2006/math" xmlns:v="urn:schemas-microsoft-com:vml" xmlns:wp14="http://schemas.microsoft.com/office/word/2010/wordprocessingDrawing" xmlns:wp="http://schemas.openxmlformats.org/drawingml/2006/wordprocessingDrawing" xmlns:w10="urn:schemas-microsoft-com:office:word" xmlns:w="http://schemas.openxmlformats.org/wordprocessingml/2006/main" xmlns:w14="http://schemas.microsoft.com/office/word/2010/wordml" xmlns:w15="http://schemas.microsoft.com/office/word/2012/wordml" xmlns:w16cex="http://schemas.microsoft.com/office/word/2018/wordml/cex" xmlns:w16cid="http://schemas.microsoft.com/office/word/2016/wordml/cid" xmlns:w16="http://schemas.microsoft.com/office/word/2018/wordml" xmlns:w16du="http://schemas.microsoft.com/office/word/2023/wordml/word16du" xmlns:w16sdtdh="http://schemas.microsoft.com/office/word/2020/wordml/sdtdatahash" xmlns:w16se="http://schemas.microsoft.com/office/word/2015/wordml/symex" xmlns:wpg="http://schemas.microsoft.com/office/word/2010/wordprocessingGroup" xmlns:wpi="http://schemas.microsoft.com/office/word/2010/wordprocessingInk" xmlns:wne="http://schemas.microsoft.com/office/word/2006/wordml" xmlns:wps="http://schemas.microsoft.com/office/word/2010/wordprocessingShape" mc:Ignorable="w14 w15 w16se w16cid w16 w16cex w16sdtdh w16du wp14">
   <w:p>
     <w:pPr>
       <w:pStyle w:val="smile-footer"/>
@@ -8265,7 +8674,7 @@
 </file>
 
 <file path=word/footer2.xml><?xml version="1.0" encoding="utf-8"?>
-<w:ftr xmlns:wpc="http://schemas.microsoft.com/office/word/2010/wordprocessingCanvas" xmlns:cx="http://schemas.microsoft.com/office/drawing/2014/chartex" xmlns:mc="http://schemas.openxmlformats.org/markup-compatibility/2006" xmlns:o="urn:schemas-microsoft-com:office:office" xmlns:r="http://schemas.openxmlformats.org/officeDocument/2006/relationships" xmlns:m="http://schemas.openxmlformats.org/officeDocument/2006/math" xmlns:v="urn:schemas-microsoft-com:vml" xmlns:wp14="http://schemas.microsoft.com/office/word/2010/wordprocessingDrawing" xmlns:wp="http://schemas.openxmlformats.org/drawingml/2006/wordprocessingDrawing" xmlns:w10="urn:schemas-microsoft-com:office:word" xmlns:w="http://schemas.openxmlformats.org/wordprocessingml/2006/main" xmlns:w14="http://schemas.microsoft.com/office/word/2010/wordml" xmlns:w15="http://schemas.microsoft.com/office/word/2012/wordml" xmlns:w16se="http://schemas.microsoft.com/office/word/2015/wordml/symex" xmlns:wpg="http://schemas.microsoft.com/office/word/2010/wordprocessingGroup" xmlns:wpi="http://schemas.microsoft.com/office/word/2010/wordprocessingInk" xmlns:wne="http://schemas.microsoft.com/office/word/2006/wordml" xmlns:wps="http://schemas.microsoft.com/office/word/2010/wordprocessingShape" mc:Ignorable="w14 w15 w16se wp14">
+<w:ftr xmlns:wpc="http://schemas.microsoft.com/office/word/2010/wordprocessingCanvas" xmlns:cx="http://schemas.microsoft.com/office/drawing/2014/chartex" xmlns:cx1="http://schemas.microsoft.com/office/drawing/2015/9/8/chartex" xmlns:cx2="http://schemas.microsoft.com/office/drawing/2015/10/21/chartex" xmlns:cx3="http://schemas.microsoft.com/office/drawing/2016/5/9/chartex" xmlns:cx4="http://schemas.microsoft.com/office/drawing/2016/5/10/chartex" xmlns:cx5="http://schemas.microsoft.com/office/drawing/2016/5/11/chartex" xmlns:cx6="http://schemas.microsoft.com/office/drawing/2016/5/12/chartex" xmlns:cx7="http://schemas.microsoft.com/office/drawing/2016/5/13/chartex" xmlns:cx8="http://schemas.microsoft.com/office/drawing/2016/5/14/chartex" xmlns:mc="http://schemas.openxmlformats.org/markup-compatibility/2006" xmlns:aink="http://schemas.microsoft.com/office/drawing/2016/ink" xmlns:am3d="http://schemas.microsoft.com/office/drawing/2017/model3d" xmlns:o="urn:schemas-microsoft-com:office:office" xmlns:oel="http://schemas.microsoft.com/office/2019/extlst" xmlns:r="http://schemas.openxmlformats.org/officeDocument/2006/relationships" xmlns:m="http://schemas.openxmlformats.org/officeDocument/2006/math" xmlns:v="urn:schemas-microsoft-com:vml" xmlns:wp14="http://schemas.microsoft.com/office/word/2010/wordprocessingDrawing" xmlns:wp="http://schemas.openxmlformats.org/drawingml/2006/wordprocessingDrawing" xmlns:w10="urn:schemas-microsoft-com:office:word" xmlns:w="http://schemas.openxmlformats.org/wordprocessingml/2006/main" xmlns:w14="http://schemas.microsoft.com/office/word/2010/wordml" xmlns:w15="http://schemas.microsoft.com/office/word/2012/wordml" xmlns:w16cex="http://schemas.microsoft.com/office/word/2018/wordml/cex" xmlns:w16cid="http://schemas.microsoft.com/office/word/2016/wordml/cid" xmlns:w16="http://schemas.microsoft.com/office/word/2018/wordml" xmlns:w16du="http://schemas.microsoft.com/office/word/2023/wordml/word16du" xmlns:w16sdtdh="http://schemas.microsoft.com/office/word/2020/wordml/sdtdatahash" xmlns:w16se="http://schemas.microsoft.com/office/word/2015/wordml/symex" xmlns:wpg="http://schemas.microsoft.com/office/word/2010/wordprocessingGroup" xmlns:wpi="http://schemas.microsoft.com/office/word/2010/wordprocessingInk" xmlns:wne="http://schemas.microsoft.com/office/word/2006/wordml" xmlns:wps="http://schemas.microsoft.com/office/word/2010/wordprocessingShape" mc:Ignorable="w14 w15 w16se w16cid w16 w16cex w16sdtdh w16du wp14">
   <w:p>
     <w:pPr>
       <w:pStyle w:val="smile-footer"/>
@@ -8586,7 +8995,7 @@
 </file>
 
 <file path=word/footer3.xml><?xml version="1.0" encoding="utf-8"?>
-<w:ftr xmlns:wpc="http://schemas.microsoft.com/office/word/2010/wordprocessingCanvas" xmlns:cx="http://schemas.microsoft.com/office/drawing/2014/chartex" xmlns:mc="http://schemas.openxmlformats.org/markup-compatibility/2006" xmlns:o="urn:schemas-microsoft-com:office:office" xmlns:r="http://schemas.openxmlformats.org/officeDocument/2006/relationships" xmlns:m="http://schemas.openxmlformats.org/officeDocument/2006/math" xmlns:v="urn:schemas-microsoft-com:vml" xmlns:wp14="http://schemas.microsoft.com/office/word/2010/wordprocessingDrawing" xmlns:wp="http://schemas.openxmlformats.org/drawingml/2006/wordprocessingDrawing" xmlns:w10="urn:schemas-microsoft-com:office:word" xmlns:w="http://schemas.openxmlformats.org/wordprocessingml/2006/main" xmlns:w14="http://schemas.microsoft.com/office/word/2010/wordml" xmlns:w15="http://schemas.microsoft.com/office/word/2012/wordml" xmlns:w16se="http://schemas.microsoft.com/office/word/2015/wordml/symex" xmlns:wpg="http://schemas.microsoft.com/office/word/2010/wordprocessingGroup" xmlns:wpi="http://schemas.microsoft.com/office/word/2010/wordprocessingInk" xmlns:wne="http://schemas.microsoft.com/office/word/2006/wordml" xmlns:wps="http://schemas.microsoft.com/office/word/2010/wordprocessingShape" mc:Ignorable="w14 w15 w16se wp14">
+<w:ftr xmlns:wpc="http://schemas.microsoft.com/office/word/2010/wordprocessingCanvas" xmlns:cx="http://schemas.microsoft.com/office/drawing/2014/chartex" xmlns:cx1="http://schemas.microsoft.com/office/drawing/2015/9/8/chartex" xmlns:cx2="http://schemas.microsoft.com/office/drawing/2015/10/21/chartex" xmlns:cx3="http://schemas.microsoft.com/office/drawing/2016/5/9/chartex" xmlns:cx4="http://schemas.microsoft.com/office/drawing/2016/5/10/chartex" xmlns:cx5="http://schemas.microsoft.com/office/drawing/2016/5/11/chartex" xmlns:cx6="http://schemas.microsoft.com/office/drawing/2016/5/12/chartex" xmlns:cx7="http://schemas.microsoft.com/office/drawing/2016/5/13/chartex" xmlns:cx8="http://schemas.microsoft.com/office/drawing/2016/5/14/chartex" xmlns:mc="http://schemas.openxmlformats.org/markup-compatibility/2006" xmlns:aink="http://schemas.microsoft.com/office/drawing/2016/ink" xmlns:am3d="http://schemas.microsoft.com/office/drawing/2017/model3d" xmlns:o="urn:schemas-microsoft-com:office:office" xmlns:oel="http://schemas.microsoft.com/office/2019/extlst" xmlns:r="http://schemas.openxmlformats.org/officeDocument/2006/relationships" xmlns:m="http://schemas.openxmlformats.org/officeDocument/2006/math" xmlns:v="urn:schemas-microsoft-com:vml" xmlns:wp14="http://schemas.microsoft.com/office/word/2010/wordprocessingDrawing" xmlns:wp="http://schemas.openxmlformats.org/drawingml/2006/wordprocessingDrawing" xmlns:w10="urn:schemas-microsoft-com:office:word" xmlns:w="http://schemas.openxmlformats.org/wordprocessingml/2006/main" xmlns:w14="http://schemas.microsoft.com/office/word/2010/wordml" xmlns:w15="http://schemas.microsoft.com/office/word/2012/wordml" xmlns:w16cex="http://schemas.microsoft.com/office/word/2018/wordml/cex" xmlns:w16cid="http://schemas.microsoft.com/office/word/2016/wordml/cid" xmlns:w16="http://schemas.microsoft.com/office/word/2018/wordml" xmlns:w16du="http://schemas.microsoft.com/office/word/2023/wordml/word16du" xmlns:w16sdtdh="http://schemas.microsoft.com/office/word/2020/wordml/sdtdatahash" xmlns:w16se="http://schemas.microsoft.com/office/word/2015/wordml/symex" xmlns:wpg="http://schemas.microsoft.com/office/word/2010/wordprocessingGroup" xmlns:wpi="http://schemas.microsoft.com/office/word/2010/wordprocessingInk" xmlns:wne="http://schemas.microsoft.com/office/word/2006/wordml" xmlns:wps="http://schemas.microsoft.com/office/word/2010/wordprocessingShape" mc:Ignorable="w14 w15 w16se w16cid w16 w16cex w16sdtdh w16du wp14">
   <w:p>
     <w:pPr>
       <w:pStyle w:val="smile-footer"/>
@@ -8865,7 +9274,7 @@
 </file>
 
 <file path=word/footer4.xml><?xml version="1.0" encoding="utf-8"?>
-<w:ftr xmlns:wpc="http://schemas.microsoft.com/office/word/2010/wordprocessingCanvas" xmlns:cx="http://schemas.microsoft.com/office/drawing/2014/chartex" xmlns:mc="http://schemas.openxmlformats.org/markup-compatibility/2006" xmlns:o="urn:schemas-microsoft-com:office:office" xmlns:r="http://schemas.openxmlformats.org/officeDocument/2006/relationships" xmlns:m="http://schemas.openxmlformats.org/officeDocument/2006/math" xmlns:v="urn:schemas-microsoft-com:vml" xmlns:wp14="http://schemas.microsoft.com/office/word/2010/wordprocessingDrawing" xmlns:wp="http://schemas.openxmlformats.org/drawingml/2006/wordprocessingDrawing" xmlns:w10="urn:schemas-microsoft-com:office:word" xmlns:w="http://schemas.openxmlformats.org/wordprocessingml/2006/main" xmlns:w14="http://schemas.microsoft.com/office/word/2010/wordml" xmlns:w15="http://schemas.microsoft.com/office/word/2012/wordml" xmlns:w16se="http://schemas.microsoft.com/office/word/2015/wordml/symex" xmlns:wpg="http://schemas.microsoft.com/office/word/2010/wordprocessingGroup" xmlns:wpi="http://schemas.microsoft.com/office/word/2010/wordprocessingInk" xmlns:wne="http://schemas.microsoft.com/office/word/2006/wordml" xmlns:wps="http://schemas.microsoft.com/office/word/2010/wordprocessingShape" mc:Ignorable="w14 w15 w16se wp14">
+<w:ftr xmlns:wpc="http://schemas.microsoft.com/office/word/2010/wordprocessingCanvas" xmlns:cx="http://schemas.microsoft.com/office/drawing/2014/chartex" xmlns:cx1="http://schemas.microsoft.com/office/drawing/2015/9/8/chartex" xmlns:cx2="http://schemas.microsoft.com/office/drawing/2015/10/21/chartex" xmlns:cx3="http://schemas.microsoft.com/office/drawing/2016/5/9/chartex" xmlns:cx4="http://schemas.microsoft.com/office/drawing/2016/5/10/chartex" xmlns:cx5="http://schemas.microsoft.com/office/drawing/2016/5/11/chartex" xmlns:cx6="http://schemas.microsoft.com/office/drawing/2016/5/12/chartex" xmlns:cx7="http://schemas.microsoft.com/office/drawing/2016/5/13/chartex" xmlns:cx8="http://schemas.microsoft.com/office/drawing/2016/5/14/chartex" xmlns:mc="http://schemas.openxmlformats.org/markup-compatibility/2006" xmlns:aink="http://schemas.microsoft.com/office/drawing/2016/ink" xmlns:am3d="http://schemas.microsoft.com/office/drawing/2017/model3d" xmlns:o="urn:schemas-microsoft-com:office:office" xmlns:oel="http://schemas.microsoft.com/office/2019/extlst" xmlns:r="http://schemas.openxmlformats.org/officeDocument/2006/relationships" xmlns:m="http://schemas.openxmlformats.org/officeDocument/2006/math" xmlns:v="urn:schemas-microsoft-com:vml" xmlns:wp14="http://schemas.microsoft.com/office/word/2010/wordprocessingDrawing" xmlns:wp="http://schemas.openxmlformats.org/drawingml/2006/wordprocessingDrawing" xmlns:w10="urn:schemas-microsoft-com:office:word" xmlns:w="http://schemas.openxmlformats.org/wordprocessingml/2006/main" xmlns:w14="http://schemas.microsoft.com/office/word/2010/wordml" xmlns:w15="http://schemas.microsoft.com/office/word/2012/wordml" xmlns:w16cex="http://schemas.microsoft.com/office/word/2018/wordml/cex" xmlns:w16cid="http://schemas.microsoft.com/office/word/2016/wordml/cid" xmlns:w16="http://schemas.microsoft.com/office/word/2018/wordml" xmlns:w16du="http://schemas.microsoft.com/office/word/2023/wordml/word16du" xmlns:w16sdtdh="http://schemas.microsoft.com/office/word/2020/wordml/sdtdatahash" xmlns:w16se="http://schemas.microsoft.com/office/word/2015/wordml/symex" xmlns:wpg="http://schemas.microsoft.com/office/word/2010/wordprocessingGroup" xmlns:wpi="http://schemas.microsoft.com/office/word/2010/wordprocessingInk" xmlns:wne="http://schemas.microsoft.com/office/word/2006/wordml" xmlns:wps="http://schemas.microsoft.com/office/word/2010/wordprocessingShape" mc:Ignorable="w14 w15 w16se w16cid w16 w16cex w16sdtdh w16du wp14">
   <w:p>
     <w:pPr>
       <w:pStyle w:val="smile-footer"/>
@@ -9186,7 +9595,7 @@
 </file>
 
 <file path=word/footnotes.xml><?xml version="1.0" encoding="utf-8"?>
-<w:footnotes xmlns:wpc="http://schemas.microsoft.com/office/word/2010/wordprocessingCanvas" xmlns:cx="http://schemas.microsoft.com/office/drawing/2014/chartex" xmlns:mc="http://schemas.openxmlformats.org/markup-compatibility/2006" xmlns:o="urn:schemas-microsoft-com:office:office" xmlns:r="http://schemas.openxmlformats.org/officeDocument/2006/relationships" xmlns:m="http://schemas.openxmlformats.org/officeDocument/2006/math" xmlns:v="urn:schemas-microsoft-com:vml" xmlns:wp14="http://schemas.microsoft.com/office/word/2010/wordprocessingDrawing" xmlns:wp="http://schemas.openxmlformats.org/drawingml/2006/wordprocessingDrawing" xmlns:w10="urn:schemas-microsoft-com:office:word" xmlns:w="http://schemas.openxmlformats.org/wordprocessingml/2006/main" xmlns:w14="http://schemas.microsoft.com/office/word/2010/wordml" xmlns:w15="http://schemas.microsoft.com/office/word/2012/wordml" xmlns:w16se="http://schemas.microsoft.com/office/word/2015/wordml/symex" xmlns:wpg="http://schemas.microsoft.com/office/word/2010/wordprocessingGroup" xmlns:wpi="http://schemas.microsoft.com/office/word/2010/wordprocessingInk" xmlns:wne="http://schemas.microsoft.com/office/word/2006/wordml" xmlns:wps="http://schemas.microsoft.com/office/word/2010/wordprocessingShape" mc:Ignorable="w14 w15 w16se wp14">
+<w:footnotes xmlns:wpc="http://schemas.microsoft.com/office/word/2010/wordprocessingCanvas" xmlns:cx="http://schemas.microsoft.com/office/drawing/2014/chartex" xmlns:cx1="http://schemas.microsoft.com/office/drawing/2015/9/8/chartex" xmlns:cx2="http://schemas.microsoft.com/office/drawing/2015/10/21/chartex" xmlns:cx3="http://schemas.microsoft.com/office/drawing/2016/5/9/chartex" xmlns:cx4="http://schemas.microsoft.com/office/drawing/2016/5/10/chartex" xmlns:cx5="http://schemas.microsoft.com/office/drawing/2016/5/11/chartex" xmlns:cx6="http://schemas.microsoft.com/office/drawing/2016/5/12/chartex" xmlns:cx7="http://schemas.microsoft.com/office/drawing/2016/5/13/chartex" xmlns:cx8="http://schemas.microsoft.com/office/drawing/2016/5/14/chartex" xmlns:mc="http://schemas.openxmlformats.org/markup-compatibility/2006" xmlns:aink="http://schemas.microsoft.com/office/drawing/2016/ink" xmlns:am3d="http://schemas.microsoft.com/office/drawing/2017/model3d" xmlns:o="urn:schemas-microsoft-com:office:office" xmlns:oel="http://schemas.microsoft.com/office/2019/extlst" xmlns:r="http://schemas.openxmlformats.org/officeDocument/2006/relationships" xmlns:m="http://schemas.openxmlformats.org/officeDocument/2006/math" xmlns:v="urn:schemas-microsoft-com:vml" xmlns:wp14="http://schemas.microsoft.com/office/word/2010/wordprocessingDrawing" xmlns:wp="http://schemas.openxmlformats.org/drawingml/2006/wordprocessingDrawing" xmlns:w10="urn:schemas-microsoft-com:office:word" xmlns:w="http://schemas.openxmlformats.org/wordprocessingml/2006/main" xmlns:w14="http://schemas.microsoft.com/office/word/2010/wordml" xmlns:w15="http://schemas.microsoft.com/office/word/2012/wordml" xmlns:w16cex="http://schemas.microsoft.com/office/word/2018/wordml/cex" xmlns:w16cid="http://schemas.microsoft.com/office/word/2016/wordml/cid" xmlns:w16="http://schemas.microsoft.com/office/word/2018/wordml" xmlns:w16du="http://schemas.microsoft.com/office/word/2023/wordml/word16du" xmlns:w16sdtdh="http://schemas.microsoft.com/office/word/2020/wordml/sdtdatahash" xmlns:w16se="http://schemas.microsoft.com/office/word/2015/wordml/symex" xmlns:wpg="http://schemas.microsoft.com/office/word/2010/wordprocessingGroup" xmlns:wpi="http://schemas.microsoft.com/office/word/2010/wordprocessingInk" xmlns:wne="http://schemas.microsoft.com/office/word/2006/wordml" xmlns:wps="http://schemas.microsoft.com/office/word/2010/wordprocessingShape" mc:Ignorable="w14 w15 w16se w16cid w16 w16cex w16sdtdh w16du wp14">
   <w:footnote w:type="separator" w:id="-1">
     <w:p>
       <w:r>
@@ -9205,7 +9614,7 @@
 </file>
 
 <file path=word/header1.xml><?xml version="1.0" encoding="utf-8"?>
-<w:hdr xmlns:wpc="http://schemas.microsoft.com/office/word/2010/wordprocessingCanvas" xmlns:cx="http://schemas.microsoft.com/office/drawing/2014/chartex" xmlns:mc="http://schemas.openxmlformats.org/markup-compatibility/2006" xmlns:o="urn:schemas-microsoft-com:office:office" xmlns:r="http://schemas.openxmlformats.org/officeDocument/2006/relationships" xmlns:m="http://schemas.openxmlformats.org/officeDocument/2006/math" xmlns:v="urn:schemas-microsoft-com:vml" xmlns:wp14="http://schemas.microsoft.com/office/word/2010/wordprocessingDrawing" xmlns:wp="http://schemas.openxmlformats.org/drawingml/2006/wordprocessingDrawing" xmlns:w10="urn:schemas-microsoft-com:office:word" xmlns:w="http://schemas.openxmlformats.org/wordprocessingml/2006/main" xmlns:w14="http://schemas.microsoft.com/office/word/2010/wordml" xmlns:w15="http://schemas.microsoft.com/office/word/2012/wordml" xmlns:w16se="http://schemas.microsoft.com/office/word/2015/wordml/symex" xmlns:wpg="http://schemas.microsoft.com/office/word/2010/wordprocessingGroup" xmlns:wpi="http://schemas.microsoft.com/office/word/2010/wordprocessingInk" xmlns:wne="http://schemas.microsoft.com/office/word/2006/wordml" xmlns:wps="http://schemas.microsoft.com/office/word/2010/wordprocessingShape" mc:Ignorable="w14 w15 w16se wp14">
+<w:hdr xmlns:wpc="http://schemas.microsoft.com/office/word/2010/wordprocessingCanvas" xmlns:cx="http://schemas.microsoft.com/office/drawing/2014/chartex" xmlns:cx1="http://schemas.microsoft.com/office/drawing/2015/9/8/chartex" xmlns:cx2="http://schemas.microsoft.com/office/drawing/2015/10/21/chartex" xmlns:cx3="http://schemas.microsoft.com/office/drawing/2016/5/9/chartex" xmlns:cx4="http://schemas.microsoft.com/office/drawing/2016/5/10/chartex" xmlns:cx5="http://schemas.microsoft.com/office/drawing/2016/5/11/chartex" xmlns:cx6="http://schemas.microsoft.com/office/drawing/2016/5/12/chartex" xmlns:cx7="http://schemas.microsoft.com/office/drawing/2016/5/13/chartex" xmlns:cx8="http://schemas.microsoft.com/office/drawing/2016/5/14/chartex" xmlns:mc="http://schemas.openxmlformats.org/markup-compatibility/2006" xmlns:aink="http://schemas.microsoft.com/office/drawing/2016/ink" xmlns:am3d="http://schemas.microsoft.com/office/drawing/2017/model3d" xmlns:o="urn:schemas-microsoft-com:office:office" xmlns:oel="http://schemas.microsoft.com/office/2019/extlst" xmlns:r="http://schemas.openxmlformats.org/officeDocument/2006/relationships" xmlns:m="http://schemas.openxmlformats.org/officeDocument/2006/math" xmlns:v="urn:schemas-microsoft-com:vml" xmlns:wp14="http://schemas.microsoft.com/office/word/2010/wordprocessingDrawing" xmlns:wp="http://schemas.openxmlformats.org/drawingml/2006/wordprocessingDrawing" xmlns:w10="urn:schemas-microsoft-com:office:word" xmlns:w="http://schemas.openxmlformats.org/wordprocessingml/2006/main" xmlns:w14="http://schemas.microsoft.com/office/word/2010/wordml" xmlns:w15="http://schemas.microsoft.com/office/word/2012/wordml" xmlns:w16cex="http://schemas.microsoft.com/office/word/2018/wordml/cex" xmlns:w16cid="http://schemas.microsoft.com/office/word/2016/wordml/cid" xmlns:w16="http://schemas.microsoft.com/office/word/2018/wordml" xmlns:w16du="http://schemas.microsoft.com/office/word/2023/wordml/word16du" xmlns:w16sdtdh="http://schemas.microsoft.com/office/word/2020/wordml/sdtdatahash" xmlns:w16se="http://schemas.microsoft.com/office/word/2015/wordml/symex" xmlns:wpg="http://schemas.microsoft.com/office/word/2010/wordprocessingGroup" xmlns:wpi="http://schemas.microsoft.com/office/word/2010/wordprocessingInk" xmlns:wne="http://schemas.microsoft.com/office/word/2006/wordml" xmlns:wps="http://schemas.microsoft.com/office/word/2010/wordprocessingShape" mc:Ignorable="w14 w15 w16se w16cid w16 w16cex w16sdtdh w16du wp14">
   <w:tbl>
     <w:tblPr>
       <w:tblW w:w="9810" w:type="dxa"/>
@@ -9723,7 +10132,7 @@
 </file>
 
 <file path=word/header2.xml><?xml version="1.0" encoding="utf-8"?>
-<w:hdr xmlns:wpc="http://schemas.microsoft.com/office/word/2010/wordprocessingCanvas" xmlns:cx="http://schemas.microsoft.com/office/drawing/2014/chartex" xmlns:mc="http://schemas.openxmlformats.org/markup-compatibility/2006" xmlns:o="urn:schemas-microsoft-com:office:office" xmlns:r="http://schemas.openxmlformats.org/officeDocument/2006/relationships" xmlns:m="http://schemas.openxmlformats.org/officeDocument/2006/math" xmlns:v="urn:schemas-microsoft-com:vml" xmlns:wp14="http://schemas.microsoft.com/office/word/2010/wordprocessingDrawing" xmlns:wp="http://schemas.openxmlformats.org/drawingml/2006/wordprocessingDrawing" xmlns:w10="urn:schemas-microsoft-com:office:word" xmlns:w="http://schemas.openxmlformats.org/wordprocessingml/2006/main" xmlns:w14="http://schemas.microsoft.com/office/word/2010/wordml" xmlns:w15="http://schemas.microsoft.com/office/word/2012/wordml" xmlns:w16se="http://schemas.microsoft.com/office/word/2015/wordml/symex" xmlns:wpg="http://schemas.microsoft.com/office/word/2010/wordprocessingGroup" xmlns:wpi="http://schemas.microsoft.com/office/word/2010/wordprocessingInk" xmlns:wne="http://schemas.microsoft.com/office/word/2006/wordml" xmlns:wps="http://schemas.microsoft.com/office/word/2010/wordprocessingShape" mc:Ignorable="w14 w15 w16se wp14">
+<w:hdr xmlns:wpc="http://schemas.microsoft.com/office/word/2010/wordprocessingCanvas" xmlns:cx="http://schemas.microsoft.com/office/drawing/2014/chartex" xmlns:cx1="http://schemas.microsoft.com/office/drawing/2015/9/8/chartex" xmlns:cx2="http://schemas.microsoft.com/office/drawing/2015/10/21/chartex" xmlns:cx3="http://schemas.microsoft.com/office/drawing/2016/5/9/chartex" xmlns:cx4="http://schemas.microsoft.com/office/drawing/2016/5/10/chartex" xmlns:cx5="http://schemas.microsoft.com/office/drawing/2016/5/11/chartex" xmlns:cx6="http://schemas.microsoft.com/office/drawing/2016/5/12/chartex" xmlns:cx7="http://schemas.microsoft.com/office/drawing/2016/5/13/chartex" xmlns:cx8="http://schemas.microsoft.com/office/drawing/2016/5/14/chartex" xmlns:mc="http://schemas.openxmlformats.org/markup-compatibility/2006" xmlns:aink="http://schemas.microsoft.com/office/drawing/2016/ink" xmlns:am3d="http://schemas.microsoft.com/office/drawing/2017/model3d" xmlns:o="urn:schemas-microsoft-com:office:office" xmlns:oel="http://schemas.microsoft.com/office/2019/extlst" xmlns:r="http://schemas.openxmlformats.org/officeDocument/2006/relationships" xmlns:m="http://schemas.openxmlformats.org/officeDocument/2006/math" xmlns:v="urn:schemas-microsoft-com:vml" xmlns:wp14="http://schemas.microsoft.com/office/word/2010/wordprocessingDrawing" xmlns:wp="http://schemas.openxmlformats.org/drawingml/2006/wordprocessingDrawing" xmlns:w10="urn:schemas-microsoft-com:office:word" xmlns:w="http://schemas.openxmlformats.org/wordprocessingml/2006/main" xmlns:w14="http://schemas.microsoft.com/office/word/2010/wordml" xmlns:w15="http://schemas.microsoft.com/office/word/2012/wordml" xmlns:w16cex="http://schemas.microsoft.com/office/word/2018/wordml/cex" xmlns:w16cid="http://schemas.microsoft.com/office/word/2016/wordml/cid" xmlns:w16="http://schemas.microsoft.com/office/word/2018/wordml" xmlns:w16du="http://schemas.microsoft.com/office/word/2023/wordml/word16du" xmlns:w16sdtdh="http://schemas.microsoft.com/office/word/2020/wordml/sdtdatahash" xmlns:w16se="http://schemas.microsoft.com/office/word/2015/wordml/symex" xmlns:wpg="http://schemas.microsoft.com/office/word/2010/wordprocessingGroup" xmlns:wpi="http://schemas.microsoft.com/office/word/2010/wordprocessingInk" xmlns:wne="http://schemas.microsoft.com/office/word/2006/wordml" xmlns:wps="http://schemas.microsoft.com/office/word/2010/wordprocessingShape" mc:Ignorable="w14 w15 w16se w16cid w16 w16cex w16sdtdh w16du wp14">
   <w:tbl>
     <w:tblPr>
       <w:tblW w:w="14400" w:type="dxa"/>
@@ -10245,7 +10654,7 @@
 </file>
 
 <file path=word/header3.xml><?xml version="1.0" encoding="utf-8"?>
-<w:hdr xmlns:wpc="http://schemas.microsoft.com/office/word/2010/wordprocessingCanvas" xmlns:cx="http://schemas.microsoft.com/office/drawing/2014/chartex" xmlns:mc="http://schemas.openxmlformats.org/markup-compatibility/2006" xmlns:o="urn:schemas-microsoft-com:office:office" xmlns:r="http://schemas.openxmlformats.org/officeDocument/2006/relationships" xmlns:m="http://schemas.openxmlformats.org/officeDocument/2006/math" xmlns:v="urn:schemas-microsoft-com:vml" xmlns:wp14="http://schemas.microsoft.com/office/word/2010/wordprocessingDrawing" xmlns:wp="http://schemas.openxmlformats.org/drawingml/2006/wordprocessingDrawing" xmlns:w10="urn:schemas-microsoft-com:office:word" xmlns:w="http://schemas.openxmlformats.org/wordprocessingml/2006/main" xmlns:w14="http://schemas.microsoft.com/office/word/2010/wordml" xmlns:w15="http://schemas.microsoft.com/office/word/2012/wordml" xmlns:w16se="http://schemas.microsoft.com/office/word/2015/wordml/symex" xmlns:wpg="http://schemas.microsoft.com/office/word/2010/wordprocessingGroup" xmlns:wpi="http://schemas.microsoft.com/office/word/2010/wordprocessingInk" xmlns:wne="http://schemas.microsoft.com/office/word/2006/wordml" xmlns:wps="http://schemas.microsoft.com/office/word/2010/wordprocessingShape" mc:Ignorable="w14 w15 w16se wp14">
+<w:hdr xmlns:wpc="http://schemas.microsoft.com/office/word/2010/wordprocessingCanvas" xmlns:cx="http://schemas.microsoft.com/office/drawing/2014/chartex" xmlns:cx1="http://schemas.microsoft.com/office/drawing/2015/9/8/chartex" xmlns:cx2="http://schemas.microsoft.com/office/drawing/2015/10/21/chartex" xmlns:cx3="http://schemas.microsoft.com/office/drawing/2016/5/9/chartex" xmlns:cx4="http://schemas.microsoft.com/office/drawing/2016/5/10/chartex" xmlns:cx5="http://schemas.microsoft.com/office/drawing/2016/5/11/chartex" xmlns:cx6="http://schemas.microsoft.com/office/drawing/2016/5/12/chartex" xmlns:cx7="http://schemas.microsoft.com/office/drawing/2016/5/13/chartex" xmlns:cx8="http://schemas.microsoft.com/office/drawing/2016/5/14/chartex" xmlns:mc="http://schemas.openxmlformats.org/markup-compatibility/2006" xmlns:aink="http://schemas.microsoft.com/office/drawing/2016/ink" xmlns:am3d="http://schemas.microsoft.com/office/drawing/2017/model3d" xmlns:o="urn:schemas-microsoft-com:office:office" xmlns:oel="http://schemas.microsoft.com/office/2019/extlst" xmlns:r="http://schemas.openxmlformats.org/officeDocument/2006/relationships" xmlns:m="http://schemas.openxmlformats.org/officeDocument/2006/math" xmlns:v="urn:schemas-microsoft-com:vml" xmlns:wp14="http://schemas.microsoft.com/office/word/2010/wordprocessingDrawing" xmlns:wp="http://schemas.openxmlformats.org/drawingml/2006/wordprocessingDrawing" xmlns:w10="urn:schemas-microsoft-com:office:word" xmlns:w="http://schemas.openxmlformats.org/wordprocessingml/2006/main" xmlns:w14="http://schemas.microsoft.com/office/word/2010/wordml" xmlns:w15="http://schemas.microsoft.com/office/word/2012/wordml" xmlns:w16cex="http://schemas.microsoft.com/office/word/2018/wordml/cex" xmlns:w16cid="http://schemas.microsoft.com/office/word/2016/wordml/cid" xmlns:w16="http://schemas.microsoft.com/office/word/2018/wordml" xmlns:w16du="http://schemas.microsoft.com/office/word/2023/wordml/word16du" xmlns:w16sdtdh="http://schemas.microsoft.com/office/word/2020/wordml/sdtdatahash" xmlns:w16se="http://schemas.microsoft.com/office/word/2015/wordml/symex" xmlns:wpg="http://schemas.microsoft.com/office/word/2010/wordprocessingGroup" xmlns:wpi="http://schemas.microsoft.com/office/word/2010/wordprocessingInk" xmlns:wne="http://schemas.microsoft.com/office/word/2006/wordml" xmlns:wps="http://schemas.microsoft.com/office/word/2010/wordprocessingShape" mc:Ignorable="w14 w15 w16se w16cid w16 w16cex w16sdtdh w16du wp14">
   <w:tbl>
     <w:tblPr>
       <w:tblW w:w="14670" w:type="dxa"/>
@@ -10754,7 +11163,7 @@
 </file>
 
 <file path=word/header4.xml><?xml version="1.0" encoding="utf-8"?>
-<w:hdr xmlns:wpc="http://schemas.microsoft.com/office/word/2010/wordprocessingCanvas" xmlns:cx="http://schemas.microsoft.com/office/drawing/2014/chartex" xmlns:mc="http://schemas.openxmlformats.org/markup-compatibility/2006" xmlns:o="urn:schemas-microsoft-com:office:office" xmlns:r="http://schemas.openxmlformats.org/officeDocument/2006/relationships" xmlns:m="http://schemas.openxmlformats.org/officeDocument/2006/math" xmlns:v="urn:schemas-microsoft-com:vml" xmlns:wp14="http://schemas.microsoft.com/office/word/2010/wordprocessingDrawing" xmlns:wp="http://schemas.openxmlformats.org/drawingml/2006/wordprocessingDrawing" xmlns:w10="urn:schemas-microsoft-com:office:word" xmlns:w="http://schemas.openxmlformats.org/wordprocessingml/2006/main" xmlns:w14="http://schemas.microsoft.com/office/word/2010/wordml" xmlns:w15="http://schemas.microsoft.com/office/word/2012/wordml" xmlns:w16se="http://schemas.microsoft.com/office/word/2015/wordml/symex" xmlns:wpg="http://schemas.microsoft.com/office/word/2010/wordprocessingGroup" xmlns:wpi="http://schemas.microsoft.com/office/word/2010/wordprocessingInk" xmlns:wne="http://schemas.microsoft.com/office/word/2006/wordml" xmlns:wps="http://schemas.microsoft.com/office/word/2010/wordprocessingShape" mc:Ignorable="w14 w15 w16se wp14">
+<w:hdr xmlns:wpc="http://schemas.microsoft.com/office/word/2010/wordprocessingCanvas" xmlns:cx="http://schemas.microsoft.com/office/drawing/2014/chartex" xmlns:cx1="http://schemas.microsoft.com/office/drawing/2015/9/8/chartex" xmlns:cx2="http://schemas.microsoft.com/office/drawing/2015/10/21/chartex" xmlns:cx3="http://schemas.microsoft.com/office/drawing/2016/5/9/chartex" xmlns:cx4="http://schemas.microsoft.com/office/drawing/2016/5/10/chartex" xmlns:cx5="http://schemas.microsoft.com/office/drawing/2016/5/11/chartex" xmlns:cx6="http://schemas.microsoft.com/office/drawing/2016/5/12/chartex" xmlns:cx7="http://schemas.microsoft.com/office/drawing/2016/5/13/chartex" xmlns:cx8="http://schemas.microsoft.com/office/drawing/2016/5/14/chartex" xmlns:mc="http://schemas.openxmlformats.org/markup-compatibility/2006" xmlns:aink="http://schemas.microsoft.com/office/drawing/2016/ink" xmlns:am3d="http://schemas.microsoft.com/office/drawing/2017/model3d" xmlns:o="urn:schemas-microsoft-com:office:office" xmlns:oel="http://schemas.microsoft.com/office/2019/extlst" xmlns:r="http://schemas.openxmlformats.org/officeDocument/2006/relationships" xmlns:m="http://schemas.openxmlformats.org/officeDocument/2006/math" xmlns:v="urn:schemas-microsoft-com:vml" xmlns:wp14="http://schemas.microsoft.com/office/word/2010/wordprocessingDrawing" xmlns:wp="http://schemas.openxmlformats.org/drawingml/2006/wordprocessingDrawing" xmlns:w10="urn:schemas-microsoft-com:office:word" xmlns:w="http://schemas.openxmlformats.org/wordprocessingml/2006/main" xmlns:w14="http://schemas.microsoft.com/office/word/2010/wordml" xmlns:w15="http://schemas.microsoft.com/office/word/2012/wordml" xmlns:w16cex="http://schemas.microsoft.com/office/word/2018/wordml/cex" xmlns:w16cid="http://schemas.microsoft.com/office/word/2016/wordml/cid" xmlns:w16="http://schemas.microsoft.com/office/word/2018/wordml" xmlns:w16du="http://schemas.microsoft.com/office/word/2023/wordml/word16du" xmlns:w16sdtdh="http://schemas.microsoft.com/office/word/2020/wordml/sdtdatahash" xmlns:w16se="http://schemas.microsoft.com/office/word/2015/wordml/symex" xmlns:wpg="http://schemas.microsoft.com/office/word/2010/wordprocessingGroup" xmlns:wpi="http://schemas.microsoft.com/office/word/2010/wordprocessingInk" xmlns:wne="http://schemas.microsoft.com/office/word/2006/wordml" xmlns:wps="http://schemas.microsoft.com/office/word/2010/wordprocessingShape" mc:Ignorable="w14 w15 w16se w16cid w16 w16cex w16sdtdh w16du wp14">
   <w:tbl>
     <w:tblPr>
       <w:tblW w:w="9810" w:type="dxa"/>
@@ -11269,7 +11678,7 @@
 </file>
 
 <file path=word/header5.xml><?xml version="1.0" encoding="utf-8"?>
-<w:hdr xmlns:wpc="http://schemas.microsoft.com/office/word/2010/wordprocessingCanvas" xmlns:cx="http://schemas.microsoft.com/office/drawing/2014/chartex" xmlns:mc="http://schemas.openxmlformats.org/markup-compatibility/2006" xmlns:o="urn:schemas-microsoft-com:office:office" xmlns:r="http://schemas.openxmlformats.org/officeDocument/2006/relationships" xmlns:m="http://schemas.openxmlformats.org/officeDocument/2006/math" xmlns:v="urn:schemas-microsoft-com:vml" xmlns:wp14="http://schemas.microsoft.com/office/word/2010/wordprocessingDrawing" xmlns:wp="http://schemas.openxmlformats.org/drawingml/2006/wordprocessingDrawing" xmlns:w10="urn:schemas-microsoft-com:office:word" xmlns:w="http://schemas.openxmlformats.org/wordprocessingml/2006/main" xmlns:w14="http://schemas.microsoft.com/office/word/2010/wordml" xmlns:w15="http://schemas.microsoft.com/office/word/2012/wordml" xmlns:w16se="http://schemas.microsoft.com/office/word/2015/wordml/symex" xmlns:wpg="http://schemas.microsoft.com/office/word/2010/wordprocessingGroup" xmlns:wpi="http://schemas.microsoft.com/office/word/2010/wordprocessingInk" xmlns:wne="http://schemas.microsoft.com/office/word/2006/wordml" xmlns:wps="http://schemas.microsoft.com/office/word/2010/wordprocessingShape" mc:Ignorable="w14 w15 w16se wp14">
+<w:hdr xmlns:wpc="http://schemas.microsoft.com/office/word/2010/wordprocessingCanvas" xmlns:cx="http://schemas.microsoft.com/office/drawing/2014/chartex" xmlns:cx1="http://schemas.microsoft.com/office/drawing/2015/9/8/chartex" xmlns:cx2="http://schemas.microsoft.com/office/drawing/2015/10/21/chartex" xmlns:cx3="http://schemas.microsoft.com/office/drawing/2016/5/9/chartex" xmlns:cx4="http://schemas.microsoft.com/office/drawing/2016/5/10/chartex" xmlns:cx5="http://schemas.microsoft.com/office/drawing/2016/5/11/chartex" xmlns:cx6="http://schemas.microsoft.com/office/drawing/2016/5/12/chartex" xmlns:cx7="http://schemas.microsoft.com/office/drawing/2016/5/13/chartex" xmlns:cx8="http://schemas.microsoft.com/office/drawing/2016/5/14/chartex" xmlns:mc="http://schemas.openxmlformats.org/markup-compatibility/2006" xmlns:aink="http://schemas.microsoft.com/office/drawing/2016/ink" xmlns:am3d="http://schemas.microsoft.com/office/drawing/2017/model3d" xmlns:o="urn:schemas-microsoft-com:office:office" xmlns:oel="http://schemas.microsoft.com/office/2019/extlst" xmlns:r="http://schemas.openxmlformats.org/officeDocument/2006/relationships" xmlns:m="http://schemas.openxmlformats.org/officeDocument/2006/math" xmlns:v="urn:schemas-microsoft-com:vml" xmlns:wp14="http://schemas.microsoft.com/office/word/2010/wordprocessingDrawing" xmlns:wp="http://schemas.openxmlformats.org/drawingml/2006/wordprocessingDrawing" xmlns:w10="urn:schemas-microsoft-com:office:word" xmlns:w="http://schemas.openxmlformats.org/wordprocessingml/2006/main" xmlns:w14="http://schemas.microsoft.com/office/word/2010/wordml" xmlns:w15="http://schemas.microsoft.com/office/word/2012/wordml" xmlns:w16cex="http://schemas.microsoft.com/office/word/2018/wordml/cex" xmlns:w16cid="http://schemas.microsoft.com/office/word/2016/wordml/cid" xmlns:w16="http://schemas.microsoft.com/office/word/2018/wordml" xmlns:w16du="http://schemas.microsoft.com/office/word/2023/wordml/word16du" xmlns:w16sdtdh="http://schemas.microsoft.com/office/word/2020/wordml/sdtdatahash" xmlns:w16se="http://schemas.microsoft.com/office/word/2015/wordml/symex" xmlns:wpg="http://schemas.microsoft.com/office/word/2010/wordprocessingGroup" xmlns:wpi="http://schemas.microsoft.com/office/word/2010/wordprocessingInk" xmlns:wne="http://schemas.microsoft.com/office/word/2006/wordml" xmlns:wps="http://schemas.microsoft.com/office/word/2010/wordprocessingShape" mc:Ignorable="w14 w15 w16se w16cid w16 w16cex w16sdtdh w16du wp14">
   <w:tbl>
     <w:tblPr>
       <w:tblW w:w="9810" w:type="dxa"/>
@@ -11778,7 +12187,7 @@
 </file>
 
 <file path=word/header6.xml><?xml version="1.0" encoding="utf-8"?>
-<w:hdr xmlns:wpc="http://schemas.microsoft.com/office/word/2010/wordprocessingCanvas" xmlns:cx="http://schemas.microsoft.com/office/drawing/2014/chartex" xmlns:mc="http://schemas.openxmlformats.org/markup-compatibility/2006" xmlns:o="urn:schemas-microsoft-com:office:office" xmlns:r="http://schemas.openxmlformats.org/officeDocument/2006/relationships" xmlns:m="http://schemas.openxmlformats.org/officeDocument/2006/math" xmlns:v="urn:schemas-microsoft-com:vml" xmlns:wp14="http://schemas.microsoft.com/office/word/2010/wordprocessingDrawing" xmlns:wp="http://schemas.openxmlformats.org/drawingml/2006/wordprocessingDrawing" xmlns:w10="urn:schemas-microsoft-com:office:word" xmlns:w="http://schemas.openxmlformats.org/wordprocessingml/2006/main" xmlns:w14="http://schemas.microsoft.com/office/word/2010/wordml" xmlns:w15="http://schemas.microsoft.com/office/word/2012/wordml" xmlns:w16se="http://schemas.microsoft.com/office/word/2015/wordml/symex" xmlns:wpg="http://schemas.microsoft.com/office/word/2010/wordprocessingGroup" xmlns:wpi="http://schemas.microsoft.com/office/word/2010/wordprocessingInk" xmlns:wne="http://schemas.microsoft.com/office/word/2006/wordml" xmlns:wps="http://schemas.microsoft.com/office/word/2010/wordprocessingShape" mc:Ignorable="w14 w15 w16se wp14">
+<w:hdr xmlns:wpc="http://schemas.microsoft.com/office/word/2010/wordprocessingCanvas" xmlns:cx="http://schemas.microsoft.com/office/drawing/2014/chartex" xmlns:cx1="http://schemas.microsoft.com/office/drawing/2015/9/8/chartex" xmlns:cx2="http://schemas.microsoft.com/office/drawing/2015/10/21/chartex" xmlns:cx3="http://schemas.microsoft.com/office/drawing/2016/5/9/chartex" xmlns:cx4="http://schemas.microsoft.com/office/drawing/2016/5/10/chartex" xmlns:cx5="http://schemas.microsoft.com/office/drawing/2016/5/11/chartex" xmlns:cx6="http://schemas.microsoft.com/office/drawing/2016/5/12/chartex" xmlns:cx7="http://schemas.microsoft.com/office/drawing/2016/5/13/chartex" xmlns:cx8="http://schemas.microsoft.com/office/drawing/2016/5/14/chartex" xmlns:mc="http://schemas.openxmlformats.org/markup-compatibility/2006" xmlns:aink="http://schemas.microsoft.com/office/drawing/2016/ink" xmlns:am3d="http://schemas.microsoft.com/office/drawing/2017/model3d" xmlns:o="urn:schemas-microsoft-com:office:office" xmlns:oel="http://schemas.microsoft.com/office/2019/extlst" xmlns:r="http://schemas.openxmlformats.org/officeDocument/2006/relationships" xmlns:m="http://schemas.openxmlformats.org/officeDocument/2006/math" xmlns:v="urn:schemas-microsoft-com:vml" xmlns:wp14="http://schemas.microsoft.com/office/word/2010/wordprocessingDrawing" xmlns:wp="http://schemas.openxmlformats.org/drawingml/2006/wordprocessingDrawing" xmlns:w10="urn:schemas-microsoft-com:office:word" xmlns:w="http://schemas.openxmlformats.org/wordprocessingml/2006/main" xmlns:w14="http://schemas.microsoft.com/office/word/2010/wordml" xmlns:w15="http://schemas.microsoft.com/office/word/2012/wordml" xmlns:w16cex="http://schemas.microsoft.com/office/word/2018/wordml/cex" xmlns:w16cid="http://schemas.microsoft.com/office/word/2016/wordml/cid" xmlns:w16="http://schemas.microsoft.com/office/word/2018/wordml" xmlns:w16du="http://schemas.microsoft.com/office/word/2023/wordml/word16du" xmlns:w16sdtdh="http://schemas.microsoft.com/office/word/2020/wordml/sdtdatahash" xmlns:w16se="http://schemas.microsoft.com/office/word/2015/wordml/symex" xmlns:wpg="http://schemas.microsoft.com/office/word/2010/wordprocessingGroup" xmlns:wpi="http://schemas.microsoft.com/office/word/2010/wordprocessingInk" xmlns:wne="http://schemas.microsoft.com/office/word/2006/wordml" xmlns:wps="http://schemas.microsoft.com/office/word/2010/wordprocessingShape" mc:Ignorable="w14 w15 w16se w16cid w16 w16cex w16sdtdh w16du wp14">
   <w:tbl>
     <w:tblPr>
       <w:tblW w:w="14522" w:type="dxa"/>
@@ -12293,7 +12702,7 @@
 </file>
 
 <file path=word/numbering.xml><?xml version="1.0" encoding="utf-8"?>
-<w:numbering xmlns:wpc="http://schemas.microsoft.com/office/word/2010/wordprocessingCanvas" xmlns:cx="http://schemas.microsoft.com/office/drawing/2014/chartex" xmlns:mc="http://schemas.openxmlformats.org/markup-compatibility/2006" xmlns:o="urn:schemas-microsoft-com:office:office" xmlns:r="http://schemas.openxmlformats.org/officeDocument/2006/relationships" xmlns:m="http://schemas.openxmlformats.org/officeDocument/2006/math" xmlns:v="urn:schemas-microsoft-com:vml" xmlns:wp14="http://schemas.microsoft.com/office/word/2010/wordprocessingDrawing" xmlns:wp="http://schemas.openxmlformats.org/drawingml/2006/wordprocessingDrawing" xmlns:w10="urn:schemas-microsoft-com:office:word" xmlns:w="http://schemas.openxmlformats.org/wordprocessingml/2006/main" xmlns:w14="http://schemas.microsoft.com/office/word/2010/wordml" xmlns:w15="http://schemas.microsoft.com/office/word/2012/wordml" xmlns:w16se="http://schemas.microsoft.com/office/word/2015/wordml/symex" xmlns:wpg="http://schemas.microsoft.com/office/word/2010/wordprocessingGroup" xmlns:wpi="http://schemas.microsoft.com/office/word/2010/wordprocessingInk" xmlns:wne="http://schemas.microsoft.com/office/word/2006/wordml" xmlns:wps="http://schemas.microsoft.com/office/word/2010/wordprocessingShape" mc:Ignorable="w14 w15 w16se wp14">
+<w:numbering xmlns:wpc="http://schemas.microsoft.com/office/word/2010/wordprocessingCanvas" xmlns:cx="http://schemas.microsoft.com/office/drawing/2014/chartex" xmlns:cx1="http://schemas.microsoft.com/office/drawing/2015/9/8/chartex" xmlns:cx2="http://schemas.microsoft.com/office/drawing/2015/10/21/chartex" xmlns:cx3="http://schemas.microsoft.com/office/drawing/2016/5/9/chartex" xmlns:cx4="http://schemas.microsoft.com/office/drawing/2016/5/10/chartex" xmlns:cx5="http://schemas.microsoft.com/office/drawing/2016/5/11/chartex" xmlns:cx6="http://schemas.microsoft.com/office/drawing/2016/5/12/chartex" xmlns:cx7="http://schemas.microsoft.com/office/drawing/2016/5/13/chartex" xmlns:cx8="http://schemas.microsoft.com/office/drawing/2016/5/14/chartex" xmlns:mc="http://schemas.openxmlformats.org/markup-compatibility/2006" xmlns:aink="http://schemas.microsoft.com/office/drawing/2016/ink" xmlns:am3d="http://schemas.microsoft.com/office/drawing/2017/model3d" xmlns:o="urn:schemas-microsoft-com:office:office" xmlns:oel="http://schemas.microsoft.com/office/2019/extlst" xmlns:r="http://schemas.openxmlformats.org/officeDocument/2006/relationships" xmlns:m="http://schemas.openxmlformats.org/officeDocument/2006/math" xmlns:v="urn:schemas-microsoft-com:vml" xmlns:wp14="http://schemas.microsoft.com/office/word/2010/wordprocessingDrawing" xmlns:wp="http://schemas.openxmlformats.org/drawingml/2006/wordprocessingDrawing" xmlns:w10="urn:schemas-microsoft-com:office:word" xmlns:w="http://schemas.openxmlformats.org/wordprocessingml/2006/main" xmlns:w14="http://schemas.microsoft.com/office/word/2010/wordml" xmlns:w15="http://schemas.microsoft.com/office/word/2012/wordml" xmlns:w16cex="http://schemas.microsoft.com/office/word/2018/wordml/cex" xmlns:w16cid="http://schemas.microsoft.com/office/word/2016/wordml/cid" xmlns:w16="http://schemas.microsoft.com/office/word/2018/wordml" xmlns:w16du="http://schemas.microsoft.com/office/word/2023/wordml/word16du" xmlns:w16sdtdh="http://schemas.microsoft.com/office/word/2020/wordml/sdtdatahash" xmlns:w16se="http://schemas.microsoft.com/office/word/2015/wordml/symex" xmlns:wpg="http://schemas.microsoft.com/office/word/2010/wordprocessingGroup" xmlns:wpi="http://schemas.microsoft.com/office/word/2010/wordprocessingInk" xmlns:wne="http://schemas.microsoft.com/office/word/2006/wordml" xmlns:wps="http://schemas.microsoft.com/office/word/2010/wordprocessingShape" mc:Ignorable="w14 w15 w16se w16cid w16 w16cex w16sdtdh w16du wp14">
   <w:abstractNum w:abstractNumId="0" w15:restartNumberingAfterBreak="0">
     <w:nsid w:val="213D5408"/>
     <w:multiLevelType w:val="hybridMultilevel"/>
@@ -13177,28 +13586,28 @@
       </w:pPr>
     </w:lvl>
   </w:abstractNum>
-  <w:num w:numId="1">
+  <w:num w:numId="1" w16cid:durableId="1160972197">
     <w:abstractNumId w:val="1"/>
   </w:num>
-  <w:num w:numId="2">
+  <w:num w:numId="2" w16cid:durableId="1209563934">
     <w:abstractNumId w:val="4"/>
   </w:num>
-  <w:num w:numId="3">
+  <w:num w:numId="3" w16cid:durableId="374815091">
     <w:abstractNumId w:val="5"/>
   </w:num>
-  <w:num w:numId="4">
+  <w:num w:numId="4" w16cid:durableId="873923383">
     <w:abstractNumId w:val="3"/>
   </w:num>
-  <w:num w:numId="5">
+  <w:num w:numId="5" w16cid:durableId="1981105637">
     <w:abstractNumId w:val="2"/>
   </w:num>
-  <w:num w:numId="6">
+  <w:num w:numId="6" w16cid:durableId="1077092336">
     <w:abstractNumId w:val="6"/>
   </w:num>
-  <w:num w:numId="7">
+  <w:num w:numId="7" w16cid:durableId="139157079">
     <w:abstractNumId w:val="0"/>
   </w:num>
-  <w:num w:numId="8">
+  <w:num w:numId="8" w16cid:durableId="570040773">
     <w:abstractNumId w:val="1"/>
   </w:num>
   <w:numIdMacAtCleanup w:val="8"/>
@@ -13206,7 +13615,7 @@
 </file>
 
 <file path=word/styles.xml><?xml version="1.0" encoding="utf-8"?>
-<w:styles xmlns:mc="http://schemas.openxmlformats.org/markup-compatibility/2006" xmlns:r="http://schemas.openxmlformats.org/officeDocument/2006/relationships" xmlns:w="http://schemas.openxmlformats.org/wordprocessingml/2006/main" xmlns:w14="http://schemas.microsoft.com/office/word/2010/wordml" xmlns:w15="http://schemas.microsoft.com/office/word/2012/wordml" xmlns:w16se="http://schemas.microsoft.com/office/word/2015/wordml/symex" mc:Ignorable="w14 w15 w16se">
+<w:styles xmlns:mc="http://schemas.openxmlformats.org/markup-compatibility/2006" xmlns:r="http://schemas.openxmlformats.org/officeDocument/2006/relationships" xmlns:w="http://schemas.openxmlformats.org/wordprocessingml/2006/main" xmlns:w14="http://schemas.microsoft.com/office/word/2010/wordml" xmlns:w15="http://schemas.microsoft.com/office/word/2012/wordml" xmlns:w16cex="http://schemas.microsoft.com/office/word/2018/wordml/cex" xmlns:w16cid="http://schemas.microsoft.com/office/word/2016/wordml/cid" xmlns:w16="http://schemas.microsoft.com/office/word/2018/wordml" xmlns:w16du="http://schemas.microsoft.com/office/word/2023/wordml/word16du" xmlns:w16sdtdh="http://schemas.microsoft.com/office/word/2020/wordml/sdtdatahash" xmlns:w16se="http://schemas.microsoft.com/office/word/2015/wordml/symex" mc:Ignorable="w14 w15 w16se w16cid w16 w16cex w16sdtdh w16du">
   <w:docDefaults>
     <w:rPrDefault>
       <w:rPr>
@@ -13222,7 +13631,7 @@
       </w:pPr>
     </w:pPrDefault>
   </w:docDefaults>
-  <w:latentStyles w:defLockedState="0" w:defUIPriority="99" w:defSemiHidden="0" w:defUnhideWhenUsed="0" w:defQFormat="0" w:count="371">
+  <w:latentStyles w:defLockedState="0" w:defUIPriority="99" w:defSemiHidden="0" w:defUnhideWhenUsed="0" w:defQFormat="0" w:count="376">
     <w:lsdException w:name="Normal" w:uiPriority="0" w:qFormat="1"/>
     <w:lsdException w:name="heading 1" w:uiPriority="9" w:qFormat="1"/>
     <w:lsdException w:name="heading 2" w:semiHidden="1" w:uiPriority="0" w:unhideWhenUsed="1" w:qFormat="1"/>
@@ -13585,6 +13994,11 @@
     <w:lsdException w:name="List Table 5 Dark Accent 6" w:uiPriority="50"/>
     <w:lsdException w:name="List Table 6 Colorful Accent 6" w:uiPriority="51"/>
     <w:lsdException w:name="List Table 7 Colorful Accent 6" w:uiPriority="52"/>
+    <w:lsdException w:name="Mention" w:semiHidden="1" w:unhideWhenUsed="1"/>
+    <w:lsdException w:name="Smart Hyperlink" w:semiHidden="1" w:unhideWhenUsed="1"/>
+    <w:lsdException w:name="Hashtag" w:semiHidden="1" w:unhideWhenUsed="1"/>
+    <w:lsdException w:name="Unresolved Mention" w:semiHidden="1" w:unhideWhenUsed="1"/>
+    <w:lsdException w:name="Smart Link" w:semiHidden="1" w:unhideWhenUsed="1"/>
   </w:latentStyles>
   <w:style w:type="paragraph" w:default="1" w:styleId="Normal">
     <w:name w:val="Normal"/>

--- a/deliveries/cases/FR/3.docx
+++ b/deliveries/cases/FR/3.docx
@@ -6262,13 +6262,80 @@
     </w:p>
     <w:p>
       <w:pPr>
-        <w:rPr>
-          <w:sz w:val="10"/>
-          <w:szCs w:val="10"/>
-        </w:rPr>
-      </w:pPr>
+        <w:pStyle w:val="Heading3"/>
+        <w:numPr>
+          <w:ilvl w:val="2"/>
+          <w:numId w:val="1"/>
+        </w:numPr>
+        <w:ind w:left="709"/>
+      </w:pPr>
+      <w:bookmarkStart w:id="17" w:name="_Toc354489474"/>
+      <w:bookmarkStart w:id="18" w:name="_Toc229569011"/>
+      <w:bookmarkStart w:id="19" w:name="_Toc230360230"/>
+      <w:bookmarkStart w:id="20" w:name="_Toc230360789"/>
+      <w:proofErr w:type="spellStart"/>
+      <w:r>
+        <w:t>Contexte</w:t>
+      </w:r>
+      <w:proofErr w:type="spellEnd"/>
+      <w:r>
+        <w:t xml:space="preserve"> de </w:t>
+      </w:r>
+      <w:proofErr w:type="spellStart"/>
+      <w:r>
+        <w:t>l'analyse</w:t>
+      </w:r>
+      <w:proofErr w:type="spellEnd"/>
+      <w:r>
+        <w:t xml:space="preserve"> des </w:t>
+      </w:r>
+      <w:proofErr w:type="spellStart"/>
+      <w:r>
+        <w:t>risques</w:t>
+      </w:r>
+      <w:bookmarkEnd w:id="19"/>
+      <w:bookmarkEnd w:id="20"/>
+      <w:proofErr w:type="spellEnd"/>
+    </w:p>
+    <w:p>
       <w:r>
         <w:t>${CONTEXT_GEST_RISK}</w:t>
+      </w:r>
+    </w:p>
+    <w:p>
+      <w:pPr>
+        <w:pStyle w:val="Heading3"/>
+        <w:numPr>
+          <w:ilvl w:val="2"/>
+          <w:numId w:val="1"/>
+        </w:numPr>
+        <w:ind w:left="709"/>
+      </w:pPr>
+      <w:bookmarkStart w:id="21" w:name="_Toc230360231"/>
+      <w:bookmarkStart w:id="22" w:name="_Toc230360790"/>
+      <w:r>
+        <w:t xml:space="preserve">Parties </w:t>
+      </w:r>
+      <w:proofErr w:type="spellStart"/>
+      <w:r>
+        <w:t>intéressées</w:t>
+      </w:r>
+      <w:proofErr w:type="spellEnd"/>
+      <w:r>
+        <w:t xml:space="preserve"> et exigences</w:t>
+      </w:r>
+      <w:bookmarkEnd w:id="21"/>
+      <w:bookmarkEnd w:id="22"/>
+    </w:p>
+    <w:p>
+      <w:r>
+        <w:t>${</w:t>
+      </w:r>
+      <w:r>
+        <w:t>TABLE_INTERESTED_PARTIES</w:t>
+      </w:r>
+      <w:r>
+        <w:t>}</w:t>
       </w:r>
     </w:p>
     <w:p>
@@ -6283,8 +6350,6 @@
           <w:lang w:val="fr-LU"/>
         </w:rPr>
       </w:pPr>
-      <w:bookmarkStart w:id="17" w:name="_Toc354489474"/>
-      <w:bookmarkStart w:id="18" w:name="_Toc229569011"/>
       <w:r>
         <w:rPr>
           <w:lang w:val="fr-LU"/>
@@ -6306,16 +6371,16 @@
           <w:lang w:val="fr-LU"/>
         </w:rPr>
       </w:pPr>
-      <w:bookmarkStart w:id="19" w:name="_Toc75271703"/>
-      <w:bookmarkStart w:id="20" w:name="_Toc229569012"/>
+      <w:bookmarkStart w:id="23" w:name="_Toc75271703"/>
+      <w:bookmarkStart w:id="24" w:name="_Toc229569012"/>
       <w:r>
         <w:rPr>
           <w:lang w:val="fr-LU"/>
         </w:rPr>
         <w:t>Risques de l’information</w:t>
       </w:r>
-      <w:bookmarkEnd w:id="19"/>
-      <w:bookmarkEnd w:id="20"/>
+      <w:bookmarkEnd w:id="23"/>
+      <w:bookmarkEnd w:id="24"/>
     </w:p>
     <w:p>
       <w:pPr>
@@ -6328,16 +6393,16 @@
           <w:lang w:val="fr-LU"/>
         </w:rPr>
       </w:pPr>
-      <w:bookmarkStart w:id="21" w:name="_Toc354489475"/>
-      <w:bookmarkStart w:id="22" w:name="_Toc229569013"/>
+      <w:bookmarkStart w:id="25" w:name="_Toc354489475"/>
+      <w:bookmarkStart w:id="26" w:name="_Toc229569013"/>
       <w:r>
         <w:rPr>
           <w:lang w:val="fr-LU"/>
         </w:rPr>
         <w:t>Échelle d’impacts</w:t>
       </w:r>
-      <w:bookmarkEnd w:id="21"/>
-      <w:bookmarkEnd w:id="22"/>
+      <w:bookmarkEnd w:id="25"/>
+      <w:bookmarkEnd w:id="26"/>
     </w:p>
     <w:p>
       <w:pPr>
@@ -6409,14 +6474,14 @@
           <w:lang w:val="fr-LU"/>
         </w:rPr>
       </w:pPr>
-      <w:bookmarkStart w:id="23" w:name="_Toc229569014"/>
+      <w:bookmarkStart w:id="27" w:name="_Toc229569014"/>
       <w:r>
         <w:rPr>
           <w:lang w:val="fr-LU"/>
         </w:rPr>
         <w:t>Échelle des menaces</w:t>
       </w:r>
-      <w:bookmarkEnd w:id="23"/>
+      <w:bookmarkEnd w:id="27"/>
     </w:p>
     <w:p>
       <w:pPr>
@@ -6465,14 +6530,14 @@
           <w:lang w:val="fr-LU"/>
         </w:rPr>
       </w:pPr>
-      <w:bookmarkStart w:id="24" w:name="_Toc229569015"/>
+      <w:bookmarkStart w:id="28" w:name="_Toc229569015"/>
       <w:r>
         <w:rPr>
           <w:lang w:val="fr-LU"/>
         </w:rPr>
         <w:t>Échelle des vulnérabilités</w:t>
       </w:r>
-      <w:bookmarkEnd w:id="24"/>
+      <w:bookmarkEnd w:id="28"/>
     </w:p>
     <w:p>
       <w:pPr>
@@ -6542,7 +6607,7 @@
           <w:lang w:val="fr-LU"/>
         </w:rPr>
       </w:pPr>
-      <w:bookmarkStart w:id="25" w:name="_Toc229569016"/>
+      <w:bookmarkStart w:id="29" w:name="_Toc229569016"/>
       <w:r>
         <w:rPr>
           <w:lang w:val="fr-LU"/>
@@ -6556,7 +6621,7 @@
         </w:rPr>
         <w:t>euils d’acceptation des risques</w:t>
       </w:r>
-      <w:bookmarkEnd w:id="25"/>
+      <w:bookmarkEnd w:id="29"/>
     </w:p>
     <w:p>
       <w:pPr>
@@ -6697,16 +6762,16 @@
           <w:lang w:val="fr-LU"/>
         </w:rPr>
       </w:pPr>
-      <w:bookmarkStart w:id="26" w:name="_Toc75271708"/>
-      <w:bookmarkStart w:id="27" w:name="_Toc229569017"/>
+      <w:bookmarkStart w:id="30" w:name="_Toc75271708"/>
+      <w:bookmarkStart w:id="31" w:name="_Toc229569017"/>
       <w:r>
         <w:rPr>
           <w:lang w:val="fr-LU"/>
         </w:rPr>
         <w:t>Risques opérationnels</w:t>
       </w:r>
-      <w:bookmarkEnd w:id="26"/>
-      <w:bookmarkEnd w:id="27"/>
+      <w:bookmarkEnd w:id="30"/>
+      <w:bookmarkEnd w:id="31"/>
     </w:p>
     <w:p>
       <w:pPr>
@@ -6719,16 +6784,16 @@
           <w:lang w:val="fr-LU"/>
         </w:rPr>
       </w:pPr>
-      <w:bookmarkStart w:id="28" w:name="_Toc75271709"/>
-      <w:bookmarkStart w:id="29" w:name="_Toc229569018"/>
+      <w:bookmarkStart w:id="32" w:name="_Toc75271709"/>
+      <w:bookmarkStart w:id="33" w:name="_Toc229569018"/>
       <w:r>
         <w:rPr>
           <w:lang w:val="fr-LU"/>
         </w:rPr>
         <w:t>Échelle d’impacts</w:t>
       </w:r>
-      <w:bookmarkEnd w:id="28"/>
-      <w:bookmarkEnd w:id="29"/>
+      <w:bookmarkEnd w:id="32"/>
+      <w:bookmarkEnd w:id="33"/>
     </w:p>
     <w:p>
       <w:r>
@@ -6746,16 +6811,16 @@
           <w:lang w:val="fr-LU"/>
         </w:rPr>
       </w:pPr>
-      <w:bookmarkStart w:id="30" w:name="_Toc75271710"/>
-      <w:bookmarkStart w:id="31" w:name="_Toc229569019"/>
+      <w:bookmarkStart w:id="34" w:name="_Toc75271710"/>
+      <w:bookmarkStart w:id="35" w:name="_Toc229569019"/>
       <w:r>
         <w:rPr>
           <w:lang w:val="fr-LU"/>
         </w:rPr>
         <w:t>Echelle de vraisemblance</w:t>
       </w:r>
-      <w:bookmarkEnd w:id="30"/>
-      <w:bookmarkEnd w:id="31"/>
+      <w:bookmarkEnd w:id="34"/>
+      <w:bookmarkEnd w:id="35"/>
     </w:p>
     <w:p>
       <w:pPr>
@@ -6781,8 +6846,8 @@
           <w:lang w:val="fr-LU"/>
         </w:rPr>
       </w:pPr>
-      <w:bookmarkStart w:id="32" w:name="_Toc75271711"/>
-      <w:bookmarkStart w:id="33" w:name="_Toc229569020"/>
+      <w:bookmarkStart w:id="36" w:name="_Toc75271711"/>
+      <w:bookmarkStart w:id="37" w:name="_Toc229569020"/>
       <w:r>
         <w:rPr>
           <w:lang w:val="fr-LU"/>
@@ -6795,8 +6860,8 @@
         </w:rPr>
         <w:t>euils d’acceptation des risques</w:t>
       </w:r>
-      <w:bookmarkEnd w:id="32"/>
-      <w:bookmarkEnd w:id="33"/>
+      <w:bookmarkEnd w:id="36"/>
+      <w:bookmarkEnd w:id="37"/>
     </w:p>
     <w:p>
       <w:pPr>
@@ -6830,7 +6895,7 @@
           <w:lang w:val="fr-LU"/>
         </w:rPr>
       </w:pPr>
-      <w:bookmarkStart w:id="34" w:name="_Toc229569021"/>
+      <w:bookmarkStart w:id="38" w:name="_Toc229569021"/>
       <w:r>
         <w:rPr>
           <w:lang w:val="fr-LU"/>
@@ -6850,7 +6915,7 @@
         </w:rPr>
         <w:t>des tendances et des menaces</w:t>
       </w:r>
-      <w:bookmarkEnd w:id="34"/>
+      <w:bookmarkEnd w:id="38"/>
     </w:p>
     <w:p>
       <w:pPr>
@@ -6926,7 +6991,7 @@
           <w:lang w:val="fr-LU"/>
         </w:rPr>
       </w:pPr>
-      <w:bookmarkStart w:id="35" w:name="_Toc229569022"/>
+      <w:bookmarkStart w:id="39" w:name="_Toc229569022"/>
       <w:proofErr w:type="spellStart"/>
       <w:r>
         <w:lastRenderedPageBreak/>
@@ -6940,7 +7005,7 @@
       <w:r>
         <w:t>réévaluation</w:t>
       </w:r>
-      <w:bookmarkEnd w:id="35"/>
+      <w:bookmarkEnd w:id="39"/>
       <w:proofErr w:type="spellEnd"/>
     </w:p>
     <w:p>
@@ -7094,7 +7159,7 @@
           <w:lang w:val="fr-LU"/>
         </w:rPr>
       </w:pPr>
-      <w:bookmarkStart w:id="36" w:name="_Toc229569023"/>
+      <w:bookmarkStart w:id="40" w:name="_Toc229569023"/>
       <w:r>
         <w:rPr>
           <w:lang w:val="fr-LU"/>
@@ -7111,7 +7176,7 @@
         </w:rPr>
         <w:t>du contexte</w:t>
       </w:r>
-      <w:bookmarkEnd w:id="36"/>
+      <w:bookmarkEnd w:id="40"/>
     </w:p>
     <w:p>
       <w:pPr>
@@ -7124,14 +7189,14 @@
           <w:lang w:val="fr-LU"/>
         </w:rPr>
       </w:pPr>
-      <w:bookmarkStart w:id="37" w:name="_Toc229569024"/>
+      <w:bookmarkStart w:id="41" w:name="_Toc229569024"/>
       <w:r>
         <w:rPr>
           <w:lang w:val="fr-LU"/>
         </w:rPr>
         <w:t>Identification des actifs</w:t>
       </w:r>
-      <w:bookmarkEnd w:id="37"/>
+      <w:bookmarkEnd w:id="41"/>
       <w:r>
         <w:rPr>
           <w:lang w:val="fr-LU"/>
@@ -7163,7 +7228,7 @@
           <w:lang w:val="fr-BE"/>
         </w:rPr>
       </w:pPr>
-      <w:bookmarkStart w:id="38" w:name="_Toc229569025"/>
+      <w:bookmarkStart w:id="42" w:name="_Toc229569025"/>
       <w:r>
         <w:rPr>
           <w:lang w:val="fr-LU"/>
@@ -7176,7 +7241,7 @@
         </w:rPr>
         <w:t>des vulnérabilités</w:t>
       </w:r>
-      <w:bookmarkEnd w:id="38"/>
+      <w:bookmarkEnd w:id="42"/>
       <w:r>
         <w:rPr>
           <w:lang w:val="fr-LU"/>
@@ -7239,7 +7304,7 @@
           <w:lang w:val="fr-LU"/>
         </w:rPr>
       </w:pPr>
-      <w:bookmarkStart w:id="39" w:name="_Toc229569026"/>
+      <w:bookmarkStart w:id="43" w:name="_Toc229569026"/>
       <w:r>
         <w:rPr>
           <w:lang w:val="fr-LU"/>
@@ -7252,7 +7317,7 @@
         </w:rPr>
         <w:t>conséquences</w:t>
       </w:r>
-      <w:bookmarkEnd w:id="39"/>
+      <w:bookmarkEnd w:id="43"/>
     </w:p>
     <w:p>
       <w:pPr>
@@ -7345,7 +7410,7 @@
           <w:lang w:val="fr-LU"/>
         </w:rPr>
       </w:pPr>
-      <w:bookmarkStart w:id="40" w:name="_Toc229569027"/>
+      <w:bookmarkStart w:id="44" w:name="_Toc229569027"/>
       <w:r>
         <w:rPr>
           <w:lang w:val="fr-LU"/>
@@ -7353,7 +7418,7 @@
         <w:lastRenderedPageBreak/>
         <w:t>Évaluation et traitement des risques</w:t>
       </w:r>
-      <w:bookmarkEnd w:id="40"/>
+      <w:bookmarkEnd w:id="44"/>
     </w:p>
     <w:p>
       <w:pPr>
@@ -7394,20 +7459,20 @@
           <w:lang w:val="fr-LU"/>
         </w:rPr>
       </w:pPr>
-      <w:bookmarkStart w:id="41" w:name="_Toc360469787"/>
-      <w:bookmarkStart w:id="42" w:name="_Ref415751951"/>
-      <w:bookmarkStart w:id="43" w:name="_Ref415751961"/>
-      <w:bookmarkStart w:id="44" w:name="_Toc229569028"/>
+      <w:bookmarkStart w:id="45" w:name="_Toc360469787"/>
+      <w:bookmarkStart w:id="46" w:name="_Ref415751951"/>
+      <w:bookmarkStart w:id="47" w:name="_Ref415751961"/>
+      <w:bookmarkStart w:id="48" w:name="_Toc229569028"/>
       <w:r>
         <w:rPr>
           <w:lang w:val="fr-LU"/>
         </w:rPr>
         <w:t>Résumé de l’évaluation des risques</w:t>
       </w:r>
-      <w:bookmarkEnd w:id="41"/>
-      <w:bookmarkEnd w:id="42"/>
-      <w:bookmarkEnd w:id="43"/>
-      <w:bookmarkEnd w:id="44"/>
+      <w:bookmarkEnd w:id="45"/>
+      <w:bookmarkEnd w:id="46"/>
+      <w:bookmarkEnd w:id="47"/>
+      <w:bookmarkEnd w:id="48"/>
     </w:p>
     <w:p>
       <w:pPr>
@@ -7437,14 +7502,14 @@
           <w:lang w:val="fr-LU"/>
         </w:rPr>
       </w:pPr>
-      <w:bookmarkStart w:id="45" w:name="_Toc229569029"/>
+      <w:bookmarkStart w:id="49" w:name="_Toc229569029"/>
       <w:r>
         <w:rPr>
           <w:lang w:val="fr-LU"/>
         </w:rPr>
         <w:t>Risques de l’information</w:t>
       </w:r>
-      <w:bookmarkEnd w:id="45"/>
+      <w:bookmarkEnd w:id="49"/>
     </w:p>
     <w:p>
       <w:pPr>
@@ -7492,14 +7557,14 @@
           <w:lang w:val="fr-LU"/>
         </w:rPr>
       </w:pPr>
-      <w:bookmarkStart w:id="46" w:name="_Toc229569030"/>
+      <w:bookmarkStart w:id="50" w:name="_Toc229569030"/>
       <w:r>
         <w:rPr>
           <w:lang w:val="fr-LU"/>
         </w:rPr>
         <w:t>Risques opérationnels</w:t>
       </w:r>
-      <w:bookmarkEnd w:id="46"/>
+      <w:bookmarkEnd w:id="50"/>
     </w:p>
     <w:p>
       <w:pPr>
@@ -7595,7 +7660,7 @@
           <w:docGrid w:linePitch="360"/>
         </w:sectPr>
       </w:pPr>
-      <w:bookmarkStart w:id="47" w:name="_Toc360469788"/>
+      <w:bookmarkStart w:id="51" w:name="_Toc360469788"/>
     </w:p>
     <w:p>
       <w:pPr>
@@ -7610,7 +7675,7 @@
           <w:lang w:val="fr-LU"/>
         </w:rPr>
       </w:pPr>
-      <w:bookmarkStart w:id="48" w:name="_Toc229569031"/>
+      <w:bookmarkStart w:id="52" w:name="_Toc229569031"/>
       <w:r>
         <w:rPr>
           <w:lang w:val="fr-LU"/>
@@ -7618,8 +7683,8 @@
         <w:lastRenderedPageBreak/>
         <w:t>Traitement des risques</w:t>
       </w:r>
-      <w:bookmarkEnd w:id="47"/>
-      <w:bookmarkEnd w:id="48"/>
+      <w:bookmarkEnd w:id="51"/>
+      <w:bookmarkEnd w:id="52"/>
     </w:p>
     <w:p>
       <w:pPr>
@@ -7633,14 +7698,14 @@
           <w:lang w:val="fr-LU"/>
         </w:rPr>
       </w:pPr>
-      <w:bookmarkStart w:id="49" w:name="_Toc229569032"/>
+      <w:bookmarkStart w:id="53" w:name="_Toc229569032"/>
       <w:r>
         <w:rPr>
           <w:lang w:val="fr-LU"/>
         </w:rPr>
         <w:t>Type de traitement</w:t>
       </w:r>
-      <w:bookmarkEnd w:id="49"/>
+      <w:bookmarkEnd w:id="53"/>
     </w:p>
     <w:p>
       <w:pPr>
@@ -7667,14 +7732,14 @@
           <w:lang w:val="fr-LU"/>
         </w:rPr>
       </w:pPr>
-      <w:bookmarkStart w:id="50" w:name="_Toc229569033"/>
+      <w:bookmarkStart w:id="54" w:name="_Toc229569033"/>
       <w:r>
         <w:rPr>
           <w:lang w:val="fr-LU"/>
         </w:rPr>
         <w:t>Plan de traitement</w:t>
       </w:r>
-      <w:bookmarkEnd w:id="50"/>
+      <w:bookmarkEnd w:id="54"/>
     </w:p>
     <w:p>
       <w:pPr>
@@ -7903,7 +7968,7 @@
           <w:lang w:val="fr-LU"/>
         </w:rPr>
       </w:pPr>
-      <w:bookmarkStart w:id="51" w:name="_Toc229569034"/>
+      <w:bookmarkStart w:id="55" w:name="_Toc229569034"/>
       <w:r>
         <w:rPr>
           <w:lang w:val="fr-LU"/>
@@ -7923,7 +7988,7 @@
         </w:rPr>
         <w:t>ollecte de l’information</w:t>
       </w:r>
-      <w:bookmarkEnd w:id="51"/>
+      <w:bookmarkEnd w:id="55"/>
     </w:p>
     <w:p>
       <w:pPr>
@@ -8022,7 +8087,7 @@
           <w:lang w:val="fr-LU"/>
         </w:rPr>
       </w:pPr>
-      <w:bookmarkStart w:id="52" w:name="_Toc229569035"/>
+      <w:bookmarkStart w:id="56" w:name="_Toc229569035"/>
       <w:r>
         <w:rPr>
           <w:lang w:val="fr-LU"/>
@@ -8054,7 +8119,7 @@
         </w:rPr>
         <w:t>valuation des tendances</w:t>
       </w:r>
-      <w:bookmarkEnd w:id="52"/>
+      <w:bookmarkEnd w:id="56"/>
     </w:p>
     <w:p>
       <w:pPr>
@@ -8082,7 +8147,7 @@
           <w:lang w:val="fr-LU"/>
         </w:rPr>
       </w:pPr>
-      <w:bookmarkStart w:id="53" w:name="_Toc229569036"/>
+      <w:bookmarkStart w:id="57" w:name="_Toc229569036"/>
       <w:r>
         <w:rPr>
           <w:lang w:val="fr-LU"/>
@@ -8108,7 +8173,7 @@
         </w:rPr>
         <w:t>valuation des menaces</w:t>
       </w:r>
-      <w:bookmarkEnd w:id="53"/>
+      <w:bookmarkEnd w:id="57"/>
     </w:p>
     <w:p>
       <w:pPr>
@@ -8136,7 +8201,7 @@
           <w:lang w:val="fr-LU"/>
         </w:rPr>
       </w:pPr>
-      <w:bookmarkStart w:id="54" w:name="_Toc229569037"/>
+      <w:bookmarkStart w:id="58" w:name="_Toc229569037"/>
       <w:r>
         <w:rPr>
           <w:lang w:val="fr-LU"/>
@@ -8144,7 +8209,7 @@
         <w:lastRenderedPageBreak/>
         <w:t>Annexe D : Contexte des actifs</w:t>
       </w:r>
-      <w:bookmarkEnd w:id="54"/>
+      <w:bookmarkEnd w:id="58"/>
     </w:p>
     <w:p>
       <w:pPr>
@@ -8184,7 +8249,7 @@
           <w:lang w:val="fr-LU"/>
         </w:rPr>
       </w:pPr>
-      <w:bookmarkStart w:id="55" w:name="_Toc229569038"/>
+      <w:bookmarkStart w:id="59" w:name="_Toc229569038"/>
       <w:r>
         <w:rPr>
           <w:lang w:val="fr-LU"/>
@@ -8204,7 +8269,7 @@
         </w:rPr>
         <w:t>ropriétaires des risques</w:t>
       </w:r>
-      <w:bookmarkEnd w:id="55"/>
+      <w:bookmarkEnd w:id="59"/>
     </w:p>
     <w:p>
       <w:pPr>
@@ -8255,7 +8320,7 @@
           <w:lang w:val="fr-LU"/>
         </w:rPr>
       </w:pPr>
-      <w:bookmarkStart w:id="56" w:name="_Toc229569039"/>
+      <w:bookmarkStart w:id="60" w:name="_Toc229569039"/>
       <w:r>
         <w:rPr>
           <w:lang w:val="fr-LU"/>
@@ -8275,7 +8340,7 @@
         </w:rPr>
         <w:t>u consultant</w:t>
       </w:r>
-      <w:bookmarkEnd w:id="56"/>
+      <w:bookmarkEnd w:id="60"/>
     </w:p>
     <w:p>
       <w:pPr>
@@ -8285,14 +8350,14 @@
           <w:lang w:val="fr-LU"/>
         </w:rPr>
       </w:pPr>
-      <w:bookmarkStart w:id="57" w:name="_Toc229569040"/>
+      <w:bookmarkStart w:id="61" w:name="_Toc229569040"/>
       <w:r>
         <w:rPr>
           <w:lang w:val="fr-LU"/>
         </w:rPr>
         <w:t>Risques de l’information</w:t>
       </w:r>
-      <w:bookmarkEnd w:id="57"/>
+      <w:bookmarkEnd w:id="61"/>
     </w:p>
     <w:p>
       <w:pPr>
@@ -8333,7 +8398,7 @@
           <w:lang w:val="fr-LU"/>
         </w:rPr>
       </w:pPr>
-      <w:bookmarkStart w:id="58" w:name="_Toc229569041"/>
+      <w:bookmarkStart w:id="62" w:name="_Toc229569041"/>
       <w:r>
         <w:rPr>
           <w:lang w:val="fr-LU"/>
@@ -8341,7 +8406,7 @@
         <w:lastRenderedPageBreak/>
         <w:t>Risques opérationnels</w:t>
       </w:r>
-      <w:bookmarkEnd w:id="58"/>
+      <w:bookmarkEnd w:id="62"/>
       <w:r>
         <w:rPr>
           <w:lang w:val="fr-LU"/>
@@ -16252,7 +16317,7 @@
 </file>
 
 <file path=customXml/itemProps1.xml><?xml version="1.0" encoding="utf-8"?>
-<ds:datastoreItem xmlns:ds="http://schemas.openxmlformats.org/officeDocument/2006/customXml" ds:itemID="{8B2FFF61-4C95-409F-9EF1-CA4A2CFAD916}">
+<ds:datastoreItem xmlns:ds="http://schemas.openxmlformats.org/officeDocument/2006/customXml" ds:itemID="{0A23A4B5-A6EC-402A-AAC0-AB637F0A36B0}">
   <ds:schemaRefs>
     <ds:schemaRef ds:uri="http://schemas.openxmlformats.org/officeDocument/2006/bibliography"/>
   </ds:schemaRefs>
@@ -16260,7 +16325,7 @@
 </file>
 
 <file path=customXml/itemProps2.xml><?xml version="1.0" encoding="utf-8"?>
-<ds:datastoreItem xmlns:ds="http://schemas.openxmlformats.org/officeDocument/2006/customXml" ds:itemID="{0A23A4B5-A6EC-402A-AAC0-AB637F0A36B0}">
+<ds:datastoreItem xmlns:ds="http://schemas.openxmlformats.org/officeDocument/2006/customXml" ds:itemID="{8B2FFF61-4C95-409F-9EF1-CA4A2CFAD916}">
   <ds:schemaRefs>
     <ds:schemaRef ds:uri="http://schemas.openxmlformats.org/officeDocument/2006/bibliography"/>
   </ds:schemaRefs>

--- a/deliveries/cases/FR/3.docx
+++ b/deliveries/cases/FR/3.docx
@@ -5525,13 +5525,13 @@
       <w:r>
         <w:rPr>
           <w:noProof/>
-          <w:lang w:eastAsia="en-US"/>
+          <w:lang w:val="fr-BE" w:eastAsia="fr-BE"/>
         </w:rPr>
         <w:drawing>
-          <wp:inline distT="0" distB="0" distL="0" distR="0" wp14:anchorId="790F1BA9" wp14:editId="53A50A2B">
-            <wp:extent cx="4921213" cy="5096934"/>
-            <wp:effectExtent l="0" t="0" r="0" b="8890"/>
-            <wp:docPr id="4" name="Picture 4"/>
+          <wp:inline distT="0" distB="0" distL="0" distR="0" wp14:anchorId="4BC585B0" wp14:editId="564BF792">
+            <wp:extent cx="4104167" cy="4874276"/>
+            <wp:effectExtent l="0" t="0" r="0" b="2540"/>
+            <wp:docPr id="699535111" name="Picture 1"/>
             <wp:cNvGraphicFramePr>
               <a:graphicFrameLocks xmlns:a="http://schemas.openxmlformats.org/drawingml/2006/main" noChangeAspect="1"/>
             </wp:cNvGraphicFramePr>
@@ -5539,7 +5539,7 @@
               <a:graphicData uri="http://schemas.openxmlformats.org/drawingml/2006/picture">
                 <pic:pic xmlns:pic="http://schemas.openxmlformats.org/drawingml/2006/picture">
                   <pic:nvPicPr>
-                    <pic:cNvPr id="1" name=""/>
+                    <pic:cNvPr id="699535111" name=""/>
                     <pic:cNvPicPr/>
                   </pic:nvPicPr>
                   <pic:blipFill>
@@ -5551,7 +5551,7 @@
                   <pic:spPr>
                     <a:xfrm>
                       <a:off x="0" y="0"/>
-                      <a:ext cx="4939101" cy="5115461"/>
+                      <a:ext cx="4155818" cy="4935619"/>
                     </a:xfrm>
                     <a:prstGeom prst="rect">
                       <a:avLst/>
@@ -6269,10 +6269,10 @@
         </w:numPr>
         <w:ind w:left="709"/>
       </w:pPr>
-      <w:bookmarkStart w:id="17" w:name="_Toc354489474"/>
-      <w:bookmarkStart w:id="18" w:name="_Toc229569011"/>
-      <w:bookmarkStart w:id="19" w:name="_Toc230360230"/>
-      <w:bookmarkStart w:id="20" w:name="_Toc230360789"/>
+      <w:bookmarkStart w:id="17" w:name="_Toc230360230"/>
+      <w:bookmarkStart w:id="18" w:name="_Toc230360789"/>
+      <w:bookmarkStart w:id="19" w:name="_Toc354489474"/>
+      <w:bookmarkStart w:id="20" w:name="_Toc229569011"/>
       <w:proofErr w:type="spellStart"/>
       <w:r>
         <w:t>Contexte</w:t>
@@ -6293,8 +6293,8 @@
       <w:r>
         <w:t>risques</w:t>
       </w:r>
-      <w:bookmarkEnd w:id="19"/>
-      <w:bookmarkEnd w:id="20"/>
+      <w:bookmarkEnd w:id="17"/>
+      <w:bookmarkEnd w:id="18"/>
       <w:proofErr w:type="spellEnd"/>
     </w:p>
     <w:p>
@@ -6356,8 +6356,8 @@
         </w:rPr>
         <w:t>Définition des critères d’évaluation du risque</w:t>
       </w:r>
-      <w:bookmarkEnd w:id="17"/>
-      <w:bookmarkEnd w:id="18"/>
+      <w:bookmarkEnd w:id="19"/>
+      <w:bookmarkEnd w:id="20"/>
     </w:p>
     <w:p>
       <w:pPr>
@@ -16317,7 +16317,7 @@
 </file>
 
 <file path=customXml/itemProps1.xml><?xml version="1.0" encoding="utf-8"?>
-<ds:datastoreItem xmlns:ds="http://schemas.openxmlformats.org/officeDocument/2006/customXml" ds:itemID="{0A23A4B5-A6EC-402A-AAC0-AB637F0A36B0}">
+<ds:datastoreItem xmlns:ds="http://schemas.openxmlformats.org/officeDocument/2006/customXml" ds:itemID="{8B2FFF61-4C95-409F-9EF1-CA4A2CFAD916}">
   <ds:schemaRefs>
     <ds:schemaRef ds:uri="http://schemas.openxmlformats.org/officeDocument/2006/bibliography"/>
   </ds:schemaRefs>
@@ -16325,7 +16325,7 @@
 </file>
 
 <file path=customXml/itemProps2.xml><?xml version="1.0" encoding="utf-8"?>
-<ds:datastoreItem xmlns:ds="http://schemas.openxmlformats.org/officeDocument/2006/customXml" ds:itemID="{8B2FFF61-4C95-409F-9EF1-CA4A2CFAD916}">
+<ds:datastoreItem xmlns:ds="http://schemas.openxmlformats.org/officeDocument/2006/customXml" ds:itemID="{0A23A4B5-A6EC-402A-AAC0-AB637F0A36B0}">
   <ds:schemaRefs>
     <ds:schemaRef ds:uri="http://schemas.openxmlformats.org/officeDocument/2006/bibliography"/>
   </ds:schemaRefs>
